--- a/src/reportextension/Layouts/OK Nueva Factura Venta.docx
+++ b/src/reportextension/Layouts/OK Nueva Factura Venta.docx
@@ -13576,7 +13576,9 @@
 <b:Sources xmlns:b="http://schemas.openxmlformats.org/officeDocument/2006/bibliography" xmlns="http://schemas.openxmlformats.org/officeDocument/2006/bibliography" SelectedStyle="\APASixthEditionOfficeOnline.xsl" StyleName="APA" Version="6"/>
 </file>
 
-<file path=customXml/item2.xml>��< ? x m l   v e r s i o n = " 1 . 0 "   e n c o d i n g = " u t f - 1 6 " ? > < N a v W o r d R e p o r t X m l P a r t   x m l n s = " u r n : m i c r o s o f t - d y n a m i c s - n a v / r e p o r t s / S t a n d a r d _ S a l e s _ I n v o i c e / 1 3 0 6 / " > +<file path=customXml/item2.xml>��< ? x m l   v e r s i o n = " 1 . 0 "   e n c o d i n g = " u t f - 1 6 " ? > + 
+ < N a v W o r d R e p o r t X m l P a r t   x m l n s = " u r n : m i c r o s o f t - d y n a m i c s - n a v / r e p o r t s / S t a n d a r d _ S a l e s _ I n v o i c e / 1 3 0 6 / " >   
      < H e a d e r >   
@@ -13656,7 +13658,7 @@
  
          < C o m p a n y P h o n e N o _ L b l > C o m p a n y P h o n e N o _ L b l < / C o m p a n y P h o n e N o _ L b l >   
-         < C o m p a n y P i c t u r e > C o m p a n y P i c t u r e < / C o m p a n y P i c t u r e > +         < C o m p a n y P i c t u r e   / >   
          < C o m p a n y R e g i s t r a t i o n N u m b e r > C o m p a n y R e g i s t r a t i o n N u m b e r < / C o m p a n y R e g i s t r a t i o n N u m b e r >   
@@ -14096,7 +14098,7 @@
  
          < P a y m e n t R e p o r t i n g A r g u m e n t >   
-             < P a y m e n t S e r v i c e L o g o > P a y m e n t S e r v i c e L o g o < / P a y m e n t S e r v i c e L o g o > +             < P a y m e n t S e r v i c e L o g o   / >   
              < P a y m e n t S e r v i c e L o g o _ U r l > P a y m e n t S e r v i c e L o g o _ U r l < / P a y m e n t S e r v i c e L o g o _ U r l >   

--- a/src/reportextension/Layouts/OK Nueva Factura Venta.docx
+++ b/src/reportextension/Layouts/OK Nueva Factura Venta.docx
@@ -1,6 +1,6 @@
 
 <file path=word/document.xml><?xml version="1.0" encoding="utf-8"?>
-<w:document xmlns:wpc="http://schemas.microsoft.com/office/word/2010/wordprocessingCanvas" xmlns:cx="http://schemas.microsoft.com/office/drawing/2014/chartex" xmlns:cx1="http://schemas.microsoft.com/office/drawing/2015/9/8/chartex" xmlns:cx2="http://schemas.microsoft.com/office/drawing/2015/10/21/chartex" xmlns:cx3="http://schemas.microsoft.com/office/drawing/2016/5/9/chartex" xmlns:cx4="http://schemas.microsoft.com/office/drawing/2016/5/10/chartex" xmlns:cx5="http://schemas.microsoft.com/office/drawing/2016/5/11/chartex" xmlns:cx6="http://schemas.microsoft.com/office/drawing/2016/5/12/chartex" xmlns:cx7="http://schemas.microsoft.com/office/drawing/2016/5/13/chartex" xmlns:cx8="http://schemas.microsoft.com/office/drawing/2016/5/14/chartex" xmlns:mc="http://schemas.openxmlformats.org/markup-compatibility/2006" xmlns:aink="http://schemas.microsoft.com/office/drawing/2016/ink" xmlns:am3d="http://schemas.microsoft.com/office/drawing/2017/model3d" xmlns:o="urn:schemas-microsoft-com:office:office" xmlns:oel="http://schemas.microsoft.com/office/2019/extlst" xmlns:r="http://schemas.openxmlformats.org/officeDocument/2006/relationships" xmlns:m="http://schemas.openxmlformats.org/officeDocument/2006/math" xmlns:v="urn:schemas-microsoft-com:vml" xmlns:wp14="http://schemas.microsoft.com/office/word/2010/wordprocessingDrawing" xmlns:wp="http://schemas.openxmlformats.org/drawingml/2006/wordprocessingDrawing" xmlns:w10="urn:schemas-microsoft-com:office:word" xmlns:w="http://schemas.openxmlformats.org/wordprocessingml/2006/main" xmlns:w14="http://schemas.microsoft.com/office/word/2010/wordml" xmlns:w15="http://schemas.microsoft.com/office/word/2012/wordml" xmlns:w16cex="http://schemas.microsoft.com/office/word/2018/wordml/cex" xmlns:w16cid="http://schemas.microsoft.com/office/word/2016/wordml/cid" xmlns:w16="http://schemas.microsoft.com/office/word/2018/wordml" xmlns:w16du="http://schemas.microsoft.com/office/word/2023/wordml/word16du" xmlns:w16sdtdh="http://schemas.microsoft.com/office/word/2020/wordml/sdtdatahash" xmlns:w16sdtfl="http://schemas.microsoft.com/office/word/2024/wordml/sdtformatlock" xmlns:w16se="http://schemas.microsoft.com/office/word/2015/wordml/symex" xmlns:wpg="http://schemas.microsoft.com/office/word/2010/wordprocessingGroup" xmlns:wpi="http://schemas.microsoft.com/office/word/2010/wordprocessingInk" xmlns:wne="http://schemas.microsoft.com/office/word/2006/wordml" xmlns:wps="http://schemas.microsoft.com/office/word/2010/wordprocessingShape" mc:Ignorable="w14 w15 w16se w16cid w16 w16cex w16sdtdh w16sdtfl w16du wp14">
+<w:document xmlns:wpc="http://schemas.microsoft.com/office/word/2010/wordprocessingCanvas" xmlns:cx="http://schemas.microsoft.com/office/drawing/2014/chartex" xmlns:cx1="http://schemas.microsoft.com/office/drawing/2015/9/8/chartex" xmlns:cx2="http://schemas.microsoft.com/office/drawing/2015/10/21/chartex" xmlns:cx3="http://schemas.microsoft.com/office/drawing/2016/5/9/chartex" xmlns:cx4="http://schemas.microsoft.com/office/drawing/2016/5/10/chartex" xmlns:cx5="http://schemas.microsoft.com/office/drawing/2016/5/11/chartex" xmlns:cx6="http://schemas.microsoft.com/office/drawing/2016/5/12/chartex" xmlns:cx7="http://schemas.microsoft.com/office/drawing/2016/5/13/chartex" xmlns:cx8="http://schemas.microsoft.com/office/drawing/2016/5/14/chartex" xmlns:mc="http://schemas.openxmlformats.org/markup-compatibility/2006" xmlns:aink="http://schemas.microsoft.com/office/drawing/2016/ink" xmlns:am3d="http://schemas.microsoft.com/office/drawing/2017/model3d" xmlns:o="urn:schemas-microsoft-com:office:office" xmlns:oel="http://schemas.microsoft.com/office/2019/extlst" xmlns:r="http://schemas.openxmlformats.org/officeDocument/2006/relationships" xmlns:m="http://schemas.openxmlformats.org/officeDocument/2006/math" xmlns:v="urn:schemas-microsoft-com:vml" xmlns:wp14="http://schemas.microsoft.com/office/word/2010/wordprocessingDrawing" xmlns:wp="http://schemas.openxmlformats.org/drawingml/2006/wordprocessingDrawing" xmlns:w10="urn:schemas-microsoft-com:office:word" xmlns:w="http://schemas.openxmlformats.org/wordprocessingml/2006/main" xmlns:w14="http://schemas.microsoft.com/office/word/2010/wordml" xmlns:w15="http://schemas.microsoft.com/office/word/2012/wordml" xmlns:w16cex="http://schemas.microsoft.com/office/word/2018/wordml/cex" xmlns:w16cid="http://schemas.microsoft.com/office/word/2016/wordml/cid" xmlns:w16="http://schemas.microsoft.com/office/word/2018/wordml" xmlns:w16sdtdh="http://schemas.microsoft.com/office/word/2020/wordml/sdtdatahash" xmlns:w16se="http://schemas.microsoft.com/office/word/2015/wordml/symex" xmlns:wpg="http://schemas.microsoft.com/office/word/2010/wordprocessingGroup" xmlns:wpi="http://schemas.microsoft.com/office/word/2010/wordprocessingInk" xmlns:wne="http://schemas.microsoft.com/office/word/2006/wordml" xmlns:wps="http://schemas.microsoft.com/office/word/2010/wordprocessingShape" mc:Ignorable="w14 w15 w16se w16cid w16 w16cex w16sdtdh wp14">
   <w:body>
     <w:tbl>
       <w:tblPr>
@@ -52,12 +52,13 @@
             <w:dataBinding w:prefixMappings="xmlns:ns0='urn:microsoft-dynamics-nav/reports/Standard_Sales_Invoice/1306/'" w:xpath="/ns0:NavWordReportXmlPart[1]/ns0:Header[1]/ns0:Line[1]/ns0:ItemNo_Line_Lbl[1]" w:storeItemID="{AF7A6226-6056-400F-ADDA-E1ADA7C08250}"/>
             <w:text/>
           </w:sdtPr>
+          <w:sdtEndPr/>
           <w:sdtContent>
             <w:tc>
               <w:tcPr>
                 <w:tcW w:w="1043" w:type="dxa"/>
                 <w:tcBorders>
-                  <w:bottom w:val="single" w:color="auto" w:sz="12" w:space="0"/>
+                  <w:bottom w:val="single" w:sz="12" w:space="0" w:color="auto"/>
                 </w:tcBorders>
                 <w:vAlign w:val="bottom"/>
               </w:tcPr>
@@ -96,13 +97,14 @@
             <w:dataBinding w:prefixMappings="xmlns:ns0='urn:microsoft-dynamics-nav/reports/Standard_Sales_Invoice/1306/'" w:xpath="/ns0:NavWordReportXmlPart[1]/ns0:Header[1]/ns0:Line[1]/ns0:Description_Line_Lbl[1]" w:storeItemID="{AF7A6226-6056-400F-ADDA-E1ADA7C08250}"/>
             <w:text/>
           </w:sdtPr>
+          <w:sdtEndPr/>
           <w:sdtContent>
             <w:tc>
               <w:tcPr>
                 <w:tcW w:w="3855" w:type="dxa"/>
                 <w:gridSpan w:val="4"/>
                 <w:tcBorders>
-                  <w:bottom w:val="single" w:color="auto" w:sz="12" w:space="0"/>
+                  <w:bottom w:val="single" w:sz="12" w:space="0" w:color="auto"/>
                 </w:tcBorders>
                 <w:vAlign w:val="bottom"/>
               </w:tcPr>
@@ -131,7 +133,7 @@
             <w:tcW w:w="1077" w:type="dxa"/>
             <w:gridSpan w:val="3"/>
             <w:tcBorders>
-              <w:bottom w:val="single" w:color="auto" w:sz="12" w:space="0"/>
+              <w:bottom w:val="single" w:sz="12" w:space="0" w:color="auto"/>
             </w:tcBorders>
           </w:tcPr>
           <w:p>
@@ -168,12 +170,13 @@
             <w:dataBinding w:prefixMappings="xmlns:ns0='urn:microsoft-dynamics-nav/reports/Standard_Sales_Invoice/1306/'" w:xpath="/ns0:NavWordReportXmlPart[1]/ns0:Header[1]/ns0:Line[1]/ns0:VATPct_Line_Lbl[1]" w:storeItemID="{AF7A6226-6056-400F-ADDA-E1ADA7C08250}"/>
             <w:text/>
           </w:sdtPr>
+          <w:sdtEndPr/>
           <w:sdtContent>
             <w:tc>
               <w:tcPr>
                 <w:tcW w:w="560" w:type="dxa"/>
                 <w:tcBorders>
-                  <w:bottom w:val="single" w:color="auto" w:sz="12" w:space="0"/>
+                  <w:bottom w:val="single" w:sz="12" w:space="0" w:color="auto"/>
                 </w:tcBorders>
                 <w:vAlign w:val="bottom"/>
               </w:tcPr>
@@ -202,7 +205,7 @@
           <w:tcPr>
             <w:tcW w:w="567" w:type="dxa"/>
             <w:tcBorders>
-              <w:bottom w:val="single" w:color="auto" w:sz="12" w:space="0"/>
+              <w:bottom w:val="single" w:sz="12" w:space="0" w:color="auto"/>
             </w:tcBorders>
             <w:vAlign w:val="bottom"/>
           </w:tcPr>
@@ -229,7 +232,7 @@
           <w:tcPr>
             <w:tcW w:w="624" w:type="dxa"/>
             <w:tcBorders>
-              <w:bottom w:val="single" w:color="auto" w:sz="12" w:space="0"/>
+              <w:bottom w:val="single" w:sz="12" w:space="0" w:color="auto"/>
             </w:tcBorders>
             <w:vAlign w:val="bottom"/>
           </w:tcPr>
@@ -255,7 +258,7 @@
           <w:tcPr>
             <w:tcW w:w="567" w:type="dxa"/>
             <w:tcBorders>
-              <w:bottom w:val="single" w:color="auto" w:sz="12" w:space="0"/>
+              <w:bottom w:val="single" w:sz="12" w:space="0" w:color="auto"/>
             </w:tcBorders>
             <w:vAlign w:val="bottom"/>
           </w:tcPr>
@@ -282,7 +285,7 @@
             <w:tcW w:w="833" w:type="dxa"/>
             <w:gridSpan w:val="2"/>
             <w:tcBorders>
-              <w:bottom w:val="single" w:color="auto" w:sz="12" w:space="0"/>
+              <w:bottom w:val="single" w:sz="12" w:space="0" w:color="auto"/>
             </w:tcBorders>
             <w:vAlign w:val="bottom"/>
           </w:tcPr>
@@ -310,7 +313,7 @@
             <w:tcW w:w="1134" w:type="dxa"/>
             <w:gridSpan w:val="2"/>
             <w:tcBorders>
-              <w:bottom w:val="single" w:color="auto" w:sz="12" w:space="0"/>
+              <w:bottom w:val="single" w:sz="12" w:space="0" w:color="auto"/>
             </w:tcBorders>
             <w:tcMar>
               <w:right w:w="0" w:type="dxa"/>
@@ -346,7 +349,7 @@
           <w:tcPr>
             <w:tcW w:w="1043" w:type="dxa"/>
             <w:tcBorders>
-              <w:top w:val="single" w:color="auto" w:sz="12" w:space="0"/>
+              <w:top w:val="single" w:sz="12" w:space="0" w:color="auto"/>
             </w:tcBorders>
           </w:tcPr>
           <w:p>
@@ -365,7 +368,7 @@
             <w:tcW w:w="3855" w:type="dxa"/>
             <w:gridSpan w:val="4"/>
             <w:tcBorders>
-              <w:top w:val="single" w:color="auto" w:sz="12" w:space="0"/>
+              <w:top w:val="single" w:sz="12" w:space="0" w:color="auto"/>
             </w:tcBorders>
           </w:tcPr>
           <w:p>
@@ -384,7 +387,7 @@
             <w:tcW w:w="1077" w:type="dxa"/>
             <w:gridSpan w:val="3"/>
             <w:tcBorders>
-              <w:top w:val="single" w:color="auto" w:sz="12" w:space="0"/>
+              <w:top w:val="single" w:sz="12" w:space="0" w:color="auto"/>
             </w:tcBorders>
           </w:tcPr>
           <w:p>
@@ -403,7 +406,7 @@
           <w:tcPr>
             <w:tcW w:w="560" w:type="dxa"/>
             <w:tcBorders>
-              <w:top w:val="single" w:color="auto" w:sz="12" w:space="0"/>
+              <w:top w:val="single" w:sz="12" w:space="0" w:color="auto"/>
             </w:tcBorders>
           </w:tcPr>
           <w:p>
@@ -422,7 +425,7 @@
           <w:tcPr>
             <w:tcW w:w="567" w:type="dxa"/>
             <w:tcBorders>
-              <w:top w:val="single" w:color="auto" w:sz="12" w:space="0"/>
+              <w:top w:val="single" w:sz="12" w:space="0" w:color="auto"/>
             </w:tcBorders>
           </w:tcPr>
           <w:p>
@@ -441,7 +444,7 @@
           <w:tcPr>
             <w:tcW w:w="624" w:type="dxa"/>
             <w:tcBorders>
-              <w:top w:val="single" w:color="auto" w:sz="12" w:space="0"/>
+              <w:top w:val="single" w:sz="12" w:space="0" w:color="auto"/>
             </w:tcBorders>
           </w:tcPr>
           <w:p>
@@ -460,7 +463,7 @@
           <w:tcPr>
             <w:tcW w:w="567" w:type="dxa"/>
             <w:tcBorders>
-              <w:top w:val="single" w:color="auto" w:sz="12" w:space="0"/>
+              <w:top w:val="single" w:sz="12" w:space="0" w:color="auto"/>
             </w:tcBorders>
           </w:tcPr>
           <w:p>
@@ -480,7 +483,7 @@
             <w:tcW w:w="833" w:type="dxa"/>
             <w:gridSpan w:val="2"/>
             <w:tcBorders>
-              <w:top w:val="single" w:color="auto" w:sz="12" w:space="0"/>
+              <w:top w:val="single" w:sz="12" w:space="0" w:color="auto"/>
             </w:tcBorders>
           </w:tcPr>
           <w:p>
@@ -500,7 +503,7 @@
             <w:tcW w:w="1134" w:type="dxa"/>
             <w:gridSpan w:val="2"/>
             <w:tcBorders>
-              <w:top w:val="single" w:color="auto" w:sz="12" w:space="0"/>
+              <w:top w:val="single" w:sz="12" w:space="0" w:color="auto"/>
             </w:tcBorders>
             <w:tcMar>
               <w:right w:w="0" w:type="dxa"/>
@@ -531,7 +534,7 @@
           <w:alias w:val="#Nav: /Header/Line"/>
           <w:tag w:val="#Nav: Standard_Sales_Invoice/1306"/>
           <w:id w:val="1327254768"/>
-          <w15:dataBinding w:prefixMappings="xmlns:ns0='urn:microsoft-dynamics-nav/reports/Standard_Sales_Invoice/1306/'" w:xpath="/ns0:NavWordReportXmlPart[1]/ns0:Header[1]/ns0:Line" w:storeItemID="{AF7A6226-6056-400F-ADDA-E1ADA7C08250}"/>
+          <w15:dataBinding w:prefixMappings="xmlns:ns0='urn:microsoft-dynamics-nav/reports/Standard_Sales_Invoice/1306/' " w:xpath="/ns0:NavWordReportXmlPart[1]/ns0:Header[1]/ns0:Line" w:storeItemID="{AF7A6226-6056-400F-ADDA-E1ADA7C08250}"/>
           <w15:repeatingSection/>
         </w:sdtPr>
         <w:sdtEndPr>
@@ -598,7 +601,6 @@
                       </w:tcPr>
                       <w:p>
                         <w:pPr>
-                          <w:spacing w:after="0"/>
                           <w:rPr>
                             <w:rFonts w:ascii="Century Gothic" w:hAnsi="Century Gothic" w:cstheme="minorHAnsi"/>
                             <w:sz w:val="14"/>
@@ -634,6 +636,7 @@
                     <w:dataBinding w:prefixMappings="xmlns:ns0='urn:microsoft-dynamics-nav/reports/Standard_Sales_Invoice/1306/'" w:xpath="/ns0:NavWordReportXmlPart[1]/ns0:Header[1]/ns0:Line[1]/ns0:Description_Line[1]" w:storeItemID="{AF7A6226-6056-400F-ADDA-E1ADA7C08250}"/>
                     <w:text/>
                   </w:sdtPr>
+                  <w:sdtEndPr/>
                   <w:sdtContent>
                     <w:tc>
                       <w:tcPr>
@@ -642,7 +645,6 @@
                       </w:tcPr>
                       <w:p>
                         <w:pPr>
-                          <w:spacing w:after="0"/>
                           <w:rPr>
                             <w:rFonts w:ascii="Century Gothic" w:hAnsi="Century Gothic" w:cstheme="minorHAnsi"/>
                             <w:sz w:val="14"/>
@@ -678,6 +680,7 @@
                     <w:dataBinding w:prefixMappings="xmlns:ns0='urn:microsoft-dynamics-nav/reports/Standard_Sales_Invoice/1306/'" w:xpath="/ns0:NavWordReportXmlPart[1]/ns0:Header[1]/ns0:Line[1]/ns0:Ean[1]" w:storeItemID="{AF7A6226-6056-400F-ADDA-E1ADA7C08250}"/>
                     <w:text/>
                   </w:sdtPr>
+                  <w:sdtEndPr/>
                   <w:sdtContent>
                     <w:tc>
                       <w:tcPr>
@@ -686,7 +689,6 @@
                       </w:tcPr>
                       <w:p>
                         <w:pPr>
-                          <w:spacing w:after="0"/>
                           <w:jc w:val="center"/>
                           <w:rPr>
                             <w:rFonts w:ascii="Century Gothic" w:hAnsi="Century Gothic" w:cstheme="minorHAnsi"/>
@@ -722,6 +724,7 @@
                     <w:dataBinding w:prefixMappings="xmlns:ns0='urn:microsoft-dynamics-nav/reports/Standard_Sales_Invoice/1306/'" w:xpath="/ns0:NavWordReportXmlPart[1]/ns0:Header[1]/ns0:Line[1]/ns0:VATPct_Line[1]" w:storeItemID="{AF7A6226-6056-400F-ADDA-E1ADA7C08250}"/>
                     <w:text/>
                   </w:sdtPr>
+                  <w:sdtEndPr/>
                   <w:sdtContent>
                     <w:tc>
                       <w:tcPr>
@@ -729,7 +732,6 @@
                       </w:tcPr>
                       <w:p>
                         <w:pPr>
-                          <w:spacing w:after="0"/>
                           <w:jc w:val="center"/>
                           <w:rPr>
                             <w:rFonts w:ascii="Century Gothic" w:hAnsi="Century Gothic" w:cstheme="minorHAnsi"/>
@@ -737,7 +739,6 @@
                             <w:szCs w:val="14"/>
                           </w:rPr>
                         </w:pPr>
-                        <w:proofErr w:type="spellStart"/>
                         <w:r>
                           <w:rPr>
                             <w:rFonts w:ascii="Century Gothic" w:hAnsi="Century Gothic" w:cstheme="minorHAnsi"/>
@@ -746,7 +747,6 @@
                           </w:rPr>
                           <w:t>VATPct_Line</w:t>
                         </w:r>
-                        <w:proofErr w:type="spellEnd"/>
                       </w:p>
                     </w:tc>
                   </w:sdtContent>
@@ -767,6 +767,7 @@
                     <w:dataBinding w:prefixMappings="xmlns:ns0='urn:microsoft-dynamics-nav/reports/Standard_Sales_Invoice/1306/'" w:xpath="/ns0:NavWordReportXmlPart[1]/ns0:Header[1]/ns0:Line[1]/ns0:Quantity_Line[1]" w:storeItemID="{AF7A6226-6056-400F-ADDA-E1ADA7C08250}"/>
                     <w:text/>
                   </w:sdtPr>
+                  <w:sdtEndPr/>
                   <w:sdtContent>
                     <w:tc>
                       <w:tcPr>
@@ -774,7 +775,6 @@
                       </w:tcPr>
                       <w:p>
                         <w:pPr>
-                          <w:spacing w:after="0"/>
                           <w:jc w:val="center"/>
                           <w:rPr>
                             <w:rFonts w:ascii="Century Gothic" w:hAnsi="Century Gothic" w:cstheme="minorHAnsi"/>
@@ -811,6 +811,7 @@
                     <w:dataBinding w:prefixMappings="xmlns:ns0='urn:microsoft-dynamics-nav/reports/Standard_Sales_Invoice/1306/'" w:xpath="/ns0:NavWordReportXmlPart[1]/ns0:Header[1]/ns0:Line[1]/ns0:Precio_base[1]" w:storeItemID="{AF7A6226-6056-400F-ADDA-E1ADA7C08250}"/>
                     <w:text/>
                   </w:sdtPr>
+                  <w:sdtEndPr/>
                   <w:sdtContent>
                     <w:tc>
                       <w:tcPr>
@@ -818,7 +819,6 @@
                       </w:tcPr>
                       <w:p>
                         <w:pPr>
-                          <w:spacing w:after="0"/>
                           <w:jc w:val="center"/>
                           <w:rPr>
                             <w:rFonts w:ascii="Century Gothic" w:hAnsi="Century Gothic" w:cstheme="minorHAnsi"/>
@@ -826,7 +826,6 @@
                             <w:szCs w:val="14"/>
                           </w:rPr>
                         </w:pPr>
-                        <w:proofErr w:type="spellStart"/>
                         <w:r>
                           <w:rPr>
                             <w:rFonts w:ascii="Century Gothic" w:hAnsi="Century Gothic" w:cstheme="minorHAnsi"/>
@@ -835,7 +834,6 @@
                           </w:rPr>
                           <w:t>Precio_base</w:t>
                         </w:r>
-                        <w:proofErr w:type="spellEnd"/>
                       </w:p>
                     </w:tc>
                   </w:sdtContent>
@@ -856,6 +854,7 @@
                     <w:dataBinding w:prefixMappings="xmlns:ns0='urn:microsoft-dynamics-nav/reports/Standard_Sales_Invoice/1306/'" w:xpath="/ns0:NavWordReportXmlPart[1]/ns0:Header[1]/ns0:Line[1]/ns0:Dto_2009[1]" w:storeItemID="{AF7A6226-6056-400F-ADDA-E1ADA7C08250}"/>
                     <w:text/>
                   </w:sdtPr>
+                  <w:sdtEndPr/>
                   <w:sdtContent>
                     <w:tc>
                       <w:tcPr>
@@ -863,7 +862,6 @@
                       </w:tcPr>
                       <w:p>
                         <w:pPr>
-                          <w:spacing w:after="0"/>
                           <w:jc w:val="center"/>
                           <w:rPr>
                             <w:rFonts w:ascii="Century Gothic" w:hAnsi="Century Gothic" w:cstheme="minorHAnsi"/>
@@ -899,6 +897,7 @@
                     <w:dataBinding w:prefixMappings="xmlns:ns0='urn:microsoft-dynamics-nav/reports/Standard_Sales_Invoice/1306/'" w:xpath="/ns0:NavWordReportXmlPart[1]/ns0:Header[1]/ns0:Line[1]/ns0:Precio_final[1]" w:storeItemID="{AF7A6226-6056-400F-ADDA-E1ADA7C08250}"/>
                     <w:text/>
                   </w:sdtPr>
+                  <w:sdtEndPr/>
                   <w:sdtContent>
                     <w:tc>
                       <w:tcPr>
@@ -907,7 +906,6 @@
                       </w:tcPr>
                       <w:p>
                         <w:pPr>
-                          <w:spacing w:after="0"/>
                           <w:jc w:val="center"/>
                           <w:rPr>
                             <w:rFonts w:ascii="Century Gothic" w:hAnsi="Century Gothic" w:cstheme="minorHAnsi"/>
@@ -915,7 +913,6 @@
                             <w:szCs w:val="14"/>
                           </w:rPr>
                         </w:pPr>
-                        <w:proofErr w:type="spellStart"/>
                         <w:r>
                           <w:rPr>
                             <w:rFonts w:ascii="Century Gothic" w:hAnsi="Century Gothic" w:cstheme="minorHAnsi"/>
@@ -924,7 +921,6 @@
                           </w:rPr>
                           <w:t>Precio_final</w:t>
                         </w:r>
-                        <w:proofErr w:type="spellEnd"/>
                       </w:p>
                     </w:tc>
                   </w:sdtContent>
@@ -936,14 +932,11 @@
                       <w:sz w:val="14"/>
                       <w:szCs w:val="14"/>
                     </w:rPr>
-                    <w:alias w:val="#Nav: /Header/Line/LineAmount_Line"/>
-                    <w:tag w:val="#Nav: Standard_Sales_Invoice/1306"/>
-                    <w:id w:val="-1829895906"/>
+                    <w:id w:val="-912466696"/>
                     <w:placeholder>
-                      <w:docPart w:val="1D08397C6AD844CEB4707D9BA2C30765"/>
+                      <w:docPart w:val="DefaultPlaceholder_-1854013440"/>
                     </w:placeholder>
-                    <w:dataBinding w:prefixMappings="xmlns:ns0='urn:microsoft-dynamics-nav/reports/Standard_Sales_Invoice/1306/'" w:xpath="/ns0:NavWordReportXmlPart[1]/ns0:Header[1]/ns0:Line[1]/ns0:LineAmount_Line[1]" w:storeItemID="{AF7A6226-6056-400F-ADDA-E1ADA7C08250}"/>
-                    <w:text/>
+                    <w15:dataBinding w:prefixMappings="xmlns:ns0='urn:microsoft-dynamics-nav/reports/Standard_Sales_Invoice/1306/' " w:xpath="/ns0:NavWordReportXmlPart[1]/ns0:Header[1]/ns0:Line[1]/ns0:AmountExcludingVAT_Line[1]" w:storeItemID="{AF7A6226-6056-400F-ADDA-E1ADA7C08250}" w16sdtdh:storeItemChecksum="xMUPtg=="/>
                   </w:sdtPr>
                   <w:sdtContent>
                     <w:tc>
@@ -956,7 +949,6 @@
                       </w:tcPr>
                       <w:p>
                         <w:pPr>
-                          <w:spacing w:after="0"/>
                           <w:jc w:val="right"/>
                           <w:rPr>
                             <w:rFonts w:ascii="Century Gothic" w:hAnsi="Century Gothic" w:cstheme="minorHAnsi"/>
@@ -969,9 +961,8 @@
                             <w:rFonts w:ascii="Century Gothic" w:hAnsi="Century Gothic" w:cstheme="minorHAnsi"/>
                             <w:sz w:val="14"/>
                             <w:szCs w:val="14"/>
-                            <w:lang w:val="da-DK"/>
                           </w:rPr>
-                          <w:t>LineAmount_Line</w:t>
+                          <w:t>AmountExcludingVAT_Line</w:t>
                         </w:r>
                       </w:p>
                     </w:tc>
@@ -994,7 +985,7 @@
           <w:alias w:val="#Nav: /Header/ReportTotalsLine"/>
           <w:tag w:val="#Nav: Standard_Sales_Invoice/1306"/>
           <w:id w:val="1981810996"/>
-          <w15:dataBinding w:prefixMappings="xmlns:ns0='urn:microsoft-dynamics-nav/reports/Standard_Sales_Invoice/1306/'" w:xpath="/ns0:NavWordReportXmlPart[1]/ns0:Header[1]/ns0:ReportTotalsLine" w:storeItemID="{AF7A6226-6056-400F-ADDA-E1ADA7C08250}"/>
+          <w15:dataBinding w:prefixMappings="xmlns:ns0='urn:microsoft-dynamics-nav/reports/Standard_Sales_Invoice/1306/' " w:xpath="/ns0:NavWordReportXmlPart[1]/ns0:Header[1]/ns0:ReportTotalsLine" w:storeItemID="{AF7A6226-6056-400F-ADDA-E1ADA7C08250}"/>
           <w15:repeatingSection/>
         </w:sdtPr>
         <w:sdtEndPr>
@@ -1146,6 +1137,7 @@
                     <w:dataBinding w:prefixMappings="xmlns:ns0='urn:microsoft-dynamics-nav/reports/Standard_Sales_Invoice/1306/'" w:xpath="/ns0:NavWordReportXmlPart[1]/ns0:Header[1]/ns0:ReportTotalsLine[1]/ns0:Description_ReportTotalsLine[1]" w:storeItemID="{AF7A6226-6056-400F-ADDA-E1ADA7C08250}"/>
                     <w:text/>
                   </w:sdtPr>
+                  <w:sdtEndPr/>
                   <w:sdtContent>
                     <w:tc>
                       <w:tcPr>
@@ -1197,6 +1189,7 @@
                     <w:dataBinding w:prefixMappings="xmlns:ns0='urn:microsoft-dynamics-nav/reports/Standard_Sales_Invoice/1306/'" w:xpath="/ns0:NavWordReportXmlPart[1]/ns0:Header[1]/ns0:ReportTotalsLine[1]/ns0:Amount_ReportTotalsLine[1]" w:storeItemID="{AF7A6226-6056-400F-ADDA-E1ADA7C08250}"/>
                     <w:text/>
                   </w:sdtPr>
+                  <w:sdtEndPr/>
                   <w:sdtContent>
                     <w:tc>
                       <w:tcPr>
@@ -1488,6 +1481,7 @@
             <w:dataBinding w:prefixMappings="xmlns:ns0='urn:microsoft-dynamics-nav/reports/Standard_Sales_Invoice/1306/'" w:xpath="/ns0:NavWordReportXmlPart[1]/ns0:Header[1]/ns0:Totals[1]/ns0:TotalAmountExclInclVATText[1]" w:storeItemID="{AF7A6226-6056-400F-ADDA-E1ADA7C08250}"/>
             <w:text/>
           </w:sdtPr>
+          <w:sdtEndPr/>
           <w:sdtContent>
             <w:tc>
               <w:tcPr>
@@ -1506,7 +1500,6 @@
                     <w:szCs w:val="14"/>
                   </w:rPr>
                 </w:pPr>
-                <w:proofErr w:type="spellStart"/>
                 <w:r>
                   <w:rPr>
                     <w:rFonts w:ascii="Century Gothic" w:hAnsi="Century Gothic" w:cstheme="minorHAnsi"/>
@@ -1517,7 +1510,6 @@
                   </w:rPr>
                   <w:t>TotalAmountExclInclVATText</w:t>
                 </w:r>
-                <w:proofErr w:type="spellEnd"/>
               </w:p>
             </w:tc>
           </w:sdtContent>
@@ -1539,6 +1531,7 @@
             <w:dataBinding w:prefixMappings="xmlns:ns0='urn:microsoft-dynamics-nav/reports/Standard_Sales_Invoice/1306/'" w:xpath="/ns0:NavWordReportXmlPart[1]/ns0:Header[1]/ns0:Totals[1]/ns0:TotalAmountExclInclVAT[1]" w:storeItemID="{AF7A6226-6056-400F-ADDA-E1ADA7C08250}"/>
             <w:text/>
           </w:sdtPr>
+          <w:sdtEndPr/>
           <w:sdtContent>
             <w:tc>
               <w:tcPr>
@@ -1559,7 +1552,6 @@
                     <w:szCs w:val="16"/>
                   </w:rPr>
                 </w:pPr>
-                <w:proofErr w:type="spellStart"/>
                 <w:r>
                   <w:rPr>
                     <w:rFonts w:ascii="Century Gothic" w:hAnsi="Century Gothic" w:cstheme="minorHAnsi"/>
@@ -1569,7 +1561,6 @@
                   </w:rPr>
                   <w:t>TotalAmountExclInclVAT</w:t>
                 </w:r>
-                <w:proofErr w:type="spellEnd"/>
               </w:p>
             </w:tc>
           </w:sdtContent>
@@ -1605,12 +1596,12 @@
         <w:tblStyle w:val="Tablaconcuadrcula"/>
         <w:tblW w:w="10170" w:type="dxa"/>
         <w:tblBorders>
-          <w:top w:val="none" w:color="auto" w:sz="0" w:space="0"/>
-          <w:left w:val="none" w:color="auto" w:sz="0" w:space="0"/>
-          <w:bottom w:val="none" w:color="auto" w:sz="0" w:space="0"/>
-          <w:right w:val="none" w:color="auto" w:sz="0" w:space="0"/>
-          <w:insideH w:val="none" w:color="auto" w:sz="0" w:space="0"/>
-          <w:insideV w:val="none" w:color="auto" w:sz="0" w:space="0"/>
+          <w:top w:val="none" w:sz="0" w:space="0" w:color="auto"/>
+          <w:left w:val="none" w:sz="0" w:space="0" w:color="auto"/>
+          <w:bottom w:val="none" w:sz="0" w:space="0" w:color="auto"/>
+          <w:right w:val="none" w:sz="0" w:space="0" w:color="auto"/>
+          <w:insideH w:val="none" w:sz="0" w:space="0" w:color="auto"/>
+          <w:insideV w:val="none" w:sz="0" w:space="0" w:color="auto"/>
         </w:tblBorders>
         <w:tblLayout w:type="fixed"/>
         <w:tblLook w:val="04A0" w:firstRow="1" w:lastRow="0" w:firstColumn="1" w:lastColumn="0" w:noHBand="0" w:noVBand="1"/>
@@ -1645,6 +1636,7 @@
             <w:dataBinding w:prefixMappings="xmlns:ns0='urn:microsoft-dynamics-nav/reports/Standard_Sales_Invoice/1306/'" w:xpath="/ns0:NavWordReportXmlPart[1]/ns0:Header[1]/ns0:VATAmountSpecification_Lbl[1]" w:storeItemID="{AF7A6226-6056-400F-ADDA-E1ADA7C08250}"/>
             <w:text/>
           </w:sdtPr>
+          <w:sdtEndPr/>
           <w:sdtContent>
             <w:tc>
               <w:tcPr>
@@ -1663,7 +1655,6 @@
                     <w:szCs w:val="18"/>
                   </w:rPr>
                 </w:pPr>
-                <w:proofErr w:type="spellStart"/>
                 <w:r>
                   <w:rPr>
                     <w:rFonts w:ascii="Century Gothic" w:hAnsi="Century Gothic"/>
@@ -1674,7 +1665,6 @@
                   </w:rPr>
                   <w:t>VATAmountSpecification_Lbl</w:t>
                 </w:r>
-                <w:proofErr w:type="spellEnd"/>
               </w:p>
             </w:tc>
           </w:sdtContent>
@@ -1702,12 +1692,13 @@
             <w:dataBinding w:prefixMappings="xmlns:ns0='urn:microsoft-dynamics-nav/reports/Standard_Sales_Invoice/1306/'" w:xpath="/ns0:NavWordReportXmlPart[1]/ns0:Header[1]/ns0:VATAmountLine[1]/ns0:VATIdentifier_VatAmountLine_Lbl[1]" w:storeItemID="{AF7A6226-6056-400F-ADDA-E1ADA7C08250}"/>
             <w:text/>
           </w:sdtPr>
+          <w:sdtEndPr/>
           <w:sdtContent>
             <w:tc>
               <w:tcPr>
                 <w:tcW w:w="1695" w:type="dxa"/>
                 <w:tcBorders>
-                  <w:bottom w:val="single" w:color="auto" w:sz="12" w:space="0"/>
+                  <w:bottom w:val="single" w:sz="12" w:space="0" w:color="auto"/>
                 </w:tcBorders>
               </w:tcPr>
               <w:p>
@@ -1723,7 +1714,6 @@
                     <w:szCs w:val="16"/>
                   </w:rPr>
                 </w:pPr>
-                <w:proofErr w:type="spellStart"/>
                 <w:r>
                   <w:rPr>
                     <w:rFonts w:ascii="Century Gothic" w:hAnsi="Century Gothic"/>
@@ -1734,7 +1724,6 @@
                   </w:rPr>
                   <w:t>VATIdentifier_VatAmountLine_Lbl</w:t>
                 </w:r>
-                <w:proofErr w:type="spellEnd"/>
               </w:p>
             </w:tc>
           </w:sdtContent>
@@ -1757,12 +1746,13 @@
             <w:dataBinding w:prefixMappings="xmlns:ns0='urn:microsoft-dynamics-nav/reports/Standard_Sales_Invoice/1306/'" w:xpath="/ns0:NavWordReportXmlPart[1]/ns0:Header[1]/ns0:VATAmountLine[1]/ns0:VATPct_VatAmountLine_Lbl[1]" w:storeItemID="{AF7A6226-6056-400F-ADDA-E1ADA7C08250}"/>
             <w:text/>
           </w:sdtPr>
+          <w:sdtEndPr/>
           <w:sdtContent>
             <w:tc>
               <w:tcPr>
                 <w:tcW w:w="1365" w:type="dxa"/>
                 <w:tcBorders>
-                  <w:bottom w:val="single" w:color="auto" w:sz="12" w:space="0"/>
+                  <w:bottom w:val="single" w:sz="12" w:space="0" w:color="auto"/>
                 </w:tcBorders>
               </w:tcPr>
               <w:p>
@@ -1778,7 +1768,6 @@
                     <w:szCs w:val="16"/>
                   </w:rPr>
                 </w:pPr>
-                <w:proofErr w:type="spellStart"/>
                 <w:r>
                   <w:rPr>
                     <w:rFonts w:ascii="Century Gothic" w:hAnsi="Century Gothic"/>
@@ -1789,7 +1778,6 @@
                   </w:rPr>
                   <w:t>VATPct_VatAmountLine_Lbl</w:t>
                 </w:r>
-                <w:proofErr w:type="spellEnd"/>
               </w:p>
             </w:tc>
           </w:sdtContent>
@@ -1812,12 +1800,13 @@
             <w:dataBinding w:prefixMappings="xmlns:ns0='urn:microsoft-dynamics-nav/reports/Standard_Sales_Invoice/1306/'" w:xpath="/ns0:NavWordReportXmlPart[1]/ns0:Header[1]/ns0:VATAmountLine[1]/ns0:VATBase_VatAmountLine_Lbl[1]" w:storeItemID="{AF7A6226-6056-400F-ADDA-E1ADA7C08250}"/>
             <w:text/>
           </w:sdtPr>
+          <w:sdtEndPr/>
           <w:sdtContent>
             <w:tc>
               <w:tcPr>
                 <w:tcW w:w="1800" w:type="dxa"/>
                 <w:tcBorders>
-                  <w:bottom w:val="single" w:color="auto" w:sz="12" w:space="0"/>
+                  <w:bottom w:val="single" w:sz="12" w:space="0" w:color="auto"/>
                 </w:tcBorders>
               </w:tcPr>
               <w:p>
@@ -1833,7 +1822,6 @@
                     <w:szCs w:val="16"/>
                   </w:rPr>
                 </w:pPr>
-                <w:proofErr w:type="spellStart"/>
                 <w:r>
                   <w:rPr>
                     <w:rFonts w:ascii="Century Gothic" w:hAnsi="Century Gothic"/>
@@ -1844,7 +1832,6 @@
                   </w:rPr>
                   <w:t>VATBase_VatAmountLine_Lbl</w:t>
                 </w:r>
-                <w:proofErr w:type="spellEnd"/>
               </w:p>
             </w:tc>
           </w:sdtContent>
@@ -1867,12 +1854,13 @@
             <w:dataBinding w:prefixMappings="xmlns:ns0='urn:microsoft-dynamics-nav/reports/Standard_Sales_Invoice/1306/'" w:xpath="/ns0:NavWordReportXmlPart[1]/ns0:Header[1]/ns0:VATAmountLine[1]/ns0:VATAmount_VatAmountLine_Lbl[1]" w:storeItemID="{AF7A6226-6056-400F-ADDA-E1ADA7C08250}"/>
             <w:text/>
           </w:sdtPr>
+          <w:sdtEndPr/>
           <w:sdtContent>
             <w:tc>
               <w:tcPr>
                 <w:tcW w:w="1800" w:type="dxa"/>
                 <w:tcBorders>
-                  <w:bottom w:val="single" w:color="auto" w:sz="12" w:space="0"/>
+                  <w:bottom w:val="single" w:sz="12" w:space="0" w:color="auto"/>
                 </w:tcBorders>
               </w:tcPr>
               <w:p>
@@ -1888,7 +1876,6 @@
                     <w:szCs w:val="16"/>
                   </w:rPr>
                 </w:pPr>
-                <w:proofErr w:type="spellStart"/>
                 <w:r>
                   <w:rPr>
                     <w:rFonts w:ascii="Century Gothic" w:hAnsi="Century Gothic"/>
@@ -1899,7 +1886,6 @@
                   </w:rPr>
                   <w:t>VATAmount_VatAmountLine_Lbl</w:t>
                 </w:r>
-                <w:proofErr w:type="spellEnd"/>
               </w:p>
             </w:tc>
           </w:sdtContent>
@@ -1922,12 +1908,13 @@
             <w:dataBinding w:prefixMappings="xmlns:ns0='urn:microsoft-dynamics-nav/reports/Standard_Sales_Invoice/1306/'" w:xpath="/ns0:NavWordReportXmlPart[1]/ns0:Header[1]/ns0:VATAmountLine[1]/ns0:ECPct_VatAmountLine_Lbl[1]" w:storeItemID="{AF7A6226-6056-400F-ADDA-E1ADA7C08250}"/>
             <w:text/>
           </w:sdtPr>
+          <w:sdtEndPr/>
           <w:sdtContent>
             <w:tc>
               <w:tcPr>
                 <w:tcW w:w="1710" w:type="dxa"/>
                 <w:tcBorders>
-                  <w:bottom w:val="single" w:color="auto" w:sz="12" w:space="0"/>
+                  <w:bottom w:val="single" w:sz="12" w:space="0" w:color="auto"/>
                 </w:tcBorders>
               </w:tcPr>
               <w:p>
@@ -1943,7 +1930,6 @@
                     <w:szCs w:val="16"/>
                   </w:rPr>
                 </w:pPr>
-                <w:proofErr w:type="spellStart"/>
                 <w:r>
                   <w:rPr>
                     <w:rFonts w:ascii="Century Gothic" w:hAnsi="Century Gothic"/>
@@ -1954,7 +1940,6 @@
                   </w:rPr>
                   <w:t>ECPct_VatAmountLine_Lbl</w:t>
                 </w:r>
-                <w:proofErr w:type="spellEnd"/>
               </w:p>
             </w:tc>
           </w:sdtContent>
@@ -1977,12 +1962,13 @@
             <w:dataBinding w:prefixMappings="xmlns:ns0='urn:microsoft-dynamics-nav/reports/Standard_Sales_Invoice/1306/'" w:xpath="/ns0:NavWordReportXmlPart[1]/ns0:Header[1]/ns0:VATAmountLine[1]/ns0:ECAmount_VatAmountLine_Lbl[1]" w:storeItemID="{AF7A6226-6056-400F-ADDA-E1ADA7C08250}"/>
             <w:text/>
           </w:sdtPr>
+          <w:sdtEndPr/>
           <w:sdtContent>
             <w:tc>
               <w:tcPr>
                 <w:tcW w:w="1800" w:type="dxa"/>
                 <w:tcBorders>
-                  <w:bottom w:val="single" w:color="auto" w:sz="12" w:space="0"/>
+                  <w:bottom w:val="single" w:sz="12" w:space="0" w:color="auto"/>
                 </w:tcBorders>
               </w:tcPr>
               <w:p>
@@ -1998,7 +1984,6 @@
                     <w:szCs w:val="16"/>
                   </w:rPr>
                 </w:pPr>
-                <w:proofErr w:type="spellStart"/>
                 <w:r>
                   <w:rPr>
                     <w:rFonts w:ascii="Century Gothic" w:hAnsi="Century Gothic"/>
@@ -2009,7 +1994,6 @@
                   </w:rPr>
                   <w:t>ECAmount_VatAmountLine_Lbl</w:t>
                 </w:r>
-                <w:proofErr w:type="spellEnd"/>
               </w:p>
             </w:tc>
           </w:sdtContent>
@@ -2025,9 +2009,10 @@
           <w:alias w:val="#Nav: /Header/VATAmountLine"/>
           <w:tag w:val="#Nav: Standard_Sales_Invoice/1306"/>
           <w:id w:val="595054573"/>
-          <w15:dataBinding w:prefixMappings="xmlns:ns0='urn:microsoft-dynamics-nav/reports/Standard_Sales_Invoice/1306/'" w:xpath="/ns0:NavWordReportXmlPart[1]/ns0:Header[1]/ns0:VATAmountLine" w:storeItemID="{AF7A6226-6056-400F-ADDA-E1ADA7C08250}"/>
+          <w15:dataBinding w:prefixMappings="xmlns:ns0='urn:microsoft-dynamics-nav/reports/Standard_Sales_Invoice/1306/' " w:xpath="/ns0:NavWordReportXmlPart[1]/ns0:Header[1]/ns0:VATAmountLine" w:storeItemID="{AF7A6226-6056-400F-ADDA-E1ADA7C08250}"/>
           <w15:repeatingSection/>
         </w:sdtPr>
+        <w:sdtEndPr/>
         <w:sdtContent>
           <w:sdt>
             <w:sdtPr>
@@ -2042,6 +2027,7 @@
               </w:placeholder>
               <w15:repeatingSectionItem/>
             </w:sdtPr>
+            <w:sdtEndPr/>
             <w:sdtContent>
               <w:tr>
                 <w:trPr>
@@ -2063,12 +2049,13 @@
                     <w:dataBinding w:prefixMappings="xmlns:ns0='urn:microsoft-dynamics-nav/reports/Standard_Sales_Invoice/1306/'" w:xpath="/ns0:NavWordReportXmlPart[1]/ns0:Header[1]/ns0:VATAmountLine[1]/ns0:VATIdentifier_VatAmountLine[1]" w:storeItemID="{AF7A6226-6056-400F-ADDA-E1ADA7C08250}"/>
                     <w:text/>
                   </w:sdtPr>
+                  <w:sdtEndPr/>
                   <w:sdtContent>
                     <w:tc>
                       <w:tcPr>
                         <w:tcW w:w="1695" w:type="dxa"/>
                         <w:tcBorders>
-                          <w:top w:val="single" w:color="auto" w:sz="12" w:space="0"/>
+                          <w:top w:val="single" w:sz="12" w:space="0" w:color="auto"/>
                         </w:tcBorders>
                       </w:tcPr>
                       <w:p>
@@ -2080,7 +2067,6 @@
                             <w:szCs w:val="16"/>
                           </w:rPr>
                         </w:pPr>
-                        <w:proofErr w:type="spellStart"/>
                         <w:r>
                           <w:rPr>
                             <w:rFonts w:ascii="Century Gothic" w:hAnsi="Century Gothic"/>
@@ -2089,7 +2075,6 @@
                           </w:rPr>
                           <w:t>VATIdentifier_VatAmountLine</w:t>
                         </w:r>
-                        <w:proofErr w:type="spellEnd"/>
                       </w:p>
                     </w:tc>
                   </w:sdtContent>
@@ -2110,12 +2095,13 @@
                     <w:dataBinding w:prefixMappings="xmlns:ns0='urn:microsoft-dynamics-nav/reports/Standard_Sales_Invoice/1306/'" w:xpath="/ns0:NavWordReportXmlPart[1]/ns0:Header[1]/ns0:VATAmountLine[1]/ns0:VATPct_VatAmountLine[1]" w:storeItemID="{AF7A6226-6056-400F-ADDA-E1ADA7C08250}"/>
                     <w:text/>
                   </w:sdtPr>
+                  <w:sdtEndPr/>
                   <w:sdtContent>
                     <w:tc>
                       <w:tcPr>
                         <w:tcW w:w="1365" w:type="dxa"/>
                         <w:tcBorders>
-                          <w:top w:val="single" w:color="auto" w:sz="12" w:space="0"/>
+                          <w:top w:val="single" w:sz="12" w:space="0" w:color="auto"/>
                         </w:tcBorders>
                       </w:tcPr>
                       <w:p>
@@ -2127,7 +2113,6 @@
                             <w:szCs w:val="16"/>
                           </w:rPr>
                         </w:pPr>
-                        <w:proofErr w:type="spellStart"/>
                         <w:r>
                           <w:rPr>
                             <w:rFonts w:ascii="Century Gothic" w:hAnsi="Century Gothic"/>
@@ -2136,7 +2121,6 @@
                           </w:rPr>
                           <w:t>VATPct_VatAmountLine</w:t>
                         </w:r>
-                        <w:proofErr w:type="spellEnd"/>
                       </w:p>
                     </w:tc>
                   </w:sdtContent>
@@ -2157,13 +2141,14 @@
                     <w:dataBinding w:prefixMappings="xmlns:ns0='urn:microsoft-dynamics-nav/reports/Standard_Sales_Invoice/1306/'" w:xpath="/ns0:NavWordReportXmlPart[1]/ns0:Header[1]/ns0:VATAmountLine[1]/ns0:VATBase_VatAmountLine[1]" w:storeItemID="{AF7A6226-6056-400F-ADDA-E1ADA7C08250}"/>
                     <w:text/>
                   </w:sdtPr>
+                  <w:sdtEndPr/>
                   <w:sdtContent>
                     <w:tc>
                       <w:tcPr>
                         <w:tcW w:w="1800" w:type="dxa"/>
                         <w:tcBorders>
-                          <w:top w:val="single" w:color="auto" w:sz="12" w:space="0"/>
-                          <w:bottom w:val="single" w:color="auto" w:sz="12" w:space="0"/>
+                          <w:top w:val="single" w:sz="12" w:space="0" w:color="auto"/>
+                          <w:bottom w:val="single" w:sz="12" w:space="0" w:color="auto"/>
                         </w:tcBorders>
                       </w:tcPr>
                       <w:p>
@@ -2175,7 +2160,6 @@
                             <w:szCs w:val="16"/>
                           </w:rPr>
                         </w:pPr>
-                        <w:proofErr w:type="spellStart"/>
                         <w:r>
                           <w:rPr>
                             <w:rFonts w:ascii="Century Gothic" w:hAnsi="Century Gothic"/>
@@ -2184,7 +2168,6 @@
                           </w:rPr>
                           <w:t>VATBase_VatAmountLine</w:t>
                         </w:r>
-                        <w:proofErr w:type="spellEnd"/>
                       </w:p>
                     </w:tc>
                   </w:sdtContent>
@@ -2205,13 +2188,14 @@
                     <w:dataBinding w:prefixMappings="xmlns:ns0='urn:microsoft-dynamics-nav/reports/Standard_Sales_Invoice/1306/'" w:xpath="/ns0:NavWordReportXmlPart[1]/ns0:Header[1]/ns0:VATAmountLine[1]/ns0:VATAmount_VatAmountLine[1]" w:storeItemID="{AF7A6226-6056-400F-ADDA-E1ADA7C08250}"/>
                     <w:text/>
                   </w:sdtPr>
+                  <w:sdtEndPr/>
                   <w:sdtContent>
                     <w:tc>
                       <w:tcPr>
                         <w:tcW w:w="1800" w:type="dxa"/>
                         <w:tcBorders>
-                          <w:top w:val="single" w:color="auto" w:sz="12" w:space="0"/>
-                          <w:bottom w:val="single" w:color="auto" w:sz="12" w:space="0"/>
+                          <w:top w:val="single" w:sz="12" w:space="0" w:color="auto"/>
+                          <w:bottom w:val="single" w:sz="12" w:space="0" w:color="auto"/>
                         </w:tcBorders>
                       </w:tcPr>
                       <w:p>
@@ -2223,7 +2207,6 @@
                             <w:szCs w:val="16"/>
                           </w:rPr>
                         </w:pPr>
-                        <w:proofErr w:type="spellStart"/>
                         <w:r>
                           <w:rPr>
                             <w:rFonts w:ascii="Century Gothic" w:hAnsi="Century Gothic"/>
@@ -2232,7 +2215,6 @@
                           </w:rPr>
                           <w:t>VATAmount_VatAmountLine</w:t>
                         </w:r>
-                        <w:proofErr w:type="spellEnd"/>
                       </w:p>
                     </w:tc>
                   </w:sdtContent>
@@ -2253,13 +2235,14 @@
                     <w:dataBinding w:prefixMappings="xmlns:ns0='urn:microsoft-dynamics-nav/reports/Standard_Sales_Invoice/1306/'" w:xpath="/ns0:NavWordReportXmlPart[1]/ns0:Header[1]/ns0:VATAmountLine[1]/ns0:ECPct_VatAmountLine[1]" w:storeItemID="{AF7A6226-6056-400F-ADDA-E1ADA7C08250}"/>
                     <w:text/>
                   </w:sdtPr>
+                  <w:sdtEndPr/>
                   <w:sdtContent>
                     <w:tc>
                       <w:tcPr>
                         <w:tcW w:w="1710" w:type="dxa"/>
                         <w:tcBorders>
-                          <w:top w:val="single" w:color="auto" w:sz="12" w:space="0"/>
-                          <w:bottom w:val="single" w:color="auto" w:sz="12" w:space="0"/>
+                          <w:top w:val="single" w:sz="12" w:space="0" w:color="auto"/>
+                          <w:bottom w:val="single" w:sz="12" w:space="0" w:color="auto"/>
                         </w:tcBorders>
                       </w:tcPr>
                       <w:p>
@@ -2271,7 +2254,6 @@
                             <w:szCs w:val="16"/>
                           </w:rPr>
                         </w:pPr>
-                        <w:proofErr w:type="spellStart"/>
                         <w:r>
                           <w:rPr>
                             <w:rFonts w:ascii="Century Gothic" w:hAnsi="Century Gothic"/>
@@ -2280,7 +2262,6 @@
                           </w:rPr>
                           <w:t>ECPct_VatAmountLine</w:t>
                         </w:r>
-                        <w:proofErr w:type="spellEnd"/>
                       </w:p>
                     </w:tc>
                   </w:sdtContent>
@@ -2301,13 +2282,14 @@
                     <w:dataBinding w:prefixMappings="xmlns:ns0='urn:microsoft-dynamics-nav/reports/Standard_Sales_Invoice/1306/'" w:xpath="/ns0:NavWordReportXmlPart[1]/ns0:Header[1]/ns0:VATAmountLine[1]/ns0:ECAmountLCY_VatAmountLine[1]" w:storeItemID="{AF7A6226-6056-400F-ADDA-E1ADA7C08250}"/>
                     <w:text/>
                   </w:sdtPr>
+                  <w:sdtEndPr/>
                   <w:sdtContent>
                     <w:tc>
                       <w:tcPr>
                         <w:tcW w:w="1800" w:type="dxa"/>
                         <w:tcBorders>
-                          <w:top w:val="single" w:color="auto" w:sz="12" w:space="0"/>
-                          <w:bottom w:val="single" w:color="auto" w:sz="12" w:space="0"/>
+                          <w:top w:val="single" w:sz="12" w:space="0" w:color="auto"/>
+                          <w:bottom w:val="single" w:sz="12" w:space="0" w:color="auto"/>
                         </w:tcBorders>
                       </w:tcPr>
                       <w:p>
@@ -2319,7 +2301,6 @@
                             <w:szCs w:val="16"/>
                           </w:rPr>
                         </w:pPr>
-                        <w:proofErr w:type="spellStart"/>
                         <w:r>
                           <w:rPr>
                             <w:rFonts w:ascii="Century Gothic" w:hAnsi="Century Gothic"/>
@@ -2328,7 +2309,6 @@
                           </w:rPr>
                           <w:t>ECAmountLCY_VatAmountLine</w:t>
                         </w:r>
-                        <w:proofErr w:type="spellEnd"/>
                       </w:p>
                     </w:tc>
                   </w:sdtContent>
@@ -2407,12 +2387,13 @@
             <w:dataBinding w:prefixMappings="xmlns:ns0='urn:microsoft-dynamics-nav/reports/Standard_Sales_Invoice/1306/'" w:xpath="/ns0:NavWordReportXmlPart[1]/ns0:Header[1]/ns0:Totals[1]/ns0:TotalVATBaseOnVATAmtLine[1]" w:storeItemID="{AF7A6226-6056-400F-ADDA-E1ADA7C08250}"/>
             <w:text/>
           </w:sdtPr>
+          <w:sdtEndPr/>
           <w:sdtContent>
             <w:tc>
               <w:tcPr>
                 <w:tcW w:w="1800" w:type="dxa"/>
                 <w:tcBorders>
-                  <w:top w:val="single" w:color="auto" w:sz="12" w:space="0"/>
+                  <w:top w:val="single" w:sz="12" w:space="0" w:color="auto"/>
                 </w:tcBorders>
               </w:tcPr>
               <w:p>
@@ -2428,7 +2409,6 @@
                     <w:szCs w:val="16"/>
                   </w:rPr>
                 </w:pPr>
-                <w:proofErr w:type="spellStart"/>
                 <w:r>
                   <w:rPr>
                     <w:rFonts w:ascii="Century Gothic" w:hAnsi="Century Gothic"/>
@@ -2439,7 +2419,6 @@
                   </w:rPr>
                   <w:t>TotalVATBaseOnVATAmtLine</w:t>
                 </w:r>
-                <w:proofErr w:type="spellEnd"/>
               </w:p>
             </w:tc>
           </w:sdtContent>
@@ -2462,12 +2441,13 @@
             <w:dataBinding w:prefixMappings="xmlns:ns0='urn:microsoft-dynamics-nav/reports/Standard_Sales_Invoice/1306/'" w:xpath="/ns0:NavWordReportXmlPart[1]/ns0:Header[1]/ns0:Totals[1]/ns0:TotalVATAmountOnVATAmtLine[1]" w:storeItemID="{AF7A6226-6056-400F-ADDA-E1ADA7C08250}"/>
             <w:text/>
           </w:sdtPr>
+          <w:sdtEndPr/>
           <w:sdtContent>
             <w:tc>
               <w:tcPr>
                 <w:tcW w:w="1800" w:type="dxa"/>
                 <w:tcBorders>
-                  <w:top w:val="single" w:color="auto" w:sz="12" w:space="0"/>
+                  <w:top w:val="single" w:sz="12" w:space="0" w:color="auto"/>
                 </w:tcBorders>
               </w:tcPr>
               <w:p>
@@ -2483,7 +2463,6 @@
                     <w:szCs w:val="16"/>
                   </w:rPr>
                 </w:pPr>
-                <w:proofErr w:type="spellStart"/>
                 <w:r>
                   <w:rPr>
                     <w:rFonts w:ascii="Century Gothic" w:hAnsi="Century Gothic"/>
@@ -2494,7 +2473,6 @@
                   </w:rPr>
                   <w:t>TotalVATAmountOnVATAmtLine</w:t>
                 </w:r>
-                <w:proofErr w:type="spellEnd"/>
               </w:p>
             </w:tc>
           </w:sdtContent>
@@ -2503,7 +2481,7 @@
           <w:tcPr>
             <w:tcW w:w="1710" w:type="dxa"/>
             <w:tcBorders>
-              <w:top w:val="single" w:color="auto" w:sz="12" w:space="0"/>
+              <w:top w:val="single" w:sz="12" w:space="0" w:color="auto"/>
             </w:tcBorders>
           </w:tcPr>
           <w:p>
@@ -2538,12 +2516,13 @@
             <w:dataBinding w:prefixMappings="xmlns:ns0='urn:microsoft-dynamics-nav/reports/Standard_Sales_Invoice/1306/'" w:xpath="/ns0:NavWordReportXmlPart[1]/ns0:Header[1]/ns0:Totals[1]/ns0:TotalECAmount[1]" w:storeItemID="{AF7A6226-6056-400F-ADDA-E1ADA7C08250}"/>
             <w:text/>
           </w:sdtPr>
+          <w:sdtEndPr/>
           <w:sdtContent>
             <w:tc>
               <w:tcPr>
                 <w:tcW w:w="1800" w:type="dxa"/>
                 <w:tcBorders>
-                  <w:top w:val="single" w:color="auto" w:sz="12" w:space="0"/>
+                  <w:top w:val="single" w:sz="12" w:space="0" w:color="auto"/>
                 </w:tcBorders>
               </w:tcPr>
               <w:p>
@@ -2559,7 +2538,6 @@
                     <w:szCs w:val="16"/>
                   </w:rPr>
                 </w:pPr>
-                <w:proofErr w:type="spellStart"/>
                 <w:r>
                   <w:rPr>
                     <w:rFonts w:ascii="Century Gothic" w:hAnsi="Century Gothic"/>
@@ -2570,7 +2548,6 @@
                   </w:rPr>
                   <w:t>TotalECAmount</w:t>
                 </w:r>
-                <w:proofErr w:type="spellEnd"/>
               </w:p>
             </w:tc>
           </w:sdtContent>
@@ -2602,7 +2579,7 @@
 </file>
 
 <file path=word/endnotes.xml><?xml version="1.0" encoding="utf-8"?>
-<w:endnotes xmlns:wpc="http://schemas.microsoft.com/office/word/2010/wordprocessingCanvas" xmlns:cx="http://schemas.microsoft.com/office/drawing/2014/chartex" xmlns:cx1="http://schemas.microsoft.com/office/drawing/2015/9/8/chartex" xmlns:cx2="http://schemas.microsoft.com/office/drawing/2015/10/21/chartex" xmlns:cx3="http://schemas.microsoft.com/office/drawing/2016/5/9/chartex" xmlns:cx4="http://schemas.microsoft.com/office/drawing/2016/5/10/chartex" xmlns:cx5="http://schemas.microsoft.com/office/drawing/2016/5/11/chartex" xmlns:cx6="http://schemas.microsoft.com/office/drawing/2016/5/12/chartex" xmlns:cx7="http://schemas.microsoft.com/office/drawing/2016/5/13/chartex" xmlns:cx8="http://schemas.microsoft.com/office/drawing/2016/5/14/chartex" xmlns:mc="http://schemas.openxmlformats.org/markup-compatibility/2006" xmlns:aink="http://schemas.microsoft.com/office/drawing/2016/ink" xmlns:am3d="http://schemas.microsoft.com/office/drawing/2017/model3d" xmlns:o="urn:schemas-microsoft-com:office:office" xmlns:oel="http://schemas.microsoft.com/office/2019/extlst" xmlns:r="http://schemas.openxmlformats.org/officeDocument/2006/relationships" xmlns:m="http://schemas.openxmlformats.org/officeDocument/2006/math" xmlns:v="urn:schemas-microsoft-com:vml" xmlns:wp14="http://schemas.microsoft.com/office/word/2010/wordprocessingDrawing" xmlns:wp="http://schemas.openxmlformats.org/drawingml/2006/wordprocessingDrawing" xmlns:w10="urn:schemas-microsoft-com:office:word" xmlns:w="http://schemas.openxmlformats.org/wordprocessingml/2006/main" xmlns:w14="http://schemas.microsoft.com/office/word/2010/wordml" xmlns:w15="http://schemas.microsoft.com/office/word/2012/wordml" xmlns:w16cex="http://schemas.microsoft.com/office/word/2018/wordml/cex" xmlns:w16cid="http://schemas.microsoft.com/office/word/2016/wordml/cid" xmlns:w16="http://schemas.microsoft.com/office/word/2018/wordml" xmlns:w16du="http://schemas.microsoft.com/office/word/2023/wordml/word16du" xmlns:w16sdtdh="http://schemas.microsoft.com/office/word/2020/wordml/sdtdatahash" xmlns:w16sdtfl="http://schemas.microsoft.com/office/word/2024/wordml/sdtformatlock" xmlns:w16se="http://schemas.microsoft.com/office/word/2015/wordml/symex" xmlns:wpg="http://schemas.microsoft.com/office/word/2010/wordprocessingGroup" xmlns:wpi="http://schemas.microsoft.com/office/word/2010/wordprocessingInk" xmlns:wne="http://schemas.microsoft.com/office/word/2006/wordml" xmlns:wps="http://schemas.microsoft.com/office/word/2010/wordprocessingShape" mc:Ignorable="w14 w15 w16se w16cid w16 w16cex w16sdtdh w16sdtfl w16du wp14">
+<w:endnotes xmlns:wpc="http://schemas.microsoft.com/office/word/2010/wordprocessingCanvas" xmlns:cx="http://schemas.microsoft.com/office/drawing/2014/chartex" xmlns:cx1="http://schemas.microsoft.com/office/drawing/2015/9/8/chartex" xmlns:cx2="http://schemas.microsoft.com/office/drawing/2015/10/21/chartex" xmlns:cx3="http://schemas.microsoft.com/office/drawing/2016/5/9/chartex" xmlns:cx4="http://schemas.microsoft.com/office/drawing/2016/5/10/chartex" xmlns:cx5="http://schemas.microsoft.com/office/drawing/2016/5/11/chartex" xmlns:cx6="http://schemas.microsoft.com/office/drawing/2016/5/12/chartex" xmlns:cx7="http://schemas.microsoft.com/office/drawing/2016/5/13/chartex" xmlns:cx8="http://schemas.microsoft.com/office/drawing/2016/5/14/chartex" xmlns:mc="http://schemas.openxmlformats.org/markup-compatibility/2006" xmlns:aink="http://schemas.microsoft.com/office/drawing/2016/ink" xmlns:am3d="http://schemas.microsoft.com/office/drawing/2017/model3d" xmlns:o="urn:schemas-microsoft-com:office:office" xmlns:oel="http://schemas.microsoft.com/office/2019/extlst" xmlns:r="http://schemas.openxmlformats.org/officeDocument/2006/relationships" xmlns:m="http://schemas.openxmlformats.org/officeDocument/2006/math" xmlns:v="urn:schemas-microsoft-com:vml" xmlns:wp14="http://schemas.microsoft.com/office/word/2010/wordprocessingDrawing" xmlns:wp="http://schemas.openxmlformats.org/drawingml/2006/wordprocessingDrawing" xmlns:w10="urn:schemas-microsoft-com:office:word" xmlns:w="http://schemas.openxmlformats.org/wordprocessingml/2006/main" xmlns:w14="http://schemas.microsoft.com/office/word/2010/wordml" xmlns:w15="http://schemas.microsoft.com/office/word/2012/wordml" xmlns:w16cex="http://schemas.microsoft.com/office/word/2018/wordml/cex" xmlns:w16cid="http://schemas.microsoft.com/office/word/2016/wordml/cid" xmlns:w16="http://schemas.microsoft.com/office/word/2018/wordml" xmlns:w16sdtdh="http://schemas.microsoft.com/office/word/2020/wordml/sdtdatahash" xmlns:w16se="http://schemas.microsoft.com/office/word/2015/wordml/symex" xmlns:wpg="http://schemas.microsoft.com/office/word/2010/wordprocessingGroup" xmlns:wpi="http://schemas.microsoft.com/office/word/2010/wordprocessingInk" xmlns:wne="http://schemas.microsoft.com/office/word/2006/wordml" xmlns:wps="http://schemas.microsoft.com/office/word/2010/wordprocessingShape" mc:Ignorable="w14 w15 w16se w16cid w16 w16cex w16sdtdh wp14">
   <w:endnote w:type="separator" w:id="-1">
     <w:p>
       <w:pPr>
@@ -2627,19 +2604,19 @@
 </file>
 
 <file path=word/footer1.xml><?xml version="1.0" encoding="utf-8"?>
-<w:ftr xmlns:a="http://schemas.openxmlformats.org/drawingml/2006/main" xmlns:pic="http://schemas.openxmlformats.org/drawingml/2006/picture" xmlns:a14="http://schemas.microsoft.com/office/drawing/2010/main" xmlns:wpc="http://schemas.microsoft.com/office/word/2010/wordprocessingCanvas" xmlns:cx="http://schemas.microsoft.com/office/drawing/2014/chartex" xmlns:cx1="http://schemas.microsoft.com/office/drawing/2015/9/8/chartex" xmlns:cx2="http://schemas.microsoft.com/office/drawing/2015/10/21/chartex" xmlns:cx3="http://schemas.microsoft.com/office/drawing/2016/5/9/chartex" xmlns:cx4="http://schemas.microsoft.com/office/drawing/2016/5/10/chartex" xmlns:cx5="http://schemas.microsoft.com/office/drawing/2016/5/11/chartex" xmlns:cx6="http://schemas.microsoft.com/office/drawing/2016/5/12/chartex" xmlns:cx7="http://schemas.microsoft.com/office/drawing/2016/5/13/chartex" xmlns:cx8="http://schemas.microsoft.com/office/drawing/2016/5/14/chartex" xmlns:mc="http://schemas.openxmlformats.org/markup-compatibility/2006" xmlns:aink="http://schemas.microsoft.com/office/drawing/2016/ink" xmlns:am3d="http://schemas.microsoft.com/office/drawing/2017/model3d" xmlns:o="urn:schemas-microsoft-com:office:office" xmlns:oel="http://schemas.microsoft.com/office/2019/extlst" xmlns:r="http://schemas.openxmlformats.org/officeDocument/2006/relationships" xmlns:m="http://schemas.openxmlformats.org/officeDocument/2006/math" xmlns:v="urn:schemas-microsoft-com:vml" xmlns:wp14="http://schemas.microsoft.com/office/word/2010/wordprocessingDrawing" xmlns:wp="http://schemas.openxmlformats.org/drawingml/2006/wordprocessingDrawing" xmlns:w10="urn:schemas-microsoft-com:office:word" xmlns:w="http://schemas.openxmlformats.org/wordprocessingml/2006/main" xmlns:w14="http://schemas.microsoft.com/office/word/2010/wordml" xmlns:w15="http://schemas.microsoft.com/office/word/2012/wordml" xmlns:w16cex="http://schemas.microsoft.com/office/word/2018/wordml/cex" xmlns:w16cid="http://schemas.microsoft.com/office/word/2016/wordml/cid" xmlns:w16="http://schemas.microsoft.com/office/word/2018/wordml" xmlns:w16du="http://schemas.microsoft.com/office/word/2023/wordml/word16du" xmlns:w16sdtdh="http://schemas.microsoft.com/office/word/2020/wordml/sdtdatahash" xmlns:w16sdtfl="http://schemas.microsoft.com/office/word/2024/wordml/sdtformatlock" xmlns:w16se="http://schemas.microsoft.com/office/word/2015/wordml/symex" xmlns:wpg="http://schemas.microsoft.com/office/word/2010/wordprocessingGroup" xmlns:wpi="http://schemas.microsoft.com/office/word/2010/wordprocessingInk" xmlns:wne="http://schemas.microsoft.com/office/word/2006/wordml" xmlns:wps="http://schemas.microsoft.com/office/word/2010/wordprocessingShape" mc:Ignorable="w14 w15 w16se w16cid w16 w16cex w16sdtdh w16sdtfl w16du wp14">
+<w:ftr xmlns:wpc="http://schemas.microsoft.com/office/word/2010/wordprocessingCanvas" xmlns:cx="http://schemas.microsoft.com/office/drawing/2014/chartex" xmlns:cx1="http://schemas.microsoft.com/office/drawing/2015/9/8/chartex" xmlns:cx2="http://schemas.microsoft.com/office/drawing/2015/10/21/chartex" xmlns:cx3="http://schemas.microsoft.com/office/drawing/2016/5/9/chartex" xmlns:cx4="http://schemas.microsoft.com/office/drawing/2016/5/10/chartex" xmlns:cx5="http://schemas.microsoft.com/office/drawing/2016/5/11/chartex" xmlns:cx6="http://schemas.microsoft.com/office/drawing/2016/5/12/chartex" xmlns:cx7="http://schemas.microsoft.com/office/drawing/2016/5/13/chartex" xmlns:cx8="http://schemas.microsoft.com/office/drawing/2016/5/14/chartex" xmlns:mc="http://schemas.openxmlformats.org/markup-compatibility/2006" xmlns:aink="http://schemas.microsoft.com/office/drawing/2016/ink" xmlns:am3d="http://schemas.microsoft.com/office/drawing/2017/model3d" xmlns:o="urn:schemas-microsoft-com:office:office" xmlns:oel="http://schemas.microsoft.com/office/2019/extlst" xmlns:r="http://schemas.openxmlformats.org/officeDocument/2006/relationships" xmlns:m="http://schemas.openxmlformats.org/officeDocument/2006/math" xmlns:v="urn:schemas-microsoft-com:vml" xmlns:wp14="http://schemas.microsoft.com/office/word/2010/wordprocessingDrawing" xmlns:wp="http://schemas.openxmlformats.org/drawingml/2006/wordprocessingDrawing" xmlns:w10="urn:schemas-microsoft-com:office:word" xmlns:w="http://schemas.openxmlformats.org/wordprocessingml/2006/main" xmlns:w14="http://schemas.microsoft.com/office/word/2010/wordml" xmlns:w15="http://schemas.microsoft.com/office/word/2012/wordml" xmlns:w16cex="http://schemas.microsoft.com/office/word/2018/wordml/cex" xmlns:w16cid="http://schemas.microsoft.com/office/word/2016/wordml/cid" xmlns:w16="http://schemas.microsoft.com/office/word/2018/wordml" xmlns:w16sdtdh="http://schemas.microsoft.com/office/word/2020/wordml/sdtdatahash" xmlns:w16se="http://schemas.microsoft.com/office/word/2015/wordml/symex" xmlns:wpg="http://schemas.microsoft.com/office/word/2010/wordprocessingGroup" xmlns:wpi="http://schemas.microsoft.com/office/word/2010/wordprocessingInk" xmlns:wne="http://schemas.microsoft.com/office/word/2006/wordml" xmlns:wps="http://schemas.microsoft.com/office/word/2010/wordprocessingShape" mc:Ignorable="w14 w15 w16se w16cid w16 w16cex w16sdtdh wp14">
   <w:tbl>
     <w:tblPr>
       <w:tblStyle w:val="Tablaconcuadrcula"/>
       <w:tblW w:w="5000" w:type="pct"/>
       <w:tblCellSpacing w:w="11" w:type="dxa"/>
       <w:tblBorders>
-        <w:top w:val="none" w:color="auto" w:sz="0" w:space="0"/>
-        <w:left w:val="none" w:color="auto" w:sz="0" w:space="0"/>
-        <w:bottom w:val="none" w:color="auto" w:sz="0" w:space="0"/>
-        <w:right w:val="none" w:color="auto" w:sz="0" w:space="0"/>
-        <w:insideH w:val="none" w:color="auto" w:sz="0" w:space="0"/>
-        <w:insideV w:val="none" w:color="auto" w:sz="0" w:space="0"/>
+        <w:top w:val="none" w:sz="0" w:space="0" w:color="auto"/>
+        <w:left w:val="none" w:sz="0" w:space="0" w:color="auto"/>
+        <w:bottom w:val="none" w:sz="0" w:space="0" w:color="auto"/>
+        <w:right w:val="none" w:sz="0" w:space="0" w:color="auto"/>
+        <w:insideH w:val="none" w:sz="0" w:space="0" w:color="auto"/>
+        <w:insideV w:val="none" w:sz="0" w:space="0" w:color="auto"/>
       </w:tblBorders>
       <w:tblCellMar>
         <w:left w:w="0" w:type="dxa"/>
@@ -2732,7 +2709,7 @@
 </file>
 
 <file path=word/footer2.xml><?xml version="1.0" encoding="utf-8"?>
-<w:ftr xmlns:a="http://schemas.openxmlformats.org/drawingml/2006/main" xmlns:pic="http://schemas.openxmlformats.org/drawingml/2006/picture" xmlns:a14="http://schemas.microsoft.com/office/drawing/2010/main" xmlns:wpc="http://schemas.microsoft.com/office/word/2010/wordprocessingCanvas" xmlns:cx="http://schemas.microsoft.com/office/drawing/2014/chartex" xmlns:cx1="http://schemas.microsoft.com/office/drawing/2015/9/8/chartex" xmlns:cx2="http://schemas.microsoft.com/office/drawing/2015/10/21/chartex" xmlns:cx3="http://schemas.microsoft.com/office/drawing/2016/5/9/chartex" xmlns:cx4="http://schemas.microsoft.com/office/drawing/2016/5/10/chartex" xmlns:cx5="http://schemas.microsoft.com/office/drawing/2016/5/11/chartex" xmlns:cx6="http://schemas.microsoft.com/office/drawing/2016/5/12/chartex" xmlns:cx7="http://schemas.microsoft.com/office/drawing/2016/5/13/chartex" xmlns:cx8="http://schemas.microsoft.com/office/drawing/2016/5/14/chartex" xmlns:mc="http://schemas.openxmlformats.org/markup-compatibility/2006" xmlns:aink="http://schemas.microsoft.com/office/drawing/2016/ink" xmlns:am3d="http://schemas.microsoft.com/office/drawing/2017/model3d" xmlns:o="urn:schemas-microsoft-com:office:office" xmlns:oel="http://schemas.microsoft.com/office/2019/extlst" xmlns:r="http://schemas.openxmlformats.org/officeDocument/2006/relationships" xmlns:m="http://schemas.openxmlformats.org/officeDocument/2006/math" xmlns:v="urn:schemas-microsoft-com:vml" xmlns:wp14="http://schemas.microsoft.com/office/word/2010/wordprocessingDrawing" xmlns:wp="http://schemas.openxmlformats.org/drawingml/2006/wordprocessingDrawing" xmlns:w10="urn:schemas-microsoft-com:office:word" xmlns:w="http://schemas.openxmlformats.org/wordprocessingml/2006/main" xmlns:w14="http://schemas.microsoft.com/office/word/2010/wordml" xmlns:w15="http://schemas.microsoft.com/office/word/2012/wordml" xmlns:w16cex="http://schemas.microsoft.com/office/word/2018/wordml/cex" xmlns:w16cid="http://schemas.microsoft.com/office/word/2016/wordml/cid" xmlns:w16="http://schemas.microsoft.com/office/word/2018/wordml" xmlns:w16du="http://schemas.microsoft.com/office/word/2023/wordml/word16du" xmlns:w16sdtdh="http://schemas.microsoft.com/office/word/2020/wordml/sdtdatahash" xmlns:w16sdtfl="http://schemas.microsoft.com/office/word/2024/wordml/sdtformatlock" xmlns:w16se="http://schemas.microsoft.com/office/word/2015/wordml/symex" xmlns:wpg="http://schemas.microsoft.com/office/word/2010/wordprocessingGroup" xmlns:wpi="http://schemas.microsoft.com/office/word/2010/wordprocessingInk" xmlns:wne="http://schemas.microsoft.com/office/word/2006/wordml" xmlns:wps="http://schemas.microsoft.com/office/word/2010/wordprocessingShape" mc:Ignorable="w14 w15 w16se w16cid w16 w16cex w16sdtdh w16sdtfl w16du wp14">
+<w:ftr xmlns:wpc="http://schemas.microsoft.com/office/word/2010/wordprocessingCanvas" xmlns:cx="http://schemas.microsoft.com/office/drawing/2014/chartex" xmlns:cx1="http://schemas.microsoft.com/office/drawing/2015/9/8/chartex" xmlns:cx2="http://schemas.microsoft.com/office/drawing/2015/10/21/chartex" xmlns:cx3="http://schemas.microsoft.com/office/drawing/2016/5/9/chartex" xmlns:cx4="http://schemas.microsoft.com/office/drawing/2016/5/10/chartex" xmlns:cx5="http://schemas.microsoft.com/office/drawing/2016/5/11/chartex" xmlns:cx6="http://schemas.microsoft.com/office/drawing/2016/5/12/chartex" xmlns:cx7="http://schemas.microsoft.com/office/drawing/2016/5/13/chartex" xmlns:cx8="http://schemas.microsoft.com/office/drawing/2016/5/14/chartex" xmlns:mc="http://schemas.openxmlformats.org/markup-compatibility/2006" xmlns:aink="http://schemas.microsoft.com/office/drawing/2016/ink" xmlns:am3d="http://schemas.microsoft.com/office/drawing/2017/model3d" xmlns:o="urn:schemas-microsoft-com:office:office" xmlns:oel="http://schemas.microsoft.com/office/2019/extlst" xmlns:r="http://schemas.openxmlformats.org/officeDocument/2006/relationships" xmlns:m="http://schemas.openxmlformats.org/officeDocument/2006/math" xmlns:v="urn:schemas-microsoft-com:vml" xmlns:wp14="http://schemas.microsoft.com/office/word/2010/wordprocessingDrawing" xmlns:wp="http://schemas.openxmlformats.org/drawingml/2006/wordprocessingDrawing" xmlns:w10="urn:schemas-microsoft-com:office:word" xmlns:w="http://schemas.openxmlformats.org/wordprocessingml/2006/main" xmlns:w14="http://schemas.microsoft.com/office/word/2010/wordml" xmlns:w15="http://schemas.microsoft.com/office/word/2012/wordml" xmlns:w16cex="http://schemas.microsoft.com/office/word/2018/wordml/cex" xmlns:w16cid="http://schemas.microsoft.com/office/word/2016/wordml/cid" xmlns:w16="http://schemas.microsoft.com/office/word/2018/wordml" xmlns:w16sdtdh="http://schemas.microsoft.com/office/word/2020/wordml/sdtdatahash" xmlns:w16se="http://schemas.microsoft.com/office/word/2015/wordml/symex" xmlns:wpg="http://schemas.microsoft.com/office/word/2010/wordprocessingGroup" xmlns:wpi="http://schemas.microsoft.com/office/word/2010/wordprocessingInk" xmlns:wne="http://schemas.microsoft.com/office/word/2006/wordml" xmlns:wps="http://schemas.microsoft.com/office/word/2010/wordprocessingShape" mc:Ignorable="w14 w15 w16se w16cid w16 w16cex w16sdtdh wp14">
   <w:p>
     <w:pPr>
       <w:pStyle w:val="Piedepgina"/>
@@ -2802,7 +2779,7 @@
 </file>
 
 <file path=word/footnotes.xml><?xml version="1.0" encoding="utf-8"?>
-<w:footnotes xmlns:wpc="http://schemas.microsoft.com/office/word/2010/wordprocessingCanvas" xmlns:cx="http://schemas.microsoft.com/office/drawing/2014/chartex" xmlns:cx1="http://schemas.microsoft.com/office/drawing/2015/9/8/chartex" xmlns:cx2="http://schemas.microsoft.com/office/drawing/2015/10/21/chartex" xmlns:cx3="http://schemas.microsoft.com/office/drawing/2016/5/9/chartex" xmlns:cx4="http://schemas.microsoft.com/office/drawing/2016/5/10/chartex" xmlns:cx5="http://schemas.microsoft.com/office/drawing/2016/5/11/chartex" xmlns:cx6="http://schemas.microsoft.com/office/drawing/2016/5/12/chartex" xmlns:cx7="http://schemas.microsoft.com/office/drawing/2016/5/13/chartex" xmlns:cx8="http://schemas.microsoft.com/office/drawing/2016/5/14/chartex" xmlns:mc="http://schemas.openxmlformats.org/markup-compatibility/2006" xmlns:aink="http://schemas.microsoft.com/office/drawing/2016/ink" xmlns:am3d="http://schemas.microsoft.com/office/drawing/2017/model3d" xmlns:o="urn:schemas-microsoft-com:office:office" xmlns:oel="http://schemas.microsoft.com/office/2019/extlst" xmlns:r="http://schemas.openxmlformats.org/officeDocument/2006/relationships" xmlns:m="http://schemas.openxmlformats.org/officeDocument/2006/math" xmlns:v="urn:schemas-microsoft-com:vml" xmlns:wp14="http://schemas.microsoft.com/office/word/2010/wordprocessingDrawing" xmlns:wp="http://schemas.openxmlformats.org/drawingml/2006/wordprocessingDrawing" xmlns:w10="urn:schemas-microsoft-com:office:word" xmlns:w="http://schemas.openxmlformats.org/wordprocessingml/2006/main" xmlns:w14="http://schemas.microsoft.com/office/word/2010/wordml" xmlns:w15="http://schemas.microsoft.com/office/word/2012/wordml" xmlns:w16cex="http://schemas.microsoft.com/office/word/2018/wordml/cex" xmlns:w16cid="http://schemas.microsoft.com/office/word/2016/wordml/cid" xmlns:w16="http://schemas.microsoft.com/office/word/2018/wordml" xmlns:w16du="http://schemas.microsoft.com/office/word/2023/wordml/word16du" xmlns:w16sdtdh="http://schemas.microsoft.com/office/word/2020/wordml/sdtdatahash" xmlns:w16sdtfl="http://schemas.microsoft.com/office/word/2024/wordml/sdtformatlock" xmlns:w16se="http://schemas.microsoft.com/office/word/2015/wordml/symex" xmlns:wpg="http://schemas.microsoft.com/office/word/2010/wordprocessingGroup" xmlns:wpi="http://schemas.microsoft.com/office/word/2010/wordprocessingInk" xmlns:wne="http://schemas.microsoft.com/office/word/2006/wordml" xmlns:wps="http://schemas.microsoft.com/office/word/2010/wordprocessingShape" mc:Ignorable="w14 w15 w16se w16cid w16 w16cex w16sdtdh w16sdtfl w16du wp14">
+<w:footnotes xmlns:wpc="http://schemas.microsoft.com/office/word/2010/wordprocessingCanvas" xmlns:cx="http://schemas.microsoft.com/office/drawing/2014/chartex" xmlns:cx1="http://schemas.microsoft.com/office/drawing/2015/9/8/chartex" xmlns:cx2="http://schemas.microsoft.com/office/drawing/2015/10/21/chartex" xmlns:cx3="http://schemas.microsoft.com/office/drawing/2016/5/9/chartex" xmlns:cx4="http://schemas.microsoft.com/office/drawing/2016/5/10/chartex" xmlns:cx5="http://schemas.microsoft.com/office/drawing/2016/5/11/chartex" xmlns:cx6="http://schemas.microsoft.com/office/drawing/2016/5/12/chartex" xmlns:cx7="http://schemas.microsoft.com/office/drawing/2016/5/13/chartex" xmlns:cx8="http://schemas.microsoft.com/office/drawing/2016/5/14/chartex" xmlns:mc="http://schemas.openxmlformats.org/markup-compatibility/2006" xmlns:aink="http://schemas.microsoft.com/office/drawing/2016/ink" xmlns:am3d="http://schemas.microsoft.com/office/drawing/2017/model3d" xmlns:o="urn:schemas-microsoft-com:office:office" xmlns:oel="http://schemas.microsoft.com/office/2019/extlst" xmlns:r="http://schemas.openxmlformats.org/officeDocument/2006/relationships" xmlns:m="http://schemas.openxmlformats.org/officeDocument/2006/math" xmlns:v="urn:schemas-microsoft-com:vml" xmlns:wp14="http://schemas.microsoft.com/office/word/2010/wordprocessingDrawing" xmlns:wp="http://schemas.openxmlformats.org/drawingml/2006/wordprocessingDrawing" xmlns:w10="urn:schemas-microsoft-com:office:word" xmlns:w="http://schemas.openxmlformats.org/wordprocessingml/2006/main" xmlns:w14="http://schemas.microsoft.com/office/word/2010/wordml" xmlns:w15="http://schemas.microsoft.com/office/word/2012/wordml" xmlns:w16cex="http://schemas.microsoft.com/office/word/2018/wordml/cex" xmlns:w16cid="http://schemas.microsoft.com/office/word/2016/wordml/cid" xmlns:w16="http://schemas.microsoft.com/office/word/2018/wordml" xmlns:w16sdtdh="http://schemas.microsoft.com/office/word/2020/wordml/sdtdatahash" xmlns:w16se="http://schemas.microsoft.com/office/word/2015/wordml/symex" xmlns:wpg="http://schemas.microsoft.com/office/word/2010/wordprocessingGroup" xmlns:wpi="http://schemas.microsoft.com/office/word/2010/wordprocessingInk" xmlns:wne="http://schemas.microsoft.com/office/word/2006/wordml" xmlns:wps="http://schemas.microsoft.com/office/word/2010/wordprocessingShape" mc:Ignorable="w14 w15 w16se w16cid w16 w16cex w16sdtdh wp14">
   <w:footnote w:type="separator" w:id="-1">
     <w:p>
       <w:pPr>
@@ -2827,14 +2804,14 @@
 </file>
 
 <file path=word/header1.xml><?xml version="1.0" encoding="utf-8"?>
-<w:hdr xmlns:a="http://schemas.openxmlformats.org/drawingml/2006/main" xmlns:pic="http://schemas.openxmlformats.org/drawingml/2006/picture" xmlns:a14="http://schemas.microsoft.com/office/drawing/2010/main" xmlns:wpc="http://schemas.microsoft.com/office/word/2010/wordprocessingCanvas" xmlns:cx="http://schemas.microsoft.com/office/drawing/2014/chartex" xmlns:cx1="http://schemas.microsoft.com/office/drawing/2015/9/8/chartex" xmlns:cx2="http://schemas.microsoft.com/office/drawing/2015/10/21/chartex" xmlns:cx3="http://schemas.microsoft.com/office/drawing/2016/5/9/chartex" xmlns:cx4="http://schemas.microsoft.com/office/drawing/2016/5/10/chartex" xmlns:cx5="http://schemas.microsoft.com/office/drawing/2016/5/11/chartex" xmlns:cx6="http://schemas.microsoft.com/office/drawing/2016/5/12/chartex" xmlns:cx7="http://schemas.microsoft.com/office/drawing/2016/5/13/chartex" xmlns:cx8="http://schemas.microsoft.com/office/drawing/2016/5/14/chartex" xmlns:mc="http://schemas.openxmlformats.org/markup-compatibility/2006" xmlns:aink="http://schemas.microsoft.com/office/drawing/2016/ink" xmlns:am3d="http://schemas.microsoft.com/office/drawing/2017/model3d" xmlns:o="urn:schemas-microsoft-com:office:office" xmlns:oel="http://schemas.microsoft.com/office/2019/extlst" xmlns:r="http://schemas.openxmlformats.org/officeDocument/2006/relationships" xmlns:m="http://schemas.openxmlformats.org/officeDocument/2006/math" xmlns:v="urn:schemas-microsoft-com:vml" xmlns:wp14="http://schemas.microsoft.com/office/word/2010/wordprocessingDrawing" xmlns:wp="http://schemas.openxmlformats.org/drawingml/2006/wordprocessingDrawing" xmlns:w10="urn:schemas-microsoft-com:office:word" xmlns:w="http://schemas.openxmlformats.org/wordprocessingml/2006/main" xmlns:w14="http://schemas.microsoft.com/office/word/2010/wordml" xmlns:w15="http://schemas.microsoft.com/office/word/2012/wordml" xmlns:w16cex="http://schemas.microsoft.com/office/word/2018/wordml/cex" xmlns:w16cid="http://schemas.microsoft.com/office/word/2016/wordml/cid" xmlns:w16="http://schemas.microsoft.com/office/word/2018/wordml" xmlns:w16du="http://schemas.microsoft.com/office/word/2023/wordml/word16du" xmlns:w16sdtdh="http://schemas.microsoft.com/office/word/2020/wordml/sdtdatahash" xmlns:w16sdtfl="http://schemas.microsoft.com/office/word/2024/wordml/sdtformatlock" xmlns:w16se="http://schemas.microsoft.com/office/word/2015/wordml/symex" xmlns:wpg="http://schemas.microsoft.com/office/word/2010/wordprocessingGroup" xmlns:wpi="http://schemas.microsoft.com/office/word/2010/wordprocessingInk" xmlns:wne="http://schemas.microsoft.com/office/word/2006/wordml" xmlns:wps="http://schemas.microsoft.com/office/word/2010/wordprocessingShape" mc:Ignorable="w14 w15 w16se w16cid w16 w16cex w16sdtdh w16sdtfl w16du wp14">
+<w:hdr xmlns:wpc="http://schemas.microsoft.com/office/word/2010/wordprocessingCanvas" xmlns:cx="http://schemas.microsoft.com/office/drawing/2014/chartex" xmlns:cx1="http://schemas.microsoft.com/office/drawing/2015/9/8/chartex" xmlns:cx2="http://schemas.microsoft.com/office/drawing/2015/10/21/chartex" xmlns:cx3="http://schemas.microsoft.com/office/drawing/2016/5/9/chartex" xmlns:cx4="http://schemas.microsoft.com/office/drawing/2016/5/10/chartex" xmlns:cx5="http://schemas.microsoft.com/office/drawing/2016/5/11/chartex" xmlns:cx6="http://schemas.microsoft.com/office/drawing/2016/5/12/chartex" xmlns:cx7="http://schemas.microsoft.com/office/drawing/2016/5/13/chartex" xmlns:cx8="http://schemas.microsoft.com/office/drawing/2016/5/14/chartex" xmlns:mc="http://schemas.openxmlformats.org/markup-compatibility/2006" xmlns:aink="http://schemas.microsoft.com/office/drawing/2016/ink" xmlns:am3d="http://schemas.microsoft.com/office/drawing/2017/model3d" xmlns:o="urn:schemas-microsoft-com:office:office" xmlns:oel="http://schemas.microsoft.com/office/2019/extlst" xmlns:r="http://schemas.openxmlformats.org/officeDocument/2006/relationships" xmlns:m="http://schemas.openxmlformats.org/officeDocument/2006/math" xmlns:v="urn:schemas-microsoft-com:vml" xmlns:wp14="http://schemas.microsoft.com/office/word/2010/wordprocessingDrawing" xmlns:wp="http://schemas.openxmlformats.org/drawingml/2006/wordprocessingDrawing" xmlns:w10="urn:schemas-microsoft-com:office:word" xmlns:w="http://schemas.openxmlformats.org/wordprocessingml/2006/main" xmlns:w14="http://schemas.microsoft.com/office/word/2010/wordml" xmlns:w15="http://schemas.microsoft.com/office/word/2012/wordml" xmlns:w16cex="http://schemas.microsoft.com/office/word/2018/wordml/cex" xmlns:w16cid="http://schemas.microsoft.com/office/word/2016/wordml/cid" xmlns:w16="http://schemas.microsoft.com/office/word/2018/wordml" xmlns:w16sdtdh="http://schemas.microsoft.com/office/word/2020/wordml/sdtdatahash" xmlns:w16se="http://schemas.microsoft.com/office/word/2015/wordml/symex" xmlns:wpg="http://schemas.microsoft.com/office/word/2010/wordprocessingGroup" xmlns:wpi="http://schemas.microsoft.com/office/word/2010/wordprocessingInk" xmlns:wne="http://schemas.microsoft.com/office/word/2006/wordml" xmlns:wps="http://schemas.microsoft.com/office/word/2010/wordprocessingShape" mc:Ignorable="w14 w15 w16se w16cid w16 w16cex w16sdtdh wp14">
   <w:p>
     <w:r>
       <w:rPr>
         <w:noProof/>
       </w:rPr>
       <w:drawing>
-        <wp:anchor distT="0" distB="0" distL="114300" distR="114300" simplePos="0" relativeHeight="251661312" behindDoc="0" locked="0" layoutInCell="1" allowOverlap="1" wp14:editId="226BFAA1" wp14:anchorId="70525AA2">
+        <wp:anchor distT="0" distB="0" distL="114300" distR="114300" simplePos="0" relativeHeight="251661312" behindDoc="0" locked="0" layoutInCell="1" allowOverlap="1" wp14:anchorId="70525AA2" wp14:editId="226BFAA1">
           <wp:simplePos x="0" y="0"/>
           <wp:positionH relativeFrom="margin">
             <wp:align>right</wp:align>
@@ -2900,6 +2877,7 @@
         <w:dataBinding w:prefixMappings="xmlns:ns0='urn:microsoft-dynamics-nav/reports/Standard_Sales_Invoice/1306/'" w:xpath="/ns0:NavWordReportXmlPart[1]/ns0:Header[1]/ns0:CompanyPicture[1]" w:storeItemID="{AF7A6226-6056-400F-ADDA-E1ADA7C08250}"/>
         <w:picture/>
       </w:sdtPr>
+      <w:sdtEndPr/>
       <w:sdtContent>
         <w:r>
           <w:rPr>
@@ -2949,12 +2927,12 @@
       <w:tblStyle w:val="Tablaconcuadrcula"/>
       <w:tblW w:w="0" w:type="auto"/>
       <w:tblBorders>
-        <w:top w:val="none" w:color="auto" w:sz="0" w:space="0"/>
-        <w:left w:val="none" w:color="auto" w:sz="0" w:space="0"/>
-        <w:bottom w:val="none" w:color="auto" w:sz="0" w:space="0"/>
-        <w:right w:val="none" w:color="auto" w:sz="0" w:space="0"/>
-        <w:insideH w:val="none" w:color="auto" w:sz="0" w:space="0"/>
-        <w:insideV w:val="none" w:color="auto" w:sz="0" w:space="0"/>
+        <w:top w:val="none" w:sz="0" w:space="0" w:color="auto"/>
+        <w:left w:val="none" w:sz="0" w:space="0" w:color="auto"/>
+        <w:bottom w:val="none" w:sz="0" w:space="0" w:color="auto"/>
+        <w:right w:val="none" w:sz="0" w:space="0" w:color="auto"/>
+        <w:insideH w:val="none" w:sz="0" w:space="0" w:color="auto"/>
+        <w:insideV w:val="none" w:sz="0" w:space="0" w:color="auto"/>
       </w:tblBorders>
       <w:tblLook w:val="04A0" w:firstRow="1" w:lastRow="0" w:firstColumn="1" w:lastColumn="0" w:noHBand="0" w:noVBand="1"/>
     </w:tblPr>
@@ -2988,7 +2966,6 @@
               <w:szCs w:val="16"/>
             </w:rPr>
           </w:pPr>
-          <w:proofErr w:type="spellStart"/>
           <w:r>
             <w:rPr>
               <w:rFonts w:ascii="Century Gothic" w:hAnsi="Century Gothic"/>
@@ -2997,18 +2974,7 @@
               <w:sz w:val="16"/>
               <w:szCs w:val="16"/>
             </w:rPr>
-            <w:t>Dirección</w:t>
-          </w:r>
-          <w:proofErr w:type="spellEnd"/>
-          <w:r>
-            <w:rPr>
-              <w:rFonts w:ascii="Century Gothic" w:hAnsi="Century Gothic"/>
-              <w:b/>
-              <w:bCs/>
-              <w:sz w:val="16"/>
-              <w:szCs w:val="16"/>
-            </w:rPr>
-            <w:t xml:space="preserve"> fiscal</w:t>
+            <w:t>Dirección fiscal</w:t>
           </w:r>
         </w:p>
       </w:tc>
@@ -3028,7 +2994,6 @@
               <w:szCs w:val="16"/>
             </w:rPr>
           </w:pPr>
-          <w:proofErr w:type="spellStart"/>
           <w:r>
             <w:rPr>
               <w:rFonts w:ascii="Century Gothic" w:hAnsi="Century Gothic"/>
@@ -3037,31 +3002,8 @@
               <w:sz w:val="16"/>
               <w:szCs w:val="16"/>
             </w:rPr>
-            <w:t>Dirección</w:t>
+            <w:t>Dirección envio</w:t>
           </w:r>
-          <w:proofErr w:type="spellEnd"/>
-          <w:r>
-            <w:rPr>
-              <w:rFonts w:ascii="Century Gothic" w:hAnsi="Century Gothic"/>
-              <w:b/>
-              <w:bCs/>
-              <w:sz w:val="16"/>
-              <w:szCs w:val="16"/>
-            </w:rPr>
-            <w:t xml:space="preserve"> </w:t>
-          </w:r>
-          <w:proofErr w:type="spellStart"/>
-          <w:r>
-            <w:rPr>
-              <w:rFonts w:ascii="Century Gothic" w:hAnsi="Century Gothic"/>
-              <w:b/>
-              <w:bCs/>
-              <w:sz w:val="16"/>
-              <w:szCs w:val="16"/>
-            </w:rPr>
-            <w:t>envio</w:t>
-          </w:r>
-          <w:proofErr w:type="spellEnd"/>
         </w:p>
       </w:tc>
       <w:tc>
@@ -3166,6 +3108,7 @@
           <w:dataBinding w:prefixMappings="xmlns:ns0='urn:microsoft-dynamics-nav/reports/Standard_Sales_Invoice/1306/'" w:xpath="/ns0:NavWordReportXmlPart[1]/ns0:Header[1]/ns0:ShipToAddress1[1]" w:storeItemID="{AF7A6226-6056-400F-ADDA-E1ADA7C08250}"/>
           <w:text/>
         </w:sdtPr>
+        <w:sdtEndPr/>
         <w:sdtContent>
           <w:tc>
             <w:tcPr>
@@ -3227,8 +3170,8 @@
               <w:dataBinding w:prefixMappings="xmlns:ns0='urn:microsoft-dynamics-nav/reports/Standard_Sales_Invoice/1306/'" w:xpath="/ns0:NavWordReportXmlPart[1]/ns0:Header[1]/ns0:Page_Lbl[1]" w:storeItemID="{AF7A6226-6056-400F-ADDA-E1ADA7C08250}"/>
               <w:text/>
             </w:sdtPr>
+            <w:sdtEndPr/>
             <w:sdtContent>
-              <w:proofErr w:type="spellStart"/>
               <w:r>
                 <w:rPr>
                   <w:rFonts w:ascii="Century Gothic" w:hAnsi="Century Gothic"/>
@@ -3238,7 +3181,6 @@
                 </w:rPr>
                 <w:t>Page_Lbl</w:t>
               </w:r>
-              <w:proofErr w:type="spellEnd"/>
             </w:sdtContent>
           </w:sdt>
           <w:r>
@@ -3374,6 +3316,7 @@
           <w:dataBinding w:prefixMappings="xmlns:ns0='urn:microsoft-dynamics-nav/reports/Standard_Sales_Invoice/1306/'" w:xpath="/ns0:NavWordReportXmlPart[1]/ns0:Header[1]/ns0:CustomerAddress2[1]" w:storeItemID="{AF7A6226-6056-400F-ADDA-E1ADA7C08250}"/>
           <w:text/>
         </w:sdtPr>
+        <w:sdtEndPr/>
         <w:sdtContent>
           <w:tc>
             <w:tcPr>
@@ -3418,6 +3361,7 @@
           <w:dataBinding w:prefixMappings="xmlns:ns0='urn:microsoft-dynamics-nav/reports/Standard_Sales_Invoice/1306/'" w:xpath="/ns0:NavWordReportXmlPart[1]/ns0:Header[1]/ns0:ShipToAddress2[1]" w:storeItemID="{AF7A6226-6056-400F-ADDA-E1ADA7C08250}"/>
           <w:text/>
         </w:sdtPr>
+        <w:sdtEndPr/>
         <w:sdtContent>
           <w:tc>
             <w:tcPr>
@@ -3482,6 +3426,7 @@
           <w:dataBinding w:prefixMappings="xmlns:ns0='urn:microsoft-dynamics-nav/reports/Standard_Sales_Invoice/1306/'" w:xpath="/ns0:NavWordReportXmlPart[1]/ns0:Header[1]/ns0:CustomerAddress3[1]" w:storeItemID="{AF7A6226-6056-400F-ADDA-E1ADA7C08250}"/>
           <w:text/>
         </w:sdtPr>
+        <w:sdtEndPr/>
         <w:sdtContent>
           <w:tc>
             <w:tcPr>
@@ -3526,6 +3471,7 @@
           <w:dataBinding w:prefixMappings="xmlns:ns0='urn:microsoft-dynamics-nav/reports/Standard_Sales_Invoice/1306/'" w:xpath="/ns0:NavWordReportXmlPart[1]/ns0:Header[1]/ns0:ShipToAddress3[1]" w:storeItemID="{AF7A6226-6056-400F-ADDA-E1ADA7C08250}"/>
           <w:text/>
         </w:sdtPr>
+        <w:sdtEndPr/>
         <w:sdtContent>
           <w:tc>
             <w:tcPr>
@@ -3569,6 +3515,7 @@
           <w:dataBinding w:prefixMappings="xmlns:ns0='urn:microsoft-dynamics-nav/reports/Standard_Sales_Invoice/1306/'" w:xpath="/ns0:NavWordReportXmlPart[1]/ns0:Header[1]/ns0:CompanyAddress1[1]" w:storeItemID="{AF7A6226-6056-400F-ADDA-E1ADA7C08250}"/>
           <w:text/>
         </w:sdtPr>
+        <w:sdtEndPr/>
         <w:sdtContent>
           <w:tc>
             <w:tcPr>
@@ -3619,6 +3566,7 @@
           <w:dataBinding w:prefixMappings="xmlns:ns0='urn:microsoft-dynamics-nav/reports/Standard_Sales_Invoice/1306/'" w:xpath="/ns0:NavWordReportXmlPart[1]/ns0:Header[1]/ns0:CustomerAddress4[1]" w:storeItemID="{AF7A6226-6056-400F-ADDA-E1ADA7C08250}"/>
           <w:text/>
         </w:sdtPr>
+        <w:sdtEndPr/>
         <w:sdtContent>
           <w:tc>
             <w:tcPr>
@@ -3663,6 +3611,7 @@
           <w:dataBinding w:prefixMappings="xmlns:ns0='urn:microsoft-dynamics-nav/reports/Standard_Sales_Invoice/1306/'" w:xpath="/ns0:NavWordReportXmlPart[1]/ns0:Header[1]/ns0:ShipToAddress4[1]" w:storeItemID="{AF7A6226-6056-400F-ADDA-E1ADA7C08250}"/>
           <w:text/>
         </w:sdtPr>
+        <w:sdtEndPr/>
         <w:sdtContent>
           <w:tc>
             <w:tcPr>
@@ -3706,6 +3655,7 @@
           <w:dataBinding w:prefixMappings="xmlns:ns0='urn:microsoft-dynamics-nav/reports/Standard_Sales_Invoice/1306/'" w:xpath="/ns0:NavWordReportXmlPart[1]/ns0:Header[1]/ns0:CompanyAddress2[1]" w:storeItemID="{AF7A6226-6056-400F-ADDA-E1ADA7C08250}"/>
           <w:text/>
         </w:sdtPr>
+        <w:sdtEndPr/>
         <w:sdtContent>
           <w:tc>
             <w:tcPr>
@@ -3756,6 +3706,7 @@
           <w:dataBinding w:prefixMappings="xmlns:ns0='urn:microsoft-dynamics-nav/reports/Standard_Sales_Invoice/1306/'" w:xpath="/ns0:NavWordReportXmlPart[1]/ns0:Header[1]/ns0:CustomerAddress5[1]" w:storeItemID="{AF7A6226-6056-400F-ADDA-E1ADA7C08250}"/>
           <w:text/>
         </w:sdtPr>
+        <w:sdtEndPr/>
         <w:sdtContent>
           <w:tc>
             <w:tcPr>
@@ -3800,6 +3751,7 @@
           <w:dataBinding w:prefixMappings="xmlns:ns0='urn:microsoft-dynamics-nav/reports/Standard_Sales_Invoice/1306/'" w:xpath="/ns0:NavWordReportXmlPart[1]/ns0:Header[1]/ns0:ShipToAddress5[1]" w:storeItemID="{AF7A6226-6056-400F-ADDA-E1ADA7C08250}"/>
           <w:text/>
         </w:sdtPr>
+        <w:sdtEndPr/>
         <w:sdtContent>
           <w:tc>
             <w:tcPr>
@@ -3843,6 +3795,7 @@
           <w:dataBinding w:prefixMappings="xmlns:ns0='urn:microsoft-dynamics-nav/reports/Standard_Sales_Invoice/1306/'" w:xpath="/ns0:NavWordReportXmlPart[1]/ns0:Header[1]/ns0:CompanyAddress3[1]" w:storeItemID="{AF7A6226-6056-400F-ADDA-E1ADA7C08250}"/>
           <w:text/>
         </w:sdtPr>
+        <w:sdtEndPr/>
         <w:sdtContent>
           <w:tc>
             <w:tcPr>
@@ -3893,6 +3846,7 @@
           <w:dataBinding w:prefixMappings="xmlns:ns0='urn:microsoft-dynamics-nav/reports/Standard_Sales_Invoice/1306/'" w:xpath="/ns0:NavWordReportXmlPart[1]/ns0:Header[1]/ns0:CustomerAddress6[1]" w:storeItemID="{AF7A6226-6056-400F-ADDA-E1ADA7C08250}"/>
           <w:text/>
         </w:sdtPr>
+        <w:sdtEndPr/>
         <w:sdtContent>
           <w:tc>
             <w:tcPr>
@@ -3937,6 +3891,7 @@
           <w:dataBinding w:prefixMappings="xmlns:ns0='urn:microsoft-dynamics-nav/reports/Standard_Sales_Invoice/1306/'" w:xpath="/ns0:NavWordReportXmlPart[1]/ns0:Header[1]/ns0:ShipToAddress6[1]" w:storeItemID="{AF7A6226-6056-400F-ADDA-E1ADA7C08250}"/>
           <w:text/>
         </w:sdtPr>
+        <w:sdtEndPr/>
         <w:sdtContent>
           <w:tc>
             <w:tcPr>
@@ -3980,6 +3935,7 @@
           <w:dataBinding w:prefixMappings="xmlns:ns0='urn:microsoft-dynamics-nav/reports/Standard_Sales_Invoice/1306/'" w:xpath="/ns0:NavWordReportXmlPart[1]/ns0:Header[1]/ns0:CompanyAddress4[1]" w:storeItemID="{AF7A6226-6056-400F-ADDA-E1ADA7C08250}"/>
           <w:text/>
         </w:sdtPr>
+        <w:sdtEndPr/>
         <w:sdtContent>
           <w:tc>
             <w:tcPr>
@@ -4030,6 +3986,7 @@
           <w:dataBinding w:prefixMappings="xmlns:ns0='urn:microsoft-dynamics-nav/reports/Standard_Sales_Invoice/1306/'" w:xpath="/ns0:NavWordReportXmlPart[1]/ns0:Header[1]/ns0:CustomerAddress7[1]" w:storeItemID="{AF7A6226-6056-400F-ADDA-E1ADA7C08250}"/>
           <w:text/>
         </w:sdtPr>
+        <w:sdtEndPr/>
         <w:sdtContent>
           <w:tc>
             <w:tcPr>
@@ -4074,6 +4031,7 @@
           <w:dataBinding w:prefixMappings="xmlns:ns0='urn:microsoft-dynamics-nav/reports/Standard_Sales_Invoice/1306/'" w:xpath="/ns0:NavWordReportXmlPart[1]/ns0:Header[1]/ns0:ShipToAddress7[1]" w:storeItemID="{AF7A6226-6056-400F-ADDA-E1ADA7C08250}"/>
           <w:text/>
         </w:sdtPr>
+        <w:sdtEndPr/>
         <w:sdtContent>
           <w:tc>
             <w:tcPr>
@@ -4117,6 +4075,7 @@
           <w:dataBinding w:prefixMappings="xmlns:ns0='urn:microsoft-dynamics-nav/reports/Standard_Sales_Invoice/1306/'" w:xpath="/ns0:NavWordReportXmlPart[1]/ns0:Header[1]/ns0:CompanyAddress5[1]" w:storeItemID="{AF7A6226-6056-400F-ADDA-E1ADA7C08250}"/>
           <w:text/>
         </w:sdtPr>
+        <w:sdtEndPr/>
         <w:sdtContent>
           <w:tc>
             <w:tcPr>
@@ -4167,6 +4126,7 @@
           <w:dataBinding w:prefixMappings="xmlns:ns0='urn:microsoft-dynamics-nav/reports/Standard_Sales_Invoice/1306/'" w:xpath="/ns0:NavWordReportXmlPart[1]/ns0:Header[1]/ns0:CustomerAddress8[1]" w:storeItemID="{AF7A6226-6056-400F-ADDA-E1ADA7C08250}"/>
           <w:text/>
         </w:sdtPr>
+        <w:sdtEndPr/>
         <w:sdtContent>
           <w:tc>
             <w:tcPr>
@@ -4211,6 +4171,7 @@
           <w:dataBinding w:prefixMappings="xmlns:ns0='urn:microsoft-dynamics-nav/reports/Standard_Sales_Invoice/1306/'" w:xpath="/ns0:NavWordReportXmlPart[1]/ns0:Header[1]/ns0:ShipToAddress8[1]" w:storeItemID="{AF7A6226-6056-400F-ADDA-E1ADA7C08250}"/>
           <w:text/>
         </w:sdtPr>
+        <w:sdtEndPr/>
         <w:sdtContent>
           <w:tc>
             <w:tcPr>
@@ -4254,6 +4215,7 @@
           <w:dataBinding w:prefixMappings="xmlns:ns0='urn:microsoft-dynamics-nav/reports/Standard_Sales_Invoice/1306/'" w:xpath="/ns0:NavWordReportXmlPart[1]/ns0:Header[1]/ns0:CompanyAddress6[1]" w:storeItemID="{AF7A6226-6056-400F-ADDA-E1ADA7C08250}"/>
           <w:text/>
         </w:sdtPr>
+        <w:sdtEndPr/>
         <w:sdtContent>
           <w:tc>
             <w:tcPr>
@@ -4322,8 +4284,8 @@
               <w:dataBinding w:prefixMappings="xmlns:ns0='urn:microsoft-dynamics-nav/reports/Standard_Sales_Invoice/1306/'" w:xpath="/ns0:NavWordReportXmlPart[1]/ns0:Header[1]/ns0:DocumentTitle_Lbl[1]" w:storeItemID="{AF7A6226-6056-400F-ADDA-E1ADA7C08250}"/>
               <w:text/>
             </w:sdtPr>
+            <w:sdtEndPr/>
             <w:sdtContent>
-              <w:proofErr w:type="spellStart"/>
               <w:r>
                 <w:rPr>
                   <w:rFonts w:ascii="Century Gothic" w:hAnsi="Century Gothic"/>
@@ -4335,7 +4297,6 @@
                 </w:rPr>
                 <w:t>DocumentTitle_Lbl</w:t>
               </w:r>
-              <w:proofErr w:type="spellEnd"/>
             </w:sdtContent>
           </w:sdt>
           <w:r>
@@ -4387,8 +4348,8 @@
               <w:dataBinding w:prefixMappings="xmlns:ns0='urn:microsoft-dynamics-nav/reports/Standard_Sales_Invoice/1306/'" w:xpath="/ns0:NavWordReportXmlPart[1]/ns0:Header[1]/ns0:DocumentNo[1]" w:storeItemID="{AF7A6226-6056-400F-ADDA-E1ADA7C08250}"/>
               <w:text/>
             </w:sdtPr>
+            <w:sdtEndPr/>
             <w:sdtContent>
-              <w:proofErr w:type="spellStart"/>
               <w:r>
                 <w:rPr>
                   <w:rFonts w:ascii="Century Gothic" w:hAnsi="Century Gothic"/>
@@ -4400,7 +4361,6 @@
                 </w:rPr>
                 <w:t>DocumentNo</w:t>
               </w:r>
-              <w:proofErr w:type="spellEnd"/>
             </w:sdtContent>
           </w:sdt>
         </w:p>
@@ -4458,6 +4418,7 @@
           <w:dataBinding w:prefixMappings="xmlns:ns0='urn:microsoft-dynamics-nav/reports/Standard_Sales_Invoice/1306/'" w:xpath="/ns0:NavWordReportXmlPart[1]/ns0:Header[1]/ns0:CompanyVATRegistrationNo_Lbl[1]" w:storeItemID="{AF7A6226-6056-400F-ADDA-E1ADA7C08250}"/>
           <w:text/>
         </w:sdtPr>
+        <w:sdtEndPr/>
         <w:sdtContent>
           <w:tc>
             <w:tcPr>
@@ -4502,6 +4463,7 @@
           <w:dataBinding w:prefixMappings="xmlns:ns0='urn:microsoft-dynamics-nav/reports/Standard_Sales_Invoice/1306/'" w:xpath="/ns0:NavWordReportXmlPart[1]/ns0:Header[1]/ns0:VATRegistrationNo[1]" w:storeItemID="{AF7A6226-6056-400F-ADDA-E1ADA7C08250}"/>
           <w:text/>
         </w:sdtPr>
+        <w:sdtEndPr/>
         <w:sdtContent>
           <w:tc>
             <w:tcPr>
@@ -4517,7 +4479,6 @@
                   <w:szCs w:val="16"/>
                 </w:rPr>
               </w:pPr>
-              <w:proofErr w:type="spellStart"/>
               <w:r>
                 <w:rPr>
                   <w:rFonts w:ascii="Century Gothic" w:hAnsi="Century Gothic"/>
@@ -4526,7 +4487,6 @@
                 </w:rPr>
                 <w:t>VATRegistrationNo</w:t>
               </w:r>
-              <w:proofErr w:type="spellEnd"/>
             </w:p>
           </w:tc>
         </w:sdtContent>
@@ -4563,6 +4523,7 @@
           <w:dataBinding w:prefixMappings="xmlns:ns0='urn:microsoft-dynamics-nav/reports/Standard_Sales_Invoice/1306/'" w:xpath="/ns0:NavWordReportXmlPart[1]/ns0:Header[1]/ns0:CompanyPhoneNo_Lbl[1]" w:storeItemID="{AF7A6226-6056-400F-ADDA-E1ADA7C08250}"/>
           <w:text/>
         </w:sdtPr>
+        <w:sdtEndPr/>
         <w:sdtContent>
           <w:tc>
             <w:tcPr>
@@ -4579,7 +4540,6 @@
                   <w:szCs w:val="16"/>
                 </w:rPr>
               </w:pPr>
-              <w:proofErr w:type="spellStart"/>
               <w:r>
                 <w:rPr>
                   <w:rFonts w:ascii="Century Gothic" w:hAnsi="Century Gothic"/>
@@ -4588,7 +4548,6 @@
                 </w:rPr>
                 <w:t>CompanyPhoneNo_Lbl</w:t>
               </w:r>
-              <w:proofErr w:type="spellEnd"/>
             </w:p>
           </w:tc>
         </w:sdtContent>
@@ -4609,6 +4568,7 @@
           <w:dataBinding w:prefixMappings="xmlns:ns0='urn:microsoft-dynamics-nav/reports/Standard_Sales_Invoice/1306/'" w:xpath="/ns0:NavWordReportXmlPart[1]/ns0:Header[1]/ns0:CompanyPhoneNo[1]" w:storeItemID="{AF7A6226-6056-400F-ADDA-E1ADA7C08250}"/>
           <w:text/>
         </w:sdtPr>
+        <w:sdtEndPr/>
         <w:sdtContent>
           <w:tc>
             <w:tcPr>
@@ -4624,7 +4584,6 @@
                   <w:szCs w:val="16"/>
                 </w:rPr>
               </w:pPr>
-              <w:proofErr w:type="spellStart"/>
               <w:r>
                 <w:rPr>
                   <w:rFonts w:ascii="Century Gothic" w:hAnsi="Century Gothic"/>
@@ -4633,7 +4592,6 @@
                 </w:rPr>
                 <w:t>CompanyPhoneNo</w:t>
               </w:r>
-              <w:proofErr w:type="spellEnd"/>
             </w:p>
           </w:tc>
         </w:sdtContent>
@@ -4660,6 +4618,7 @@
           <w:dataBinding w:prefixMappings="xmlns:ns0='urn:microsoft-dynamics-nav/reports/Standard_Sales_Invoice/1306/'" w:xpath="/ns0:NavWordReportXmlPart[1]/ns0:Header[1]/ns0:YourReference_Lbl[1]" w:storeItemID="{AF7A6226-6056-400F-ADDA-E1ADA7C08250}"/>
           <w:text/>
         </w:sdtPr>
+        <w:sdtEndPr/>
         <w:sdtContent>
           <w:tc>
             <w:tcPr>
@@ -4704,6 +4663,7 @@
           <w:dataBinding w:prefixMappings="xmlns:ns0='urn:microsoft-dynamics-nav/reports/Standard_Sales_Invoice/1306/'" w:xpath="/ns0:NavWordReportXmlPart[1]/ns0:Header[1]/ns0:YourReference[1]" w:storeItemID="{AF7A6226-6056-400F-ADDA-E1ADA7C08250}"/>
           <w:text/>
         </w:sdtPr>
+        <w:sdtEndPr/>
         <w:sdtContent>
           <w:tc>
             <w:tcPr>
@@ -4764,6 +4724,7 @@
           <w:dataBinding w:prefixMappings="xmlns:ns0='urn:microsoft-dynamics-nav/reports/Standard_Sales_Invoice/1306/'" w:xpath="/ns0:NavWordReportXmlPart[1]/ns0:Header[1]/ns0:HomePag_Lbl[1]" w:storeItemID="{AF7A6226-6056-400F-ADDA-E1ADA7C08250}"/>
           <w:text/>
         </w:sdtPr>
+        <w:sdtEndPr/>
         <w:sdtContent>
           <w:tc>
             <w:tcPr>
@@ -4780,7 +4741,6 @@
                   <w:szCs w:val="16"/>
                 </w:rPr>
               </w:pPr>
-              <w:proofErr w:type="spellStart"/>
               <w:r>
                 <w:rPr>
                   <w:rFonts w:ascii="Century Gothic" w:hAnsi="Century Gothic"/>
@@ -4789,7 +4749,6 @@
                 </w:rPr>
                 <w:t>HomePag_Lbl</w:t>
               </w:r>
-              <w:proofErr w:type="spellEnd"/>
             </w:p>
           </w:tc>
         </w:sdtContent>
@@ -4810,6 +4769,7 @@
           <w:dataBinding w:prefixMappings="xmlns:ns0='urn:microsoft-dynamics-nav/reports/Standard_Sales_Invoice/1306/'" w:xpath="/ns0:NavWordReportXmlPart[1]/ns0:Header[1]/ns0:CompanyHomePage[1]" w:storeItemID="{AF7A6226-6056-400F-ADDA-E1ADA7C08250}"/>
           <w:text/>
         </w:sdtPr>
+        <w:sdtEndPr/>
         <w:sdtContent>
           <w:tc>
             <w:tcPr>
@@ -4825,7 +4785,6 @@
                   <w:szCs w:val="16"/>
                 </w:rPr>
               </w:pPr>
-              <w:proofErr w:type="spellStart"/>
               <w:r>
                 <w:rPr>
                   <w:rFonts w:ascii="Century Gothic" w:hAnsi="Century Gothic"/>
@@ -4834,7 +4793,6 @@
                 </w:rPr>
                 <w:t>CompanyHomePage</w:t>
               </w:r>
-              <w:proofErr w:type="spellEnd"/>
             </w:p>
           </w:tc>
         </w:sdtContent>
@@ -4860,6 +4818,7 @@
           <w:dataBinding w:prefixMappings="xmlns:ns0='urn:microsoft-dynamics-nav/reports/Standard_Sales_Invoice/1306/'" w:xpath="/ns0:NavWordReportXmlPart[1]/ns0:Header[1]/ns0:BilltoCustomerNo_Lbl[1]" w:storeItemID="{AF7A6226-6056-400F-ADDA-E1ADA7C08250}"/>
           <w:text/>
         </w:sdtPr>
+        <w:sdtEndPr/>
         <w:sdtContent>
           <w:tc>
             <w:tcPr>
@@ -4875,7 +4834,6 @@
                   <w:szCs w:val="16"/>
                 </w:rPr>
               </w:pPr>
-              <w:proofErr w:type="spellStart"/>
               <w:r>
                 <w:rPr>
                   <w:rFonts w:ascii="Century Gothic" w:hAnsi="Century Gothic"/>
@@ -4884,7 +4842,6 @@
                 </w:rPr>
                 <w:t>BilltoCustomerNo_Lbl</w:t>
               </w:r>
-              <w:proofErr w:type="spellEnd"/>
             </w:p>
           </w:tc>
         </w:sdtContent>
@@ -4905,6 +4862,7 @@
           <w:dataBinding w:prefixMappings="xmlns:ns0='urn:microsoft-dynamics-nav/reports/Standard_Sales_Invoice/1306/'" w:xpath="/ns0:NavWordReportXmlPart[1]/ns0:Header[1]/ns0:BilltoCustumerNo[1]" w:storeItemID="{AF7A6226-6056-400F-ADDA-E1ADA7C08250}"/>
           <w:text/>
         </w:sdtPr>
+        <w:sdtEndPr/>
         <w:sdtContent>
           <w:tc>
             <w:tcPr>
@@ -4920,7 +4878,6 @@
                   <w:szCs w:val="16"/>
                 </w:rPr>
               </w:pPr>
-              <w:proofErr w:type="spellStart"/>
               <w:r>
                 <w:rPr>
                   <w:rFonts w:ascii="Century Gothic" w:hAnsi="Century Gothic"/>
@@ -4929,7 +4886,6 @@
                 </w:rPr>
                 <w:t>BilltoCustumerNo</w:t>
               </w:r>
-              <w:proofErr w:type="spellEnd"/>
             </w:p>
           </w:tc>
         </w:sdtContent>
@@ -4966,6 +4922,7 @@
           <w:dataBinding w:prefixMappings="xmlns:ns0='urn:microsoft-dynamics-nav/reports/Standard_Sales_Invoice/1306/'" w:xpath="/ns0:NavWordReportXmlPart[1]/ns0:Header[1]/ns0:EMail_Lbl[1]" w:storeItemID="{AF7A6226-6056-400F-ADDA-E1ADA7C08250}"/>
           <w:text/>
         </w:sdtPr>
+        <w:sdtEndPr/>
         <w:sdtContent>
           <w:tc>
             <w:tcPr>
@@ -4982,7 +4939,6 @@
                   <w:szCs w:val="16"/>
                 </w:rPr>
               </w:pPr>
-              <w:proofErr w:type="spellStart"/>
               <w:r>
                 <w:rPr>
                   <w:rFonts w:ascii="Century Gothic" w:hAnsi="Century Gothic"/>
@@ -4991,7 +4947,6 @@
                 </w:rPr>
                 <w:t>EMail_Lbl</w:t>
               </w:r>
-              <w:proofErr w:type="spellEnd"/>
             </w:p>
           </w:tc>
         </w:sdtContent>
@@ -5012,6 +4967,7 @@
           <w:dataBinding w:prefixMappings="xmlns:ns0='urn:microsoft-dynamics-nav/reports/Standard_Sales_Invoice/1306/'" w:xpath="/ns0:NavWordReportXmlPart[1]/ns0:Header[1]/ns0:CompanyEMail[1]" w:storeItemID="{AF7A6226-6056-400F-ADDA-E1ADA7C08250}"/>
           <w:text/>
         </w:sdtPr>
+        <w:sdtEndPr/>
         <w:sdtContent>
           <w:tc>
             <w:tcPr>
@@ -5027,7 +4983,6 @@
                   <w:szCs w:val="16"/>
                 </w:rPr>
               </w:pPr>
-              <w:proofErr w:type="spellStart"/>
               <w:r>
                 <w:rPr>
                   <w:rFonts w:ascii="Century Gothic" w:hAnsi="Century Gothic"/>
@@ -5036,7 +4991,6 @@
                 </w:rPr>
                 <w:t>CompanyEMail</w:t>
               </w:r>
-              <w:proofErr w:type="spellEnd"/>
             </w:p>
           </w:tc>
         </w:sdtContent>
@@ -5062,6 +5016,7 @@
           <w:dataBinding w:prefixMappings="xmlns:ns0='urn:microsoft-dynamics-nav/reports/Standard_Sales_Invoice/1306/'" w:xpath="/ns0:NavWordReportXmlPart[1]/ns0:Header[1]/ns0:OrderNo_Lbl[1]" w:storeItemID="{AF7A6226-6056-400F-ADDA-E1ADA7C08250}"/>
           <w:text/>
         </w:sdtPr>
+        <w:sdtEndPr/>
         <w:sdtContent>
           <w:tc>
             <w:tcPr>
@@ -5077,7 +5032,6 @@
                   <w:szCs w:val="16"/>
                 </w:rPr>
               </w:pPr>
-              <w:proofErr w:type="spellStart"/>
               <w:r>
                 <w:rPr>
                   <w:rFonts w:ascii="Century Gothic" w:hAnsi="Century Gothic"/>
@@ -5086,7 +5040,6 @@
                 </w:rPr>
                 <w:t>OrderNo_Lbl</w:t>
               </w:r>
-              <w:proofErr w:type="spellEnd"/>
             </w:p>
           </w:tc>
         </w:sdtContent>
@@ -5107,6 +5060,7 @@
           <w:dataBinding w:prefixMappings="xmlns:ns0='urn:microsoft-dynamics-nav/reports/Standard_Sales_Invoice/1306/'" w:xpath="/ns0:NavWordReportXmlPart[1]/ns0:Header[1]/ns0:OrderNo[1]" w:storeItemID="{AF7A6226-6056-400F-ADDA-E1ADA7C08250}"/>
           <w:text/>
         </w:sdtPr>
+        <w:sdtEndPr/>
         <w:sdtContent>
           <w:tc>
             <w:tcPr>
@@ -5122,7 +5076,6 @@
                   <w:szCs w:val="16"/>
                 </w:rPr>
               </w:pPr>
-              <w:proofErr w:type="spellStart"/>
               <w:r>
                 <w:rPr>
                   <w:rFonts w:ascii="Century Gothic" w:hAnsi="Century Gothic"/>
@@ -5131,7 +5084,6 @@
                 </w:rPr>
                 <w:t>OrderNo</w:t>
               </w:r>
-              <w:proofErr w:type="spellEnd"/>
             </w:p>
           </w:tc>
         </w:sdtContent>
@@ -5168,6 +5120,7 @@
           <w:dataBinding w:prefixMappings="xmlns:ns0='urn:microsoft-dynamics-nav/reports/Standard_Sales_Invoice/1306/'" w:xpath="/ns0:NavWordReportXmlPart[1]/ns0:Header[1]/ns0:CompanyVATRegNo_Lbl[1]" w:storeItemID="{AF7A6226-6056-400F-ADDA-E1ADA7C08250}"/>
           <w:text/>
         </w:sdtPr>
+        <w:sdtEndPr/>
         <w:sdtContent>
           <w:tc>
             <w:tcPr>
@@ -5184,7 +5137,6 @@
                   <w:szCs w:val="16"/>
                 </w:rPr>
               </w:pPr>
-              <w:proofErr w:type="spellStart"/>
               <w:r>
                 <w:rPr>
                   <w:rFonts w:ascii="Century Gothic" w:hAnsi="Century Gothic"/>
@@ -5193,7 +5145,6 @@
                 </w:rPr>
                 <w:t>CompanyVATRegNo_Lbl</w:t>
               </w:r>
-              <w:proofErr w:type="spellEnd"/>
             </w:p>
           </w:tc>
         </w:sdtContent>
@@ -5214,6 +5165,7 @@
           <w:dataBinding w:prefixMappings="xmlns:ns0='urn:microsoft-dynamics-nav/reports/Standard_Sales_Invoice/1306/'" w:xpath="/ns0:NavWordReportXmlPart[1]/ns0:Header[1]/ns0:CompanyVATRegNo[1]" w:storeItemID="{AF7A6226-6056-400F-ADDA-E1ADA7C08250}"/>
           <w:text/>
         </w:sdtPr>
+        <w:sdtEndPr/>
         <w:sdtContent>
           <w:tc>
             <w:tcPr>
@@ -5229,7 +5181,6 @@
                   <w:szCs w:val="16"/>
                 </w:rPr>
               </w:pPr>
-              <w:proofErr w:type="spellStart"/>
               <w:r>
                 <w:rPr>
                   <w:rFonts w:ascii="Century Gothic" w:hAnsi="Century Gothic"/>
@@ -5238,7 +5189,6 @@
                 </w:rPr>
                 <w:t>CompanyVATRegNo</w:t>
               </w:r>
-              <w:proofErr w:type="spellEnd"/>
             </w:p>
           </w:tc>
         </w:sdtContent>
@@ -5264,6 +5214,7 @@
           <w:dataBinding w:prefixMappings="xmlns:ns0='urn:microsoft-dynamics-nav/reports/Standard_Sales_Invoice/1306/'" w:xpath="/ns0:NavWordReportXmlPart[1]/ns0:Header[1]/ns0:DocumentDate_Lbl[1]" w:storeItemID="{AF7A6226-6056-400F-ADDA-E1ADA7C08250}"/>
           <w:text/>
         </w:sdtPr>
+        <w:sdtEndPr/>
         <w:sdtContent>
           <w:tc>
             <w:tcPr>
@@ -5279,7 +5230,6 @@
                   <w:szCs w:val="16"/>
                 </w:rPr>
               </w:pPr>
-              <w:proofErr w:type="spellStart"/>
               <w:r>
                 <w:rPr>
                   <w:rFonts w:ascii="Century Gothic" w:hAnsi="Century Gothic"/>
@@ -5288,7 +5238,6 @@
                 </w:rPr>
                 <w:t>DocumentDate_Lbl</w:t>
               </w:r>
-              <w:proofErr w:type="spellEnd"/>
             </w:p>
           </w:tc>
         </w:sdtContent>
@@ -5309,6 +5258,7 @@
           <w:dataBinding w:prefixMappings="xmlns:ns0='urn:microsoft-dynamics-nav/reports/Standard_Sales_Invoice/1306/'" w:xpath="/ns0:NavWordReportXmlPart[1]/ns0:Header[1]/ns0:DocumentDate[1]" w:storeItemID="{AF7A6226-6056-400F-ADDA-E1ADA7C08250}"/>
           <w:text/>
         </w:sdtPr>
+        <w:sdtEndPr/>
         <w:sdtContent>
           <w:tc>
             <w:tcPr>
@@ -5406,6 +5356,7 @@
           <w:dataBinding w:prefixMappings="xmlns:ns0='urn:microsoft-dynamics-nav/reports/Standard_Sales_Invoice/1306/'" w:xpath="/ns0:NavWordReportXmlPart[1]/ns0:Header[1]/ns0:DueDate_Lbl[1]" w:storeItemID="{AF7A6226-6056-400F-ADDA-E1ADA7C08250}"/>
           <w:text/>
         </w:sdtPr>
+        <w:sdtEndPr/>
         <w:sdtContent>
           <w:tc>
             <w:tcPr>
@@ -5421,7 +5372,6 @@
                   <w:szCs w:val="16"/>
                 </w:rPr>
               </w:pPr>
-              <w:proofErr w:type="spellStart"/>
               <w:r>
                 <w:rPr>
                   <w:rFonts w:ascii="Century Gothic" w:hAnsi="Century Gothic"/>
@@ -5430,7 +5380,6 @@
                 </w:rPr>
                 <w:t>DueDate_Lbl</w:t>
               </w:r>
-              <w:proofErr w:type="spellEnd"/>
             </w:p>
           </w:tc>
         </w:sdtContent>
@@ -5451,6 +5400,7 @@
           <w:dataBinding w:prefixMappings="xmlns:ns0='urn:microsoft-dynamics-nav/reports/Standard_Sales_Invoice/1306/'" w:xpath="/ns0:NavWordReportXmlPart[1]/ns0:Header[1]/ns0:DueDate[1]" w:storeItemID="{AF7A6226-6056-400F-ADDA-E1ADA7C08250}"/>
           <w:text/>
         </w:sdtPr>
+        <w:sdtEndPr/>
         <w:sdtContent>
           <w:tc>
             <w:tcPr>
@@ -5466,7 +5416,6 @@
                   <w:szCs w:val="16"/>
                 </w:rPr>
               </w:pPr>
-              <w:proofErr w:type="spellStart"/>
               <w:r>
                 <w:rPr>
                   <w:rFonts w:ascii="Century Gothic" w:hAnsi="Century Gothic"/>
@@ -5475,7 +5424,6 @@
                 </w:rPr>
                 <w:t>DueDate</w:t>
               </w:r>
-              <w:proofErr w:type="spellEnd"/>
             </w:p>
           </w:tc>
         </w:sdtContent>
@@ -5550,6 +5498,7 @@
           <w:dataBinding w:prefixMappings="xmlns:ns0='urn:microsoft-dynamics-nav/reports/Standard_Sales_Invoice/1306/'" w:xpath="/ns0:NavWordReportXmlPart[1]/ns0:Header[1]/ns0:PaymentTermsDescription_Lbl[1]" w:storeItemID="{AF7A6226-6056-400F-ADDA-E1ADA7C08250}"/>
           <w:text/>
         </w:sdtPr>
+        <w:sdtEndPr/>
         <w:sdtContent>
           <w:tc>
             <w:tcPr>
@@ -5565,7 +5514,6 @@
                   <w:szCs w:val="16"/>
                 </w:rPr>
               </w:pPr>
-              <w:proofErr w:type="spellStart"/>
               <w:r>
                 <w:rPr>
                   <w:rFonts w:ascii="Century Gothic" w:hAnsi="Century Gothic"/>
@@ -5574,7 +5522,6 @@
                 </w:rPr>
                 <w:t>PaymentTermsDescription_Lbl</w:t>
               </w:r>
-              <w:proofErr w:type="spellEnd"/>
             </w:p>
           </w:tc>
         </w:sdtContent>
@@ -5595,6 +5542,7 @@
           <w:dataBinding w:prefixMappings="xmlns:ns0='urn:microsoft-dynamics-nav/reports/Standard_Sales_Invoice/1306/'" w:xpath="/ns0:NavWordReportXmlPart[1]/ns0:Header[1]/ns0:PaymentTermsDescription[1]" w:storeItemID="{AF7A6226-6056-400F-ADDA-E1ADA7C08250}"/>
           <w:text/>
         </w:sdtPr>
+        <w:sdtEndPr/>
         <w:sdtContent>
           <w:tc>
             <w:tcPr>
@@ -5610,7 +5558,6 @@
                   <w:szCs w:val="16"/>
                 </w:rPr>
               </w:pPr>
-              <w:proofErr w:type="spellStart"/>
               <w:r>
                 <w:rPr>
                   <w:rFonts w:ascii="Century Gothic" w:hAnsi="Century Gothic"/>
@@ -5619,7 +5566,6 @@
                 </w:rPr>
                 <w:t>PaymentTermsDescription</w:t>
               </w:r>
-              <w:proofErr w:type="spellEnd"/>
             </w:p>
           </w:tc>
         </w:sdtContent>
@@ -5656,6 +5602,7 @@
           <w:dataBinding w:prefixMappings="xmlns:ns0='urn:microsoft-dynamics-nav/reports/Standard_Sales_Invoice/1306/'" w:xpath="/ns0:NavWordReportXmlPart[1]/ns0:Header[1]/ns0:SalesPerson_Lbl[1]" w:storeItemID="{AF7A6226-6056-400F-ADDA-E1ADA7C08250}"/>
           <w:text/>
         </w:sdtPr>
+        <w:sdtEndPr/>
         <w:sdtContent>
           <w:tc>
             <w:tcPr>
@@ -5672,7 +5619,6 @@
                   <w:szCs w:val="16"/>
                 </w:rPr>
               </w:pPr>
-              <w:proofErr w:type="spellStart"/>
               <w:r>
                 <w:rPr>
                   <w:rFonts w:ascii="Century Gothic" w:hAnsi="Century Gothic"/>
@@ -5681,7 +5627,6 @@
                 </w:rPr>
                 <w:t>SalesPerson_Lbl</w:t>
               </w:r>
-              <w:proofErr w:type="spellEnd"/>
             </w:p>
           </w:tc>
         </w:sdtContent>
@@ -5702,6 +5647,7 @@
           <w:dataBinding w:prefixMappings="xmlns:ns0='urn:microsoft-dynamics-nav/reports/Standard_Sales_Invoice/1306/'" w:xpath="/ns0:NavWordReportXmlPart[1]/ns0:Header[1]/ns0:SalesPersonName[1]" w:storeItemID="{AF7A6226-6056-400F-ADDA-E1ADA7C08250}"/>
           <w:text/>
         </w:sdtPr>
+        <w:sdtEndPr/>
         <w:sdtContent>
           <w:tc>
             <w:tcPr>
@@ -5717,7 +5663,6 @@
                   <w:szCs w:val="16"/>
                 </w:rPr>
               </w:pPr>
-              <w:proofErr w:type="spellStart"/>
               <w:r>
                 <w:rPr>
                   <w:rFonts w:ascii="Century Gothic" w:hAnsi="Century Gothic"/>
@@ -5726,7 +5671,6 @@
                 </w:rPr>
                 <w:t>SalesPersonName</w:t>
               </w:r>
-              <w:proofErr w:type="spellEnd"/>
             </w:p>
           </w:tc>
         </w:sdtContent>
@@ -5752,6 +5696,7 @@
           <w:dataBinding w:prefixMappings="xmlns:ns0='urn:microsoft-dynamics-nav/reports/Standard_Sales_Invoice/1306/'" w:xpath="/ns0:NavWordReportXmlPart[1]/ns0:Header[1]/ns0:PaymentMethodDescription_Lbl[1]" w:storeItemID="{AF7A6226-6056-400F-ADDA-E1ADA7C08250}"/>
           <w:text/>
         </w:sdtPr>
+        <w:sdtEndPr/>
         <w:sdtContent>
           <w:tc>
             <w:tcPr>
@@ -5767,7 +5712,6 @@
                   <w:szCs w:val="16"/>
                 </w:rPr>
               </w:pPr>
-              <w:proofErr w:type="spellStart"/>
               <w:r>
                 <w:rPr>
                   <w:rFonts w:ascii="Century Gothic" w:hAnsi="Century Gothic"/>
@@ -5776,7 +5720,6 @@
                 </w:rPr>
                 <w:t>PaymentMethodDescription_Lbl</w:t>
               </w:r>
-              <w:proofErr w:type="spellEnd"/>
             </w:p>
           </w:tc>
         </w:sdtContent>
@@ -5797,6 +5740,7 @@
           <w:dataBinding w:prefixMappings="xmlns:ns0='urn:microsoft-dynamics-nav/reports/Standard_Sales_Invoice/1306/'" w:xpath="/ns0:NavWordReportXmlPart[1]/ns0:Header[1]/ns0:PaymentMethodDescription[1]" w:storeItemID="{AF7A6226-6056-400F-ADDA-E1ADA7C08250}"/>
           <w:text/>
         </w:sdtPr>
+        <w:sdtEndPr/>
         <w:sdtContent>
           <w:tc>
             <w:tcPr>
@@ -5812,7 +5756,6 @@
                   <w:szCs w:val="16"/>
                 </w:rPr>
               </w:pPr>
-              <w:proofErr w:type="spellStart"/>
               <w:r>
                 <w:rPr>
                   <w:rFonts w:ascii="Century Gothic" w:hAnsi="Century Gothic"/>
@@ -5821,7 +5764,6 @@
                 </w:rPr>
                 <w:t>PaymentMethodDescription</w:t>
               </w:r>
-              <w:proofErr w:type="spellEnd"/>
             </w:p>
           </w:tc>
         </w:sdtContent>
@@ -5857,7 +5799,6 @@
               <w:szCs w:val="16"/>
             </w:rPr>
           </w:pPr>
-          <w:proofErr w:type="spellStart"/>
           <w:r>
             <w:rPr>
               <w:rFonts w:ascii="Century Gothic" w:hAnsi="Century Gothic"/>
@@ -5866,7 +5807,6 @@
             </w:rPr>
             <w:t>NºExpedición</w:t>
           </w:r>
-          <w:proofErr w:type="spellEnd"/>
         </w:p>
       </w:tc>
       <w:sdt>
@@ -5887,6 +5827,7 @@
           <w:dataBinding w:prefixMappings="xmlns:ns0='urn:microsoft-dynamics-nav/reports/Standard_Sales_Invoice/1306/'" w:xpath="/ns0:NavWordReportXmlPart[1]/ns0:Header[1]/ns0:N_expedición[1]" w:storeItemID="{AF7A6226-6056-400F-ADDA-E1ADA7C08250}"/>
           <w:text/>
         </w:sdtPr>
+        <w:sdtEndPr/>
         <w:sdtContent>
           <w:tc>
             <w:tcPr>
@@ -5904,7 +5845,6 @@
                   <w:szCs w:val="16"/>
                 </w:rPr>
               </w:pPr>
-              <w:proofErr w:type="spellStart"/>
               <w:r>
                 <w:rPr>
                   <w:rFonts w:ascii="Century Gothic" w:hAnsi="Century Gothic"/>
@@ -5915,7 +5855,6 @@
                 </w:rPr>
                 <w:t>N_expedición</w:t>
               </w:r>
-              <w:proofErr w:type="spellEnd"/>
             </w:p>
           </w:tc>
         </w:sdtContent>
@@ -5938,14 +5877,14 @@
 </file>
 
 <file path=word/header2.xml><?xml version="1.0" encoding="utf-8"?>
-<w:hdr xmlns:a="http://schemas.openxmlformats.org/drawingml/2006/main" xmlns:pic="http://schemas.openxmlformats.org/drawingml/2006/picture" xmlns:a14="http://schemas.microsoft.com/office/drawing/2010/main" xmlns:wpc="http://schemas.microsoft.com/office/word/2010/wordprocessingCanvas" xmlns:cx="http://schemas.microsoft.com/office/drawing/2014/chartex" xmlns:cx1="http://schemas.microsoft.com/office/drawing/2015/9/8/chartex" xmlns:cx2="http://schemas.microsoft.com/office/drawing/2015/10/21/chartex" xmlns:cx3="http://schemas.microsoft.com/office/drawing/2016/5/9/chartex" xmlns:cx4="http://schemas.microsoft.com/office/drawing/2016/5/10/chartex" xmlns:cx5="http://schemas.microsoft.com/office/drawing/2016/5/11/chartex" xmlns:cx6="http://schemas.microsoft.com/office/drawing/2016/5/12/chartex" xmlns:cx7="http://schemas.microsoft.com/office/drawing/2016/5/13/chartex" xmlns:cx8="http://schemas.microsoft.com/office/drawing/2016/5/14/chartex" xmlns:mc="http://schemas.openxmlformats.org/markup-compatibility/2006" xmlns:aink="http://schemas.microsoft.com/office/drawing/2016/ink" xmlns:am3d="http://schemas.microsoft.com/office/drawing/2017/model3d" xmlns:o="urn:schemas-microsoft-com:office:office" xmlns:oel="http://schemas.microsoft.com/office/2019/extlst" xmlns:r="http://schemas.openxmlformats.org/officeDocument/2006/relationships" xmlns:m="http://schemas.openxmlformats.org/officeDocument/2006/math" xmlns:v="urn:schemas-microsoft-com:vml" xmlns:wp14="http://schemas.microsoft.com/office/word/2010/wordprocessingDrawing" xmlns:wp="http://schemas.openxmlformats.org/drawingml/2006/wordprocessingDrawing" xmlns:w10="urn:schemas-microsoft-com:office:word" xmlns:w="http://schemas.openxmlformats.org/wordprocessingml/2006/main" xmlns:w14="http://schemas.microsoft.com/office/word/2010/wordml" xmlns:w15="http://schemas.microsoft.com/office/word/2012/wordml" xmlns:w16cex="http://schemas.microsoft.com/office/word/2018/wordml/cex" xmlns:w16cid="http://schemas.microsoft.com/office/word/2016/wordml/cid" xmlns:w16="http://schemas.microsoft.com/office/word/2018/wordml" xmlns:w16du="http://schemas.microsoft.com/office/word/2023/wordml/word16du" xmlns:w16sdtdh="http://schemas.microsoft.com/office/word/2020/wordml/sdtdatahash" xmlns:w16sdtfl="http://schemas.microsoft.com/office/word/2024/wordml/sdtformatlock" xmlns:w16se="http://schemas.microsoft.com/office/word/2015/wordml/symex" xmlns:wpg="http://schemas.microsoft.com/office/word/2010/wordprocessingGroup" xmlns:wpi="http://schemas.microsoft.com/office/word/2010/wordprocessingInk" xmlns:wne="http://schemas.microsoft.com/office/word/2006/wordml" xmlns:wps="http://schemas.microsoft.com/office/word/2010/wordprocessingShape" mc:Ignorable="w14 w15 w16se w16cid w16 w16cex w16sdtdh w16sdtfl w16du wp14">
+<w:hdr xmlns:wpc="http://schemas.microsoft.com/office/word/2010/wordprocessingCanvas" xmlns:cx="http://schemas.microsoft.com/office/drawing/2014/chartex" xmlns:cx1="http://schemas.microsoft.com/office/drawing/2015/9/8/chartex" xmlns:cx2="http://schemas.microsoft.com/office/drawing/2015/10/21/chartex" xmlns:cx3="http://schemas.microsoft.com/office/drawing/2016/5/9/chartex" xmlns:cx4="http://schemas.microsoft.com/office/drawing/2016/5/10/chartex" xmlns:cx5="http://schemas.microsoft.com/office/drawing/2016/5/11/chartex" xmlns:cx6="http://schemas.microsoft.com/office/drawing/2016/5/12/chartex" xmlns:cx7="http://schemas.microsoft.com/office/drawing/2016/5/13/chartex" xmlns:cx8="http://schemas.microsoft.com/office/drawing/2016/5/14/chartex" xmlns:mc="http://schemas.openxmlformats.org/markup-compatibility/2006" xmlns:aink="http://schemas.microsoft.com/office/drawing/2016/ink" xmlns:am3d="http://schemas.microsoft.com/office/drawing/2017/model3d" xmlns:o="urn:schemas-microsoft-com:office:office" xmlns:oel="http://schemas.microsoft.com/office/2019/extlst" xmlns:r="http://schemas.openxmlformats.org/officeDocument/2006/relationships" xmlns:m="http://schemas.openxmlformats.org/officeDocument/2006/math" xmlns:v="urn:schemas-microsoft-com:vml" xmlns:wp14="http://schemas.microsoft.com/office/word/2010/wordprocessingDrawing" xmlns:wp="http://schemas.openxmlformats.org/drawingml/2006/wordprocessingDrawing" xmlns:w10="urn:schemas-microsoft-com:office:word" xmlns:w="http://schemas.openxmlformats.org/wordprocessingml/2006/main" xmlns:w14="http://schemas.microsoft.com/office/word/2010/wordml" xmlns:w15="http://schemas.microsoft.com/office/word/2012/wordml" xmlns:w16cex="http://schemas.microsoft.com/office/word/2018/wordml/cex" xmlns:w16cid="http://schemas.microsoft.com/office/word/2016/wordml/cid" xmlns:w16="http://schemas.microsoft.com/office/word/2018/wordml" xmlns:w16sdtdh="http://schemas.microsoft.com/office/word/2020/wordml/sdtdatahash" xmlns:w16se="http://schemas.microsoft.com/office/word/2015/wordml/symex" xmlns:wpg="http://schemas.microsoft.com/office/word/2010/wordprocessingGroup" xmlns:wpi="http://schemas.microsoft.com/office/word/2010/wordprocessingInk" xmlns:wne="http://schemas.microsoft.com/office/word/2006/wordml" xmlns:wps="http://schemas.microsoft.com/office/word/2010/wordprocessingShape" mc:Ignorable="w14 w15 w16se w16cid w16 w16cex w16sdtdh wp14">
   <w:p>
     <w:r>
       <w:rPr>
         <w:noProof/>
       </w:rPr>
       <w:drawing>
-        <wp:anchor distT="0" distB="0" distL="114300" distR="114300" simplePos="0" relativeHeight="251659264" behindDoc="0" locked="0" layoutInCell="1" allowOverlap="1" wp14:editId="7F7E38A3" wp14:anchorId="5E5AA2BF">
+        <wp:anchor distT="0" distB="0" distL="114300" distR="114300" simplePos="0" relativeHeight="251659264" behindDoc="0" locked="0" layoutInCell="1" allowOverlap="1" wp14:anchorId="5E5AA2BF" wp14:editId="7F7E38A3">
           <wp:simplePos x="0" y="0"/>
           <wp:positionH relativeFrom="margin">
             <wp:align>right</wp:align>
@@ -6011,6 +5950,7 @@
         <w:dataBinding w:prefixMappings="xmlns:ns0='urn:microsoft-dynamics-nav/reports/Standard_Sales_Invoice/1306/'" w:xpath="/ns0:NavWordReportXmlPart[1]/ns0:Header[1]/ns0:CompanyPicture[1]" w:storeItemID="{AF7A6226-6056-400F-ADDA-E1ADA7C08250}"/>
         <w:picture/>
       </w:sdtPr>
+      <w:sdtEndPr/>
       <w:sdtContent>
         <w:r>
           <w:rPr>
@@ -6060,12 +6000,12 @@
       <w:tblStyle w:val="Tablaconcuadrcula"/>
       <w:tblW w:w="0" w:type="auto"/>
       <w:tblBorders>
-        <w:top w:val="none" w:color="auto" w:sz="0" w:space="0"/>
-        <w:left w:val="none" w:color="auto" w:sz="0" w:space="0"/>
-        <w:bottom w:val="none" w:color="auto" w:sz="0" w:space="0"/>
-        <w:right w:val="none" w:color="auto" w:sz="0" w:space="0"/>
-        <w:insideH w:val="none" w:color="auto" w:sz="0" w:space="0"/>
-        <w:insideV w:val="none" w:color="auto" w:sz="0" w:space="0"/>
+        <w:top w:val="none" w:sz="0" w:space="0" w:color="auto"/>
+        <w:left w:val="none" w:sz="0" w:space="0" w:color="auto"/>
+        <w:bottom w:val="none" w:sz="0" w:space="0" w:color="auto"/>
+        <w:right w:val="none" w:sz="0" w:space="0" w:color="auto"/>
+        <w:insideH w:val="none" w:sz="0" w:space="0" w:color="auto"/>
+        <w:insideV w:val="none" w:sz="0" w:space="0" w:color="auto"/>
       </w:tblBorders>
       <w:tblLook w:val="04A0" w:firstRow="1" w:lastRow="0" w:firstColumn="1" w:lastColumn="0" w:noHBand="0" w:noVBand="1"/>
     </w:tblPr>
@@ -6099,7 +6039,6 @@
               <w:szCs w:val="16"/>
             </w:rPr>
           </w:pPr>
-          <w:proofErr w:type="spellStart"/>
           <w:r>
             <w:rPr>
               <w:rFonts w:ascii="Century Gothic" w:hAnsi="Century Gothic"/>
@@ -6108,18 +6047,7 @@
               <w:sz w:val="16"/>
               <w:szCs w:val="16"/>
             </w:rPr>
-            <w:t>Dirección</w:t>
-          </w:r>
-          <w:proofErr w:type="spellEnd"/>
-          <w:r>
-            <w:rPr>
-              <w:rFonts w:ascii="Century Gothic" w:hAnsi="Century Gothic"/>
-              <w:b/>
-              <w:bCs/>
-              <w:sz w:val="16"/>
-              <w:szCs w:val="16"/>
-            </w:rPr>
-            <w:t xml:space="preserve"> fiscal</w:t>
+            <w:t>Dirección fiscal</w:t>
           </w:r>
         </w:p>
       </w:tc>
@@ -6139,7 +6067,6 @@
               <w:szCs w:val="16"/>
             </w:rPr>
           </w:pPr>
-          <w:proofErr w:type="spellStart"/>
           <w:r>
             <w:rPr>
               <w:rFonts w:ascii="Century Gothic" w:hAnsi="Century Gothic"/>
@@ -6148,31 +6075,8 @@
               <w:sz w:val="16"/>
               <w:szCs w:val="16"/>
             </w:rPr>
-            <w:t>Dirección</w:t>
+            <w:t>Dirección envio</w:t>
           </w:r>
-          <w:proofErr w:type="spellEnd"/>
-          <w:r>
-            <w:rPr>
-              <w:rFonts w:ascii="Century Gothic" w:hAnsi="Century Gothic"/>
-              <w:b/>
-              <w:bCs/>
-              <w:sz w:val="16"/>
-              <w:szCs w:val="16"/>
-            </w:rPr>
-            <w:t xml:space="preserve"> </w:t>
-          </w:r>
-          <w:proofErr w:type="spellStart"/>
-          <w:r>
-            <w:rPr>
-              <w:rFonts w:ascii="Century Gothic" w:hAnsi="Century Gothic"/>
-              <w:b/>
-              <w:bCs/>
-              <w:sz w:val="16"/>
-              <w:szCs w:val="16"/>
-            </w:rPr>
-            <w:t>envio</w:t>
-          </w:r>
-          <w:proofErr w:type="spellEnd"/>
         </w:p>
       </w:tc>
       <w:tc>
@@ -6277,6 +6181,7 @@
           <w:dataBinding w:prefixMappings="xmlns:ns0='urn:microsoft-dynamics-nav/reports/Standard_Sales_Invoice/1306/'" w:xpath="/ns0:NavWordReportXmlPart[1]/ns0:Header[1]/ns0:ShipToAddress1[1]" w:storeItemID="{AF7A6226-6056-400F-ADDA-E1ADA7C08250}"/>
           <w:text/>
         </w:sdtPr>
+        <w:sdtEndPr/>
         <w:sdtContent>
           <w:tc>
             <w:tcPr>
@@ -6338,8 +6243,8 @@
               <w:dataBinding w:prefixMappings="xmlns:ns0='urn:microsoft-dynamics-nav/reports/Standard_Sales_Invoice/1306/'" w:xpath="/ns0:NavWordReportXmlPart[1]/ns0:Header[1]/ns0:Page_Lbl[1]" w:storeItemID="{AF7A6226-6056-400F-ADDA-E1ADA7C08250}"/>
               <w:text/>
             </w:sdtPr>
+            <w:sdtEndPr/>
             <w:sdtContent>
-              <w:proofErr w:type="spellStart"/>
               <w:r>
                 <w:rPr>
                   <w:rFonts w:ascii="Century Gothic" w:hAnsi="Century Gothic"/>
@@ -6349,7 +6254,6 @@
                 </w:rPr>
                 <w:t>Page_Lbl</w:t>
               </w:r>
-              <w:proofErr w:type="spellEnd"/>
             </w:sdtContent>
           </w:sdt>
           <w:r>
@@ -6485,6 +6389,7 @@
           <w:dataBinding w:prefixMappings="xmlns:ns0='urn:microsoft-dynamics-nav/reports/Standard_Sales_Invoice/1306/'" w:xpath="/ns0:NavWordReportXmlPart[1]/ns0:Header[1]/ns0:CustomerAddress2[1]" w:storeItemID="{AF7A6226-6056-400F-ADDA-E1ADA7C08250}"/>
           <w:text/>
         </w:sdtPr>
+        <w:sdtEndPr/>
         <w:sdtContent>
           <w:tc>
             <w:tcPr>
@@ -6529,6 +6434,7 @@
           <w:dataBinding w:prefixMappings="xmlns:ns0='urn:microsoft-dynamics-nav/reports/Standard_Sales_Invoice/1306/'" w:xpath="/ns0:NavWordReportXmlPart[1]/ns0:Header[1]/ns0:ShipToAddress2[1]" w:storeItemID="{AF7A6226-6056-400F-ADDA-E1ADA7C08250}"/>
           <w:text/>
         </w:sdtPr>
+        <w:sdtEndPr/>
         <w:sdtContent>
           <w:tc>
             <w:tcPr>
@@ -6593,6 +6499,7 @@
           <w:dataBinding w:prefixMappings="xmlns:ns0='urn:microsoft-dynamics-nav/reports/Standard_Sales_Invoice/1306/'" w:xpath="/ns0:NavWordReportXmlPart[1]/ns0:Header[1]/ns0:CustomerAddress3[1]" w:storeItemID="{AF7A6226-6056-400F-ADDA-E1ADA7C08250}"/>
           <w:text/>
         </w:sdtPr>
+        <w:sdtEndPr/>
         <w:sdtContent>
           <w:tc>
             <w:tcPr>
@@ -6637,6 +6544,7 @@
           <w:dataBinding w:prefixMappings="xmlns:ns0='urn:microsoft-dynamics-nav/reports/Standard_Sales_Invoice/1306/'" w:xpath="/ns0:NavWordReportXmlPart[1]/ns0:Header[1]/ns0:ShipToAddress3[1]" w:storeItemID="{AF7A6226-6056-400F-ADDA-E1ADA7C08250}"/>
           <w:text/>
         </w:sdtPr>
+        <w:sdtEndPr/>
         <w:sdtContent>
           <w:tc>
             <w:tcPr>
@@ -6680,6 +6588,7 @@
           <w:dataBinding w:prefixMappings="xmlns:ns0='urn:microsoft-dynamics-nav/reports/Standard_Sales_Invoice/1306/'" w:xpath="/ns0:NavWordReportXmlPart[1]/ns0:Header[1]/ns0:CompanyAddress1[1]" w:storeItemID="{AF7A6226-6056-400F-ADDA-E1ADA7C08250}"/>
           <w:text/>
         </w:sdtPr>
+        <w:sdtEndPr/>
         <w:sdtContent>
           <w:tc>
             <w:tcPr>
@@ -6730,6 +6639,7 @@
           <w:dataBinding w:prefixMappings="xmlns:ns0='urn:microsoft-dynamics-nav/reports/Standard_Sales_Invoice/1306/'" w:xpath="/ns0:NavWordReportXmlPart[1]/ns0:Header[1]/ns0:CustomerAddress4[1]" w:storeItemID="{AF7A6226-6056-400F-ADDA-E1ADA7C08250}"/>
           <w:text/>
         </w:sdtPr>
+        <w:sdtEndPr/>
         <w:sdtContent>
           <w:tc>
             <w:tcPr>
@@ -6774,6 +6684,7 @@
           <w:dataBinding w:prefixMappings="xmlns:ns0='urn:microsoft-dynamics-nav/reports/Standard_Sales_Invoice/1306/'" w:xpath="/ns0:NavWordReportXmlPart[1]/ns0:Header[1]/ns0:ShipToAddress4[1]" w:storeItemID="{AF7A6226-6056-400F-ADDA-E1ADA7C08250}"/>
           <w:text/>
         </w:sdtPr>
+        <w:sdtEndPr/>
         <w:sdtContent>
           <w:tc>
             <w:tcPr>
@@ -6817,6 +6728,7 @@
           <w:dataBinding w:prefixMappings="xmlns:ns0='urn:microsoft-dynamics-nav/reports/Standard_Sales_Invoice/1306/'" w:xpath="/ns0:NavWordReportXmlPart[1]/ns0:Header[1]/ns0:CompanyAddress2[1]" w:storeItemID="{AF7A6226-6056-400F-ADDA-E1ADA7C08250}"/>
           <w:text/>
         </w:sdtPr>
+        <w:sdtEndPr/>
         <w:sdtContent>
           <w:tc>
             <w:tcPr>
@@ -6867,6 +6779,7 @@
           <w:dataBinding w:prefixMappings="xmlns:ns0='urn:microsoft-dynamics-nav/reports/Standard_Sales_Invoice/1306/'" w:xpath="/ns0:NavWordReportXmlPart[1]/ns0:Header[1]/ns0:CustomerAddress5[1]" w:storeItemID="{AF7A6226-6056-400F-ADDA-E1ADA7C08250}"/>
           <w:text/>
         </w:sdtPr>
+        <w:sdtEndPr/>
         <w:sdtContent>
           <w:tc>
             <w:tcPr>
@@ -6911,6 +6824,7 @@
           <w:dataBinding w:prefixMappings="xmlns:ns0='urn:microsoft-dynamics-nav/reports/Standard_Sales_Invoice/1306/'" w:xpath="/ns0:NavWordReportXmlPart[1]/ns0:Header[1]/ns0:ShipToAddress5[1]" w:storeItemID="{AF7A6226-6056-400F-ADDA-E1ADA7C08250}"/>
           <w:text/>
         </w:sdtPr>
+        <w:sdtEndPr/>
         <w:sdtContent>
           <w:tc>
             <w:tcPr>
@@ -6954,6 +6868,7 @@
           <w:dataBinding w:prefixMappings="xmlns:ns0='urn:microsoft-dynamics-nav/reports/Standard_Sales_Invoice/1306/'" w:xpath="/ns0:NavWordReportXmlPart[1]/ns0:Header[1]/ns0:CompanyAddress3[1]" w:storeItemID="{AF7A6226-6056-400F-ADDA-E1ADA7C08250}"/>
           <w:text/>
         </w:sdtPr>
+        <w:sdtEndPr/>
         <w:sdtContent>
           <w:tc>
             <w:tcPr>
@@ -7004,6 +6919,7 @@
           <w:dataBinding w:prefixMappings="xmlns:ns0='urn:microsoft-dynamics-nav/reports/Standard_Sales_Invoice/1306/'" w:xpath="/ns0:NavWordReportXmlPart[1]/ns0:Header[1]/ns0:CustomerAddress6[1]" w:storeItemID="{AF7A6226-6056-400F-ADDA-E1ADA7C08250}"/>
           <w:text/>
         </w:sdtPr>
+        <w:sdtEndPr/>
         <w:sdtContent>
           <w:tc>
             <w:tcPr>
@@ -7048,6 +6964,7 @@
           <w:dataBinding w:prefixMappings="xmlns:ns0='urn:microsoft-dynamics-nav/reports/Standard_Sales_Invoice/1306/'" w:xpath="/ns0:NavWordReportXmlPart[1]/ns0:Header[1]/ns0:ShipToAddress6[1]" w:storeItemID="{AF7A6226-6056-400F-ADDA-E1ADA7C08250}"/>
           <w:text/>
         </w:sdtPr>
+        <w:sdtEndPr/>
         <w:sdtContent>
           <w:tc>
             <w:tcPr>
@@ -7091,6 +7008,7 @@
           <w:dataBinding w:prefixMappings="xmlns:ns0='urn:microsoft-dynamics-nav/reports/Standard_Sales_Invoice/1306/'" w:xpath="/ns0:NavWordReportXmlPart[1]/ns0:Header[1]/ns0:CompanyAddress4[1]" w:storeItemID="{AF7A6226-6056-400F-ADDA-E1ADA7C08250}"/>
           <w:text/>
         </w:sdtPr>
+        <w:sdtEndPr/>
         <w:sdtContent>
           <w:tc>
             <w:tcPr>
@@ -7141,6 +7059,7 @@
           <w:dataBinding w:prefixMappings="xmlns:ns0='urn:microsoft-dynamics-nav/reports/Standard_Sales_Invoice/1306/'" w:xpath="/ns0:NavWordReportXmlPart[1]/ns0:Header[1]/ns0:CustomerAddress7[1]" w:storeItemID="{AF7A6226-6056-400F-ADDA-E1ADA7C08250}"/>
           <w:text/>
         </w:sdtPr>
+        <w:sdtEndPr/>
         <w:sdtContent>
           <w:tc>
             <w:tcPr>
@@ -7185,6 +7104,7 @@
           <w:dataBinding w:prefixMappings="xmlns:ns0='urn:microsoft-dynamics-nav/reports/Standard_Sales_Invoice/1306/'" w:xpath="/ns0:NavWordReportXmlPart[1]/ns0:Header[1]/ns0:ShipToAddress7[1]" w:storeItemID="{AF7A6226-6056-400F-ADDA-E1ADA7C08250}"/>
           <w:text/>
         </w:sdtPr>
+        <w:sdtEndPr/>
         <w:sdtContent>
           <w:tc>
             <w:tcPr>
@@ -7228,6 +7148,7 @@
           <w:dataBinding w:prefixMappings="xmlns:ns0='urn:microsoft-dynamics-nav/reports/Standard_Sales_Invoice/1306/'" w:xpath="/ns0:NavWordReportXmlPart[1]/ns0:Header[1]/ns0:CompanyAddress5[1]" w:storeItemID="{AF7A6226-6056-400F-ADDA-E1ADA7C08250}"/>
           <w:text/>
         </w:sdtPr>
+        <w:sdtEndPr/>
         <w:sdtContent>
           <w:tc>
             <w:tcPr>
@@ -7278,6 +7199,7 @@
           <w:dataBinding w:prefixMappings="xmlns:ns0='urn:microsoft-dynamics-nav/reports/Standard_Sales_Invoice/1306/'" w:xpath="/ns0:NavWordReportXmlPart[1]/ns0:Header[1]/ns0:CustomerAddress8[1]" w:storeItemID="{AF7A6226-6056-400F-ADDA-E1ADA7C08250}"/>
           <w:text/>
         </w:sdtPr>
+        <w:sdtEndPr/>
         <w:sdtContent>
           <w:tc>
             <w:tcPr>
@@ -7322,6 +7244,7 @@
           <w:dataBinding w:prefixMappings="xmlns:ns0='urn:microsoft-dynamics-nav/reports/Standard_Sales_Invoice/1306/'" w:xpath="/ns0:NavWordReportXmlPart[1]/ns0:Header[1]/ns0:ShipToAddress8[1]" w:storeItemID="{AF7A6226-6056-400F-ADDA-E1ADA7C08250}"/>
           <w:text/>
         </w:sdtPr>
+        <w:sdtEndPr/>
         <w:sdtContent>
           <w:tc>
             <w:tcPr>
@@ -7365,6 +7288,7 @@
           <w:dataBinding w:prefixMappings="xmlns:ns0='urn:microsoft-dynamics-nav/reports/Standard_Sales_Invoice/1306/'" w:xpath="/ns0:NavWordReportXmlPart[1]/ns0:Header[1]/ns0:CompanyAddress6[1]" w:storeItemID="{AF7A6226-6056-400F-ADDA-E1ADA7C08250}"/>
           <w:text/>
         </w:sdtPr>
+        <w:sdtEndPr/>
         <w:sdtContent>
           <w:tc>
             <w:tcPr>
@@ -7433,8 +7357,8 @@
               <w:dataBinding w:prefixMappings="xmlns:ns0='urn:microsoft-dynamics-nav/reports/Standard_Sales_Invoice/1306/'" w:xpath="/ns0:NavWordReportXmlPart[1]/ns0:Header[1]/ns0:DocumentTitle_Lbl[1]" w:storeItemID="{AF7A6226-6056-400F-ADDA-E1ADA7C08250}"/>
               <w:text/>
             </w:sdtPr>
+            <w:sdtEndPr/>
             <w:sdtContent>
-              <w:proofErr w:type="spellStart"/>
               <w:r>
                 <w:rPr>
                   <w:rFonts w:ascii="Century Gothic" w:hAnsi="Century Gothic"/>
@@ -7446,7 +7370,6 @@
                 </w:rPr>
                 <w:t>DocumentTitle_Lbl</w:t>
               </w:r>
-              <w:proofErr w:type="spellEnd"/>
             </w:sdtContent>
           </w:sdt>
           <w:r>
@@ -7498,8 +7421,8 @@
               <w:dataBinding w:prefixMappings="xmlns:ns0='urn:microsoft-dynamics-nav/reports/Standard_Sales_Invoice/1306/'" w:xpath="/ns0:NavWordReportXmlPart[1]/ns0:Header[1]/ns0:DocumentNo[1]" w:storeItemID="{AF7A6226-6056-400F-ADDA-E1ADA7C08250}"/>
               <w:text/>
             </w:sdtPr>
+            <w:sdtEndPr/>
             <w:sdtContent>
-              <w:proofErr w:type="spellStart"/>
               <w:r>
                 <w:rPr>
                   <w:rFonts w:ascii="Century Gothic" w:hAnsi="Century Gothic"/>
@@ -7511,7 +7434,6 @@
                 </w:rPr>
                 <w:t>DocumentNo</w:t>
               </w:r>
-              <w:proofErr w:type="spellEnd"/>
             </w:sdtContent>
           </w:sdt>
         </w:p>
@@ -7569,6 +7491,7 @@
           <w:dataBinding w:prefixMappings="xmlns:ns0='urn:microsoft-dynamics-nav/reports/Standard_Sales_Invoice/1306/'" w:xpath="/ns0:NavWordReportXmlPart[1]/ns0:Header[1]/ns0:CompanyVATRegistrationNo_Lbl[1]" w:storeItemID="{AF7A6226-6056-400F-ADDA-E1ADA7C08250}"/>
           <w:text/>
         </w:sdtPr>
+        <w:sdtEndPr/>
         <w:sdtContent>
           <w:tc>
             <w:tcPr>
@@ -7613,6 +7536,7 @@
           <w:dataBinding w:prefixMappings="xmlns:ns0='urn:microsoft-dynamics-nav/reports/Standard_Sales_Invoice/1306/'" w:xpath="/ns0:NavWordReportXmlPart[1]/ns0:Header[1]/ns0:VATRegistrationNo[1]" w:storeItemID="{AF7A6226-6056-400F-ADDA-E1ADA7C08250}"/>
           <w:text/>
         </w:sdtPr>
+        <w:sdtEndPr/>
         <w:sdtContent>
           <w:tc>
             <w:tcPr>
@@ -7628,7 +7552,6 @@
                   <w:szCs w:val="16"/>
                 </w:rPr>
               </w:pPr>
-              <w:proofErr w:type="spellStart"/>
               <w:r>
                 <w:rPr>
                   <w:rFonts w:ascii="Century Gothic" w:hAnsi="Century Gothic"/>
@@ -7637,7 +7560,6 @@
                 </w:rPr>
                 <w:t>VATRegistrationNo</w:t>
               </w:r>
-              <w:proofErr w:type="spellEnd"/>
             </w:p>
           </w:tc>
         </w:sdtContent>
@@ -7674,6 +7596,7 @@
           <w:dataBinding w:prefixMappings="xmlns:ns0='urn:microsoft-dynamics-nav/reports/Standard_Sales_Invoice/1306/'" w:xpath="/ns0:NavWordReportXmlPart[1]/ns0:Header[1]/ns0:CompanyPhoneNo_Lbl[1]" w:storeItemID="{AF7A6226-6056-400F-ADDA-E1ADA7C08250}"/>
           <w:text/>
         </w:sdtPr>
+        <w:sdtEndPr/>
         <w:sdtContent>
           <w:tc>
             <w:tcPr>
@@ -7690,7 +7613,6 @@
                   <w:szCs w:val="16"/>
                 </w:rPr>
               </w:pPr>
-              <w:proofErr w:type="spellStart"/>
               <w:r>
                 <w:rPr>
                   <w:rFonts w:ascii="Century Gothic" w:hAnsi="Century Gothic"/>
@@ -7699,7 +7621,6 @@
                 </w:rPr>
                 <w:t>CompanyPhoneNo_Lbl</w:t>
               </w:r>
-              <w:proofErr w:type="spellEnd"/>
             </w:p>
           </w:tc>
         </w:sdtContent>
@@ -7720,6 +7641,7 @@
           <w:dataBinding w:prefixMappings="xmlns:ns0='urn:microsoft-dynamics-nav/reports/Standard_Sales_Invoice/1306/'" w:xpath="/ns0:NavWordReportXmlPart[1]/ns0:Header[1]/ns0:CompanyPhoneNo[1]" w:storeItemID="{AF7A6226-6056-400F-ADDA-E1ADA7C08250}"/>
           <w:text/>
         </w:sdtPr>
+        <w:sdtEndPr/>
         <w:sdtContent>
           <w:tc>
             <w:tcPr>
@@ -7735,7 +7657,6 @@
                   <w:szCs w:val="16"/>
                 </w:rPr>
               </w:pPr>
-              <w:proofErr w:type="spellStart"/>
               <w:r>
                 <w:rPr>
                   <w:rFonts w:ascii="Century Gothic" w:hAnsi="Century Gothic"/>
@@ -7744,7 +7665,6 @@
                 </w:rPr>
                 <w:t>CompanyPhoneNo</w:t>
               </w:r>
-              <w:proofErr w:type="spellEnd"/>
             </w:p>
           </w:tc>
         </w:sdtContent>
@@ -7771,6 +7691,7 @@
           <w:dataBinding w:prefixMappings="xmlns:ns0='urn:microsoft-dynamics-nav/reports/Standard_Sales_Invoice/1306/'" w:xpath="/ns0:NavWordReportXmlPart[1]/ns0:Header[1]/ns0:YourReference_Lbl[1]" w:storeItemID="{AF7A6226-6056-400F-ADDA-E1ADA7C08250}"/>
           <w:text/>
         </w:sdtPr>
+        <w:sdtEndPr/>
         <w:sdtContent>
           <w:tc>
             <w:tcPr>
@@ -7815,6 +7736,7 @@
           <w:dataBinding w:prefixMappings="xmlns:ns0='urn:microsoft-dynamics-nav/reports/Standard_Sales_Invoice/1306/'" w:xpath="/ns0:NavWordReportXmlPart[1]/ns0:Header[1]/ns0:YourReference[1]" w:storeItemID="{AF7A6226-6056-400F-ADDA-E1ADA7C08250}"/>
           <w:text/>
         </w:sdtPr>
+        <w:sdtEndPr/>
         <w:sdtContent>
           <w:tc>
             <w:tcPr>
@@ -7875,6 +7797,7 @@
           <w:dataBinding w:prefixMappings="xmlns:ns0='urn:microsoft-dynamics-nav/reports/Standard_Sales_Invoice/1306/'" w:xpath="/ns0:NavWordReportXmlPart[1]/ns0:Header[1]/ns0:HomePag_Lbl[1]" w:storeItemID="{AF7A6226-6056-400F-ADDA-E1ADA7C08250}"/>
           <w:text/>
         </w:sdtPr>
+        <w:sdtEndPr/>
         <w:sdtContent>
           <w:tc>
             <w:tcPr>
@@ -7891,7 +7814,6 @@
                   <w:szCs w:val="16"/>
                 </w:rPr>
               </w:pPr>
-              <w:proofErr w:type="spellStart"/>
               <w:r>
                 <w:rPr>
                   <w:rFonts w:ascii="Century Gothic" w:hAnsi="Century Gothic"/>
@@ -7900,7 +7822,6 @@
                 </w:rPr>
                 <w:t>HomePag_Lbl</w:t>
               </w:r>
-              <w:proofErr w:type="spellEnd"/>
             </w:p>
           </w:tc>
         </w:sdtContent>
@@ -7921,6 +7842,7 @@
           <w:dataBinding w:prefixMappings="xmlns:ns0='urn:microsoft-dynamics-nav/reports/Standard_Sales_Invoice/1306/'" w:xpath="/ns0:NavWordReportXmlPart[1]/ns0:Header[1]/ns0:CompanyHomePage[1]" w:storeItemID="{AF7A6226-6056-400F-ADDA-E1ADA7C08250}"/>
           <w:text/>
         </w:sdtPr>
+        <w:sdtEndPr/>
         <w:sdtContent>
           <w:tc>
             <w:tcPr>
@@ -7936,7 +7858,6 @@
                   <w:szCs w:val="16"/>
                 </w:rPr>
               </w:pPr>
-              <w:proofErr w:type="spellStart"/>
               <w:r>
                 <w:rPr>
                   <w:rFonts w:ascii="Century Gothic" w:hAnsi="Century Gothic"/>
@@ -7945,7 +7866,6 @@
                 </w:rPr>
                 <w:t>CompanyHomePage</w:t>
               </w:r>
-              <w:proofErr w:type="spellEnd"/>
             </w:p>
           </w:tc>
         </w:sdtContent>
@@ -7971,6 +7891,7 @@
           <w:dataBinding w:prefixMappings="xmlns:ns0='urn:microsoft-dynamics-nav/reports/Standard_Sales_Invoice/1306/'" w:xpath="/ns0:NavWordReportXmlPart[1]/ns0:Header[1]/ns0:BilltoCustomerNo_Lbl[1]" w:storeItemID="{AF7A6226-6056-400F-ADDA-E1ADA7C08250}"/>
           <w:text/>
         </w:sdtPr>
+        <w:sdtEndPr/>
         <w:sdtContent>
           <w:tc>
             <w:tcPr>
@@ -7986,7 +7907,6 @@
                   <w:szCs w:val="16"/>
                 </w:rPr>
               </w:pPr>
-              <w:proofErr w:type="spellStart"/>
               <w:r>
                 <w:rPr>
                   <w:rFonts w:ascii="Century Gothic" w:hAnsi="Century Gothic"/>
@@ -7995,7 +7915,6 @@
                 </w:rPr>
                 <w:t>BilltoCustomerNo_Lbl</w:t>
               </w:r>
-              <w:proofErr w:type="spellEnd"/>
             </w:p>
           </w:tc>
         </w:sdtContent>
@@ -8016,6 +7935,7 @@
           <w:dataBinding w:prefixMappings="xmlns:ns0='urn:microsoft-dynamics-nav/reports/Standard_Sales_Invoice/1306/'" w:xpath="/ns0:NavWordReportXmlPart[1]/ns0:Header[1]/ns0:BilltoCustumerNo[1]" w:storeItemID="{AF7A6226-6056-400F-ADDA-E1ADA7C08250}"/>
           <w:text/>
         </w:sdtPr>
+        <w:sdtEndPr/>
         <w:sdtContent>
           <w:tc>
             <w:tcPr>
@@ -8031,7 +7951,6 @@
                   <w:szCs w:val="16"/>
                 </w:rPr>
               </w:pPr>
-              <w:proofErr w:type="spellStart"/>
               <w:r>
                 <w:rPr>
                   <w:rFonts w:ascii="Century Gothic" w:hAnsi="Century Gothic"/>
@@ -8040,7 +7959,6 @@
                 </w:rPr>
                 <w:t>BilltoCustumerNo</w:t>
               </w:r>
-              <w:proofErr w:type="spellEnd"/>
             </w:p>
           </w:tc>
         </w:sdtContent>
@@ -8077,6 +7995,7 @@
           <w:dataBinding w:prefixMappings="xmlns:ns0='urn:microsoft-dynamics-nav/reports/Standard_Sales_Invoice/1306/'" w:xpath="/ns0:NavWordReportXmlPart[1]/ns0:Header[1]/ns0:EMail_Lbl[1]" w:storeItemID="{AF7A6226-6056-400F-ADDA-E1ADA7C08250}"/>
           <w:text/>
         </w:sdtPr>
+        <w:sdtEndPr/>
         <w:sdtContent>
           <w:tc>
             <w:tcPr>
@@ -8093,7 +8012,6 @@
                   <w:szCs w:val="16"/>
                 </w:rPr>
               </w:pPr>
-              <w:proofErr w:type="spellStart"/>
               <w:r>
                 <w:rPr>
                   <w:rFonts w:ascii="Century Gothic" w:hAnsi="Century Gothic"/>
@@ -8102,7 +8020,6 @@
                 </w:rPr>
                 <w:t>EMail_Lbl</w:t>
               </w:r>
-              <w:proofErr w:type="spellEnd"/>
             </w:p>
           </w:tc>
         </w:sdtContent>
@@ -8123,6 +8040,7 @@
           <w:dataBinding w:prefixMappings="xmlns:ns0='urn:microsoft-dynamics-nav/reports/Standard_Sales_Invoice/1306/'" w:xpath="/ns0:NavWordReportXmlPart[1]/ns0:Header[1]/ns0:CompanyEMail[1]" w:storeItemID="{AF7A6226-6056-400F-ADDA-E1ADA7C08250}"/>
           <w:text/>
         </w:sdtPr>
+        <w:sdtEndPr/>
         <w:sdtContent>
           <w:tc>
             <w:tcPr>
@@ -8138,7 +8056,6 @@
                   <w:szCs w:val="16"/>
                 </w:rPr>
               </w:pPr>
-              <w:proofErr w:type="spellStart"/>
               <w:r>
                 <w:rPr>
                   <w:rFonts w:ascii="Century Gothic" w:hAnsi="Century Gothic"/>
@@ -8147,7 +8064,6 @@
                 </w:rPr>
                 <w:t>CompanyEMail</w:t>
               </w:r>
-              <w:proofErr w:type="spellEnd"/>
             </w:p>
           </w:tc>
         </w:sdtContent>
@@ -8173,6 +8089,7 @@
           <w:dataBinding w:prefixMappings="xmlns:ns0='urn:microsoft-dynamics-nav/reports/Standard_Sales_Invoice/1306/'" w:xpath="/ns0:NavWordReportXmlPart[1]/ns0:Header[1]/ns0:OrderNo_Lbl[1]" w:storeItemID="{AF7A6226-6056-400F-ADDA-E1ADA7C08250}"/>
           <w:text/>
         </w:sdtPr>
+        <w:sdtEndPr/>
         <w:sdtContent>
           <w:tc>
             <w:tcPr>
@@ -8188,7 +8105,6 @@
                   <w:szCs w:val="16"/>
                 </w:rPr>
               </w:pPr>
-              <w:proofErr w:type="spellStart"/>
               <w:r>
                 <w:rPr>
                   <w:rFonts w:ascii="Century Gothic" w:hAnsi="Century Gothic"/>
@@ -8197,7 +8113,6 @@
                 </w:rPr>
                 <w:t>OrderNo_Lbl</w:t>
               </w:r>
-              <w:proofErr w:type="spellEnd"/>
             </w:p>
           </w:tc>
         </w:sdtContent>
@@ -8218,6 +8133,7 @@
           <w:dataBinding w:prefixMappings="xmlns:ns0='urn:microsoft-dynamics-nav/reports/Standard_Sales_Invoice/1306/'" w:xpath="/ns0:NavWordReportXmlPart[1]/ns0:Header[1]/ns0:OrderNo[1]" w:storeItemID="{AF7A6226-6056-400F-ADDA-E1ADA7C08250}"/>
           <w:text/>
         </w:sdtPr>
+        <w:sdtEndPr/>
         <w:sdtContent>
           <w:tc>
             <w:tcPr>
@@ -8233,7 +8149,6 @@
                   <w:szCs w:val="16"/>
                 </w:rPr>
               </w:pPr>
-              <w:proofErr w:type="spellStart"/>
               <w:r>
                 <w:rPr>
                   <w:rFonts w:ascii="Century Gothic" w:hAnsi="Century Gothic"/>
@@ -8242,7 +8157,6 @@
                 </w:rPr>
                 <w:t>OrderNo</w:t>
               </w:r>
-              <w:proofErr w:type="spellEnd"/>
             </w:p>
           </w:tc>
         </w:sdtContent>
@@ -8279,6 +8193,7 @@
           <w:dataBinding w:prefixMappings="xmlns:ns0='urn:microsoft-dynamics-nav/reports/Standard_Sales_Invoice/1306/'" w:xpath="/ns0:NavWordReportXmlPart[1]/ns0:Header[1]/ns0:CompanyVATRegNo_Lbl[1]" w:storeItemID="{AF7A6226-6056-400F-ADDA-E1ADA7C08250}"/>
           <w:text/>
         </w:sdtPr>
+        <w:sdtEndPr/>
         <w:sdtContent>
           <w:tc>
             <w:tcPr>
@@ -8295,7 +8210,6 @@
                   <w:szCs w:val="16"/>
                 </w:rPr>
               </w:pPr>
-              <w:proofErr w:type="spellStart"/>
               <w:r>
                 <w:rPr>
                   <w:rFonts w:ascii="Century Gothic" w:hAnsi="Century Gothic"/>
@@ -8304,7 +8218,6 @@
                 </w:rPr>
                 <w:t>CompanyVATRegNo_Lbl</w:t>
               </w:r>
-              <w:proofErr w:type="spellEnd"/>
             </w:p>
           </w:tc>
         </w:sdtContent>
@@ -8325,6 +8238,7 @@
           <w:dataBinding w:prefixMappings="xmlns:ns0='urn:microsoft-dynamics-nav/reports/Standard_Sales_Invoice/1306/'" w:xpath="/ns0:NavWordReportXmlPart[1]/ns0:Header[1]/ns0:CompanyVATRegNo[1]" w:storeItemID="{AF7A6226-6056-400F-ADDA-E1ADA7C08250}"/>
           <w:text/>
         </w:sdtPr>
+        <w:sdtEndPr/>
         <w:sdtContent>
           <w:tc>
             <w:tcPr>
@@ -8340,7 +8254,6 @@
                   <w:szCs w:val="16"/>
                 </w:rPr>
               </w:pPr>
-              <w:proofErr w:type="spellStart"/>
               <w:r>
                 <w:rPr>
                   <w:rFonts w:ascii="Century Gothic" w:hAnsi="Century Gothic"/>
@@ -8349,7 +8262,6 @@
                 </w:rPr>
                 <w:t>CompanyVATRegNo</w:t>
               </w:r>
-              <w:proofErr w:type="spellEnd"/>
             </w:p>
           </w:tc>
         </w:sdtContent>
@@ -8375,6 +8287,7 @@
           <w:dataBinding w:prefixMappings="xmlns:ns0='urn:microsoft-dynamics-nav/reports/Standard_Sales_Invoice/1306/'" w:xpath="/ns0:NavWordReportXmlPart[1]/ns0:Header[1]/ns0:DocumentDate_Lbl[1]" w:storeItemID="{AF7A6226-6056-400F-ADDA-E1ADA7C08250}"/>
           <w:text/>
         </w:sdtPr>
+        <w:sdtEndPr/>
         <w:sdtContent>
           <w:tc>
             <w:tcPr>
@@ -8390,7 +8303,6 @@
                   <w:szCs w:val="16"/>
                 </w:rPr>
               </w:pPr>
-              <w:proofErr w:type="spellStart"/>
               <w:r>
                 <w:rPr>
                   <w:rFonts w:ascii="Century Gothic" w:hAnsi="Century Gothic"/>
@@ -8399,7 +8311,6 @@
                 </w:rPr>
                 <w:t>DocumentDate_Lbl</w:t>
               </w:r>
-              <w:proofErr w:type="spellEnd"/>
             </w:p>
           </w:tc>
         </w:sdtContent>
@@ -8420,6 +8331,7 @@
           <w:dataBinding w:prefixMappings="xmlns:ns0='urn:microsoft-dynamics-nav/reports/Standard_Sales_Invoice/1306/'" w:xpath="/ns0:NavWordReportXmlPart[1]/ns0:Header[1]/ns0:DocumentDate[1]" w:storeItemID="{AF7A6226-6056-400F-ADDA-E1ADA7C08250}"/>
           <w:text/>
         </w:sdtPr>
+        <w:sdtEndPr/>
         <w:sdtContent>
           <w:tc>
             <w:tcPr>
@@ -8517,6 +8429,7 @@
           <w:dataBinding w:prefixMappings="xmlns:ns0='urn:microsoft-dynamics-nav/reports/Standard_Sales_Invoice/1306/'" w:xpath="/ns0:NavWordReportXmlPart[1]/ns0:Header[1]/ns0:DueDate_Lbl[1]" w:storeItemID="{AF7A6226-6056-400F-ADDA-E1ADA7C08250}"/>
           <w:text/>
         </w:sdtPr>
+        <w:sdtEndPr/>
         <w:sdtContent>
           <w:tc>
             <w:tcPr>
@@ -8532,7 +8445,6 @@
                   <w:szCs w:val="16"/>
                 </w:rPr>
               </w:pPr>
-              <w:proofErr w:type="spellStart"/>
               <w:r>
                 <w:rPr>
                   <w:rFonts w:ascii="Century Gothic" w:hAnsi="Century Gothic"/>
@@ -8541,7 +8453,6 @@
                 </w:rPr>
                 <w:t>DueDate_Lbl</w:t>
               </w:r>
-              <w:proofErr w:type="spellEnd"/>
             </w:p>
           </w:tc>
         </w:sdtContent>
@@ -8562,6 +8473,7 @@
           <w:dataBinding w:prefixMappings="xmlns:ns0='urn:microsoft-dynamics-nav/reports/Standard_Sales_Invoice/1306/'" w:xpath="/ns0:NavWordReportXmlPart[1]/ns0:Header[1]/ns0:DueDate[1]" w:storeItemID="{AF7A6226-6056-400F-ADDA-E1ADA7C08250}"/>
           <w:text/>
         </w:sdtPr>
+        <w:sdtEndPr/>
         <w:sdtContent>
           <w:tc>
             <w:tcPr>
@@ -8577,7 +8489,6 @@
                   <w:szCs w:val="16"/>
                 </w:rPr>
               </w:pPr>
-              <w:proofErr w:type="spellStart"/>
               <w:r>
                 <w:rPr>
                   <w:rFonts w:ascii="Century Gothic" w:hAnsi="Century Gothic"/>
@@ -8586,7 +8497,6 @@
                 </w:rPr>
                 <w:t>DueDate</w:t>
               </w:r>
-              <w:proofErr w:type="spellEnd"/>
             </w:p>
           </w:tc>
         </w:sdtContent>
@@ -8661,6 +8571,7 @@
           <w:dataBinding w:prefixMappings="xmlns:ns0='urn:microsoft-dynamics-nav/reports/Standard_Sales_Invoice/1306/'" w:xpath="/ns0:NavWordReportXmlPart[1]/ns0:Header[1]/ns0:PaymentTermsDescription_Lbl[1]" w:storeItemID="{AF7A6226-6056-400F-ADDA-E1ADA7C08250}"/>
           <w:text/>
         </w:sdtPr>
+        <w:sdtEndPr/>
         <w:sdtContent>
           <w:tc>
             <w:tcPr>
@@ -8676,7 +8587,6 @@
                   <w:szCs w:val="16"/>
                 </w:rPr>
               </w:pPr>
-              <w:proofErr w:type="spellStart"/>
               <w:r>
                 <w:rPr>
                   <w:rFonts w:ascii="Century Gothic" w:hAnsi="Century Gothic"/>
@@ -8685,7 +8595,6 @@
                 </w:rPr>
                 <w:t>PaymentTermsDescription_Lbl</w:t>
               </w:r>
-              <w:proofErr w:type="spellEnd"/>
             </w:p>
           </w:tc>
         </w:sdtContent>
@@ -8706,6 +8615,7 @@
           <w:dataBinding w:prefixMappings="xmlns:ns0='urn:microsoft-dynamics-nav/reports/Standard_Sales_Invoice/1306/'" w:xpath="/ns0:NavWordReportXmlPart[1]/ns0:Header[1]/ns0:PaymentTermsDescription[1]" w:storeItemID="{AF7A6226-6056-400F-ADDA-E1ADA7C08250}"/>
           <w:text/>
         </w:sdtPr>
+        <w:sdtEndPr/>
         <w:sdtContent>
           <w:tc>
             <w:tcPr>
@@ -8721,7 +8631,6 @@
                   <w:szCs w:val="16"/>
                 </w:rPr>
               </w:pPr>
-              <w:proofErr w:type="spellStart"/>
               <w:r>
                 <w:rPr>
                   <w:rFonts w:ascii="Century Gothic" w:hAnsi="Century Gothic"/>
@@ -8730,7 +8639,6 @@
                 </w:rPr>
                 <w:t>PaymentTermsDescription</w:t>
               </w:r>
-              <w:proofErr w:type="spellEnd"/>
             </w:p>
           </w:tc>
         </w:sdtContent>
@@ -8767,6 +8675,7 @@
           <w:dataBinding w:prefixMappings="xmlns:ns0='urn:microsoft-dynamics-nav/reports/Standard_Sales_Invoice/1306/'" w:xpath="/ns0:NavWordReportXmlPart[1]/ns0:Header[1]/ns0:SalesPerson_Lbl[1]" w:storeItemID="{AF7A6226-6056-400F-ADDA-E1ADA7C08250}"/>
           <w:text/>
         </w:sdtPr>
+        <w:sdtEndPr/>
         <w:sdtContent>
           <w:tc>
             <w:tcPr>
@@ -8783,7 +8692,6 @@
                   <w:szCs w:val="16"/>
                 </w:rPr>
               </w:pPr>
-              <w:proofErr w:type="spellStart"/>
               <w:r>
                 <w:rPr>
                   <w:rFonts w:ascii="Century Gothic" w:hAnsi="Century Gothic"/>
@@ -8792,7 +8700,6 @@
                 </w:rPr>
                 <w:t>SalesPerson_Lbl</w:t>
               </w:r>
-              <w:proofErr w:type="spellEnd"/>
             </w:p>
           </w:tc>
         </w:sdtContent>
@@ -8813,6 +8720,7 @@
           <w:dataBinding w:prefixMappings="xmlns:ns0='urn:microsoft-dynamics-nav/reports/Standard_Sales_Invoice/1306/'" w:xpath="/ns0:NavWordReportXmlPart[1]/ns0:Header[1]/ns0:SalesPersonName[1]" w:storeItemID="{AF7A6226-6056-400F-ADDA-E1ADA7C08250}"/>
           <w:text/>
         </w:sdtPr>
+        <w:sdtEndPr/>
         <w:sdtContent>
           <w:tc>
             <w:tcPr>
@@ -8828,7 +8736,6 @@
                   <w:szCs w:val="16"/>
                 </w:rPr>
               </w:pPr>
-              <w:proofErr w:type="spellStart"/>
               <w:r>
                 <w:rPr>
                   <w:rFonts w:ascii="Century Gothic" w:hAnsi="Century Gothic"/>
@@ -8837,7 +8744,6 @@
                 </w:rPr>
                 <w:t>SalesPersonName</w:t>
               </w:r>
-              <w:proofErr w:type="spellEnd"/>
             </w:p>
           </w:tc>
         </w:sdtContent>
@@ -8863,6 +8769,7 @@
           <w:dataBinding w:prefixMappings="xmlns:ns0='urn:microsoft-dynamics-nav/reports/Standard_Sales_Invoice/1306/'" w:xpath="/ns0:NavWordReportXmlPart[1]/ns0:Header[1]/ns0:PaymentMethodDescription_Lbl[1]" w:storeItemID="{AF7A6226-6056-400F-ADDA-E1ADA7C08250}"/>
           <w:text/>
         </w:sdtPr>
+        <w:sdtEndPr/>
         <w:sdtContent>
           <w:tc>
             <w:tcPr>
@@ -8878,7 +8785,6 @@
                   <w:szCs w:val="16"/>
                 </w:rPr>
               </w:pPr>
-              <w:proofErr w:type="spellStart"/>
               <w:r>
                 <w:rPr>
                   <w:rFonts w:ascii="Century Gothic" w:hAnsi="Century Gothic"/>
@@ -8887,7 +8793,6 @@
                 </w:rPr>
                 <w:t>PaymentMethodDescription_Lbl</w:t>
               </w:r>
-              <w:proofErr w:type="spellEnd"/>
             </w:p>
           </w:tc>
         </w:sdtContent>
@@ -8908,6 +8813,7 @@
           <w:dataBinding w:prefixMappings="xmlns:ns0='urn:microsoft-dynamics-nav/reports/Standard_Sales_Invoice/1306/'" w:xpath="/ns0:NavWordReportXmlPart[1]/ns0:Header[1]/ns0:PaymentMethodDescription[1]" w:storeItemID="{AF7A6226-6056-400F-ADDA-E1ADA7C08250}"/>
           <w:text/>
         </w:sdtPr>
+        <w:sdtEndPr/>
         <w:sdtContent>
           <w:tc>
             <w:tcPr>
@@ -8923,7 +8829,6 @@
                   <w:szCs w:val="16"/>
                 </w:rPr>
               </w:pPr>
-              <w:proofErr w:type="spellStart"/>
               <w:r>
                 <w:rPr>
                   <w:rFonts w:ascii="Century Gothic" w:hAnsi="Century Gothic"/>
@@ -8932,7 +8837,6 @@
                 </w:rPr>
                 <w:t>PaymentMethodDescription</w:t>
               </w:r>
-              <w:proofErr w:type="spellEnd"/>
             </w:p>
           </w:tc>
         </w:sdtContent>
@@ -8968,7 +8872,6 @@
               <w:szCs w:val="16"/>
             </w:rPr>
           </w:pPr>
-          <w:proofErr w:type="spellStart"/>
           <w:r>
             <w:rPr>
               <w:rFonts w:ascii="Century Gothic" w:hAnsi="Century Gothic"/>
@@ -8977,7 +8880,6 @@
             </w:rPr>
             <w:t>NºExpedición</w:t>
           </w:r>
-          <w:proofErr w:type="spellEnd"/>
         </w:p>
       </w:tc>
       <w:sdt>
@@ -8998,6 +8900,7 @@
           <w:dataBinding w:prefixMappings="xmlns:ns0='urn:microsoft-dynamics-nav/reports/Standard_Sales_Invoice/1306/'" w:xpath="/ns0:NavWordReportXmlPart[1]/ns0:Header[1]/ns0:N_expedición[1]" w:storeItemID="{AF7A6226-6056-400F-ADDA-E1ADA7C08250}"/>
           <w:text/>
         </w:sdtPr>
+        <w:sdtEndPr/>
         <w:sdtContent>
           <w:tc>
             <w:tcPr>
@@ -9015,7 +8918,6 @@
                   <w:szCs w:val="16"/>
                 </w:rPr>
               </w:pPr>
-              <w:proofErr w:type="spellStart"/>
               <w:r>
                 <w:rPr>
                   <w:rFonts w:ascii="Century Gothic" w:hAnsi="Century Gothic"/>
@@ -9026,7 +8928,6 @@
                 </w:rPr>
                 <w:t>N_expedición</w:t>
               </w:r>
-              <w:proofErr w:type="spellEnd"/>
             </w:p>
           </w:tc>
         </w:sdtContent>
@@ -9047,7 +8948,7 @@
 </file>
 
 <file path=word/styles.xml><?xml version="1.0" encoding="utf-8"?>
-<w:styles xmlns:mc="http://schemas.openxmlformats.org/markup-compatibility/2006" xmlns:r="http://schemas.openxmlformats.org/officeDocument/2006/relationships" xmlns:w="http://schemas.openxmlformats.org/wordprocessingml/2006/main" xmlns:w14="http://schemas.microsoft.com/office/word/2010/wordml" xmlns:w15="http://schemas.microsoft.com/office/word/2012/wordml" xmlns:w16cex="http://schemas.microsoft.com/office/word/2018/wordml/cex" xmlns:w16cid="http://schemas.microsoft.com/office/word/2016/wordml/cid" xmlns:w16="http://schemas.microsoft.com/office/word/2018/wordml" xmlns:w16du="http://schemas.microsoft.com/office/word/2023/wordml/word16du" xmlns:w16sdtdh="http://schemas.microsoft.com/office/word/2020/wordml/sdtdatahash" xmlns:w16sdtfl="http://schemas.microsoft.com/office/word/2024/wordml/sdtformatlock" xmlns:w16se="http://schemas.microsoft.com/office/word/2015/wordml/symex" mc:Ignorable="w14 w15 w16se w16cid w16 w16cex w16sdtdh w16sdtfl w16du">
+<w:styles xmlns:mc="http://schemas.openxmlformats.org/markup-compatibility/2006" xmlns:r="http://schemas.openxmlformats.org/officeDocument/2006/relationships" xmlns:w="http://schemas.openxmlformats.org/wordprocessingml/2006/main" xmlns:w14="http://schemas.microsoft.com/office/word/2010/wordml" xmlns:w15="http://schemas.microsoft.com/office/word/2012/wordml" xmlns:w16cex="http://schemas.microsoft.com/office/word/2018/wordml/cex" xmlns:w16cid="http://schemas.microsoft.com/office/word/2016/wordml/cid" xmlns:w16="http://schemas.microsoft.com/office/word/2018/wordml" xmlns:w16sdtdh="http://schemas.microsoft.com/office/word/2020/wordml/sdtdatahash" xmlns:w16se="http://schemas.microsoft.com/office/word/2015/wordml/symex" mc:Ignorable="w14 w15 w16se w16cid w16 w16cex w16sdtdh">
   <w:docDefaults>
     <w:rPrDefault>
       <w:rPr>
@@ -9849,7 +9750,7 @@
 </file>
 
 <file path=word/glossary/document.xml><?xml version="1.0" encoding="utf-8"?>
-<w:glossaryDocument xmlns:wpc="http://schemas.microsoft.com/office/word/2010/wordprocessingCanvas" xmlns:cx="http://schemas.microsoft.com/office/drawing/2014/chartex" xmlns:cx1="http://schemas.microsoft.com/office/drawing/2015/9/8/chartex" xmlns:cx2="http://schemas.microsoft.com/office/drawing/2015/10/21/chartex" xmlns:cx3="http://schemas.microsoft.com/office/drawing/2016/5/9/chartex" xmlns:cx4="http://schemas.microsoft.com/office/drawing/2016/5/10/chartex" xmlns:cx5="http://schemas.microsoft.com/office/drawing/2016/5/11/chartex" xmlns:cx6="http://schemas.microsoft.com/office/drawing/2016/5/12/chartex" xmlns:cx7="http://schemas.microsoft.com/office/drawing/2016/5/13/chartex" xmlns:cx8="http://schemas.microsoft.com/office/drawing/2016/5/14/chartex" xmlns:mc="http://schemas.openxmlformats.org/markup-compatibility/2006" xmlns:aink="http://schemas.microsoft.com/office/drawing/2016/ink" xmlns:am3d="http://schemas.microsoft.com/office/drawing/2017/model3d" xmlns:o="urn:schemas-microsoft-com:office:office" xmlns:oel="http://schemas.microsoft.com/office/2019/extlst" xmlns:r="http://schemas.openxmlformats.org/officeDocument/2006/relationships" xmlns:m="http://schemas.openxmlformats.org/officeDocument/2006/math" xmlns:v="urn:schemas-microsoft-com:vml" xmlns:wp14="http://schemas.microsoft.com/office/word/2010/wordprocessingDrawing" xmlns:wp="http://schemas.openxmlformats.org/drawingml/2006/wordprocessingDrawing" xmlns:w10="urn:schemas-microsoft-com:office:word" xmlns:w="http://schemas.openxmlformats.org/wordprocessingml/2006/main" xmlns:w14="http://schemas.microsoft.com/office/word/2010/wordml" xmlns:w15="http://schemas.microsoft.com/office/word/2012/wordml" xmlns:w16cex="http://schemas.microsoft.com/office/word/2018/wordml/cex" xmlns:w16cid="http://schemas.microsoft.com/office/word/2016/wordml/cid" xmlns:w16="http://schemas.microsoft.com/office/word/2018/wordml" xmlns:w16du="http://schemas.microsoft.com/office/word/2023/wordml/word16du" xmlns:w16sdtdh="http://schemas.microsoft.com/office/word/2020/wordml/sdtdatahash" xmlns:w16sdtfl="http://schemas.microsoft.com/office/word/2024/wordml/sdtformatlock" xmlns:w16se="http://schemas.microsoft.com/office/word/2015/wordml/symex" xmlns:wpg="http://schemas.microsoft.com/office/word/2010/wordprocessingGroup" xmlns:wpi="http://schemas.microsoft.com/office/word/2010/wordprocessingInk" xmlns:wne="http://schemas.microsoft.com/office/word/2006/wordml" xmlns:wps="http://schemas.microsoft.com/office/word/2010/wordprocessingShape" mc:Ignorable="w14 w15 w16se w16cid w16 w16cex w16sdtdh w16sdtfl w16du wp14">
+<w:glossaryDocument xmlns:wpc="http://schemas.microsoft.com/office/word/2010/wordprocessingCanvas" xmlns:cx="http://schemas.microsoft.com/office/drawing/2014/chartex" xmlns:cx1="http://schemas.microsoft.com/office/drawing/2015/9/8/chartex" xmlns:cx2="http://schemas.microsoft.com/office/drawing/2015/10/21/chartex" xmlns:cx3="http://schemas.microsoft.com/office/drawing/2016/5/9/chartex" xmlns:cx4="http://schemas.microsoft.com/office/drawing/2016/5/10/chartex" xmlns:cx5="http://schemas.microsoft.com/office/drawing/2016/5/11/chartex" xmlns:cx6="http://schemas.microsoft.com/office/drawing/2016/5/12/chartex" xmlns:cx7="http://schemas.microsoft.com/office/drawing/2016/5/13/chartex" xmlns:cx8="http://schemas.microsoft.com/office/drawing/2016/5/14/chartex" xmlns:mc="http://schemas.openxmlformats.org/markup-compatibility/2006" xmlns:aink="http://schemas.microsoft.com/office/drawing/2016/ink" xmlns:am3d="http://schemas.microsoft.com/office/drawing/2017/model3d" xmlns:o="urn:schemas-microsoft-com:office:office" xmlns:oel="http://schemas.microsoft.com/office/2019/extlst" xmlns:r="http://schemas.openxmlformats.org/officeDocument/2006/relationships" xmlns:m="http://schemas.openxmlformats.org/officeDocument/2006/math" xmlns:v="urn:schemas-microsoft-com:vml" xmlns:wp14="http://schemas.microsoft.com/office/word/2010/wordprocessingDrawing" xmlns:wp="http://schemas.openxmlformats.org/drawingml/2006/wordprocessingDrawing" xmlns:w10="urn:schemas-microsoft-com:office:word" xmlns:w="http://schemas.openxmlformats.org/wordprocessingml/2006/main" xmlns:w14="http://schemas.microsoft.com/office/word/2010/wordml" xmlns:w15="http://schemas.microsoft.com/office/word/2012/wordml" xmlns:w16cex="http://schemas.microsoft.com/office/word/2018/wordml/cex" xmlns:w16cid="http://schemas.microsoft.com/office/word/2016/wordml/cid" xmlns:w16="http://schemas.microsoft.com/office/word/2018/wordml" xmlns:w16sdtdh="http://schemas.microsoft.com/office/word/2020/wordml/sdtdatahash" xmlns:w16se="http://schemas.microsoft.com/office/word/2015/wordml/symex" xmlns:wpg="http://schemas.microsoft.com/office/word/2010/wordprocessingGroup" xmlns:wpi="http://schemas.microsoft.com/office/word/2010/wordprocessingInk" xmlns:wne="http://schemas.microsoft.com/office/word/2006/wordml" xmlns:wps="http://schemas.microsoft.com/office/word/2010/wordprocessingShape" mc:Ignorable="w14 w15 w16se w16cid w16 w16cex w16sdtdh wp14">
   <w:docParts>
     <w:docPart>
       <w:docPartPr>
@@ -10691,35 +10592,6 @@
     </w:docPart>
     <w:docPart>
       <w:docPartPr>
-        <w:name w:val="1D08397C6AD844CEB4707D9BA2C30765"/>
-        <w:category>
-          <w:name w:val="General"/>
-          <w:gallery w:val="placeholder"/>
-        </w:category>
-        <w:types>
-          <w:type w:val="bbPlcHdr"/>
-        </w:types>
-        <w:behaviors>
-          <w:behavior w:val="content"/>
-        </w:behaviors>
-        <w:guid w:val="{E5721910-EE61-45CD-8E75-FD9F86976B71}"/>
-      </w:docPartPr>
-      <w:docPartBody>
-        <w:p>
-          <w:pPr>
-            <w:pStyle w:val="1D08397C6AD844CEB4707D9BA2C30765"/>
-          </w:pPr>
-          <w:r>
-            <w:rPr>
-              <w:rStyle w:val="Textodelmarcadordeposicin"/>
-            </w:rPr>
-            <w:t>Click here to enter text.</w:t>
-          </w:r>
-        </w:p>
-      </w:docPartBody>
-    </w:docPart>
-    <w:docPart>
-      <w:docPartPr>
         <w:name w:val="E069AC6822084D51BC04DD39D79A4062"/>
         <w:category>
           <w:name w:val="General"/>
@@ -11593,7 +11465,7 @@
 </file>
 
 <file path=word/glossary/fontTable.xml><?xml version="1.0" encoding="utf-8"?>
-<w:fonts xmlns:mc="http://schemas.openxmlformats.org/markup-compatibility/2006" xmlns:r="http://schemas.openxmlformats.org/officeDocument/2006/relationships" xmlns:w="http://schemas.openxmlformats.org/wordprocessingml/2006/main" xmlns:w14="http://schemas.microsoft.com/office/word/2010/wordml" xmlns:w15="http://schemas.microsoft.com/office/word/2012/wordml" xmlns:w16cex="http://schemas.microsoft.com/office/word/2018/wordml/cex" xmlns:w16cid="http://schemas.microsoft.com/office/word/2016/wordml/cid" xmlns:w16="http://schemas.microsoft.com/office/word/2018/wordml" xmlns:w16du="http://schemas.microsoft.com/office/word/2023/wordml/word16du" xmlns:w16sdtdh="http://schemas.microsoft.com/office/word/2020/wordml/sdtdatahash" xmlns:w16sdtfl="http://schemas.microsoft.com/office/word/2024/wordml/sdtformatlock" xmlns:w16se="http://schemas.microsoft.com/office/word/2015/wordml/symex" mc:Ignorable="w14 w15 w16se w16cid w16 w16cex w16sdtdh w16sdtfl w16du">
+<w:fonts xmlns:mc="http://schemas.openxmlformats.org/markup-compatibility/2006" xmlns:r="http://schemas.openxmlformats.org/officeDocument/2006/relationships" xmlns:w="http://schemas.openxmlformats.org/wordprocessingml/2006/main" xmlns:w14="http://schemas.microsoft.com/office/word/2010/wordml" xmlns:w15="http://schemas.microsoft.com/office/word/2012/wordml" xmlns:w16cex="http://schemas.microsoft.com/office/word/2018/wordml/cex" xmlns:w16cid="http://schemas.microsoft.com/office/word/2016/wordml/cid" xmlns:w16="http://schemas.microsoft.com/office/word/2018/wordml" xmlns:w16sdtdh="http://schemas.microsoft.com/office/word/2020/wordml/sdtdatahash" xmlns:w16se="http://schemas.microsoft.com/office/word/2015/wordml/symex" mc:Ignorable="w14 w15 w16se w16cid w16 w16cex w16sdtdh">
   <w:font w:name="Calibri">
     <w:panose1 w:val="020F0502020204030204"/>
     <w:charset w:val="00"/>
@@ -11645,7 +11517,7 @@
 </file>
 
 <file path=word/glossary/settings.xml><?xml version="1.0" encoding="utf-8"?>
-<w:settings xmlns:mc="http://schemas.openxmlformats.org/markup-compatibility/2006" xmlns:o="urn:schemas-microsoft-com:office:office" xmlns:r="http://schemas.openxmlformats.org/officeDocument/2006/relationships" xmlns:m="http://schemas.openxmlformats.org/officeDocument/2006/math" xmlns:v="urn:schemas-microsoft-com:vml" xmlns:w10="urn:schemas-microsoft-com:office:word" xmlns:w="http://schemas.openxmlformats.org/wordprocessingml/2006/main" xmlns:w14="http://schemas.microsoft.com/office/word/2010/wordml" xmlns:w15="http://schemas.microsoft.com/office/word/2012/wordml" xmlns:w16cex="http://schemas.microsoft.com/office/word/2018/wordml/cex" xmlns:w16cid="http://schemas.microsoft.com/office/word/2016/wordml/cid" xmlns:w16="http://schemas.microsoft.com/office/word/2018/wordml" xmlns:w16du="http://schemas.microsoft.com/office/word/2023/wordml/word16du" xmlns:w16sdtdh="http://schemas.microsoft.com/office/word/2020/wordml/sdtdatahash" xmlns:w16sdtfl="http://schemas.microsoft.com/office/word/2024/wordml/sdtformatlock" xmlns:w16se="http://schemas.microsoft.com/office/word/2015/wordml/symex" xmlns:sl="http://schemas.openxmlformats.org/schemaLibrary/2006/main" mc:Ignorable="w14 w15 w16se w16cid w16 w16cex w16sdtdh w16sdtfl w16du">
+<w:settings xmlns:mc="http://schemas.openxmlformats.org/markup-compatibility/2006" xmlns:o="urn:schemas-microsoft-com:office:office" xmlns:r="http://schemas.openxmlformats.org/officeDocument/2006/relationships" xmlns:m="http://schemas.openxmlformats.org/officeDocument/2006/math" xmlns:v="urn:schemas-microsoft-com:vml" xmlns:w10="urn:schemas-microsoft-com:office:word" xmlns:w="http://schemas.openxmlformats.org/wordprocessingml/2006/main" xmlns:w14="http://schemas.microsoft.com/office/word/2010/wordml" xmlns:w15="http://schemas.microsoft.com/office/word/2012/wordml" xmlns:w16cex="http://schemas.microsoft.com/office/word/2018/wordml/cex" xmlns:w16cid="http://schemas.microsoft.com/office/word/2016/wordml/cid" xmlns:w16="http://schemas.microsoft.com/office/word/2018/wordml" xmlns:w16sdtdh="http://schemas.microsoft.com/office/word/2020/wordml/sdtdatahash" xmlns:w16se="http://schemas.microsoft.com/office/word/2015/wordml/symex" xmlns:sl="http://schemas.openxmlformats.org/schemaLibrary/2006/main" mc:Ignorable="w14 w15 w16se w16cid w16 w16cex w16sdtdh">
   <w:view w:val="normal"/>
   <w:defaultTabStop w:val="720"/>
   <w:hyphenationZone w:val="425"/>
@@ -11750,6 +11622,7 @@
     <w:rsid w:val="00AC48B9"/>
     <w:rsid w:val="00AD7BCB"/>
     <w:rsid w:val="00B06A1E"/>
+    <w:rsid w:val="00B45048"/>
     <w:rsid w:val="00B5335B"/>
     <w:rsid w:val="00B86A27"/>
     <w:rsid w:val="00B95809"/>
@@ -11808,7 +11681,7 @@
 </file>
 
 <file path=word/glossary/styles.xml><?xml version="1.0" encoding="utf-8"?>
-<w:styles xmlns:mc="http://schemas.openxmlformats.org/markup-compatibility/2006" xmlns:r="http://schemas.openxmlformats.org/officeDocument/2006/relationships" xmlns:w="http://schemas.openxmlformats.org/wordprocessingml/2006/main" xmlns:w14="http://schemas.microsoft.com/office/word/2010/wordml" xmlns:w15="http://schemas.microsoft.com/office/word/2012/wordml" xmlns:w16cex="http://schemas.microsoft.com/office/word/2018/wordml/cex" xmlns:w16cid="http://schemas.microsoft.com/office/word/2016/wordml/cid" xmlns:w16="http://schemas.microsoft.com/office/word/2018/wordml" xmlns:w16du="http://schemas.microsoft.com/office/word/2023/wordml/word16du" xmlns:w16sdtdh="http://schemas.microsoft.com/office/word/2020/wordml/sdtdatahash" xmlns:w16sdtfl="http://schemas.microsoft.com/office/word/2024/wordml/sdtformatlock" xmlns:w16se="http://schemas.microsoft.com/office/word/2015/wordml/symex" mc:Ignorable="w14 w15 w16se w16cid w16 w16cex w16sdtdh w16sdtfl w16du">
+<w:styles xmlns:mc="http://schemas.openxmlformats.org/markup-compatibility/2006" xmlns:r="http://schemas.openxmlformats.org/officeDocument/2006/relationships" xmlns:w="http://schemas.openxmlformats.org/wordprocessingml/2006/main" xmlns:w14="http://schemas.microsoft.com/office/word/2010/wordml" xmlns:w15="http://schemas.microsoft.com/office/word/2012/wordml" xmlns:w16cex="http://schemas.microsoft.com/office/word/2018/wordml/cex" xmlns:w16cid="http://schemas.microsoft.com/office/word/2016/wordml/cid" xmlns:w16="http://schemas.microsoft.com/office/word/2018/wordml" xmlns:w16sdtdh="http://schemas.microsoft.com/office/word/2020/wordml/sdtdatahash" xmlns:w16se="http://schemas.microsoft.com/office/word/2015/wordml/symex" mc:Ignorable="w14 w15 w16se w16cid w16 w16cex w16sdtdh">
   <w:docDefaults>
     <w:rPrDefault>
       <w:rPr>
@@ -13305,7 +13178,7 @@
 </file>
 
 <file path=word/glossary/webSettings.xml><?xml version="1.0" encoding="utf-8"?>
-<w:webSettings xmlns:mc="http://schemas.openxmlformats.org/markup-compatibility/2006" xmlns:r="http://schemas.openxmlformats.org/officeDocument/2006/relationships" xmlns:w="http://schemas.openxmlformats.org/wordprocessingml/2006/main" xmlns:w14="http://schemas.microsoft.com/office/word/2010/wordml" xmlns:w15="http://schemas.microsoft.com/office/word/2012/wordml" xmlns:w16cex="http://schemas.microsoft.com/office/word/2018/wordml/cex" xmlns:w16cid="http://schemas.microsoft.com/office/word/2016/wordml/cid" xmlns:w16="http://schemas.microsoft.com/office/word/2018/wordml" xmlns:w16du="http://schemas.microsoft.com/office/word/2023/wordml/word16du" xmlns:w16sdtdh="http://schemas.microsoft.com/office/word/2020/wordml/sdtdatahash" xmlns:w16sdtfl="http://schemas.microsoft.com/office/word/2024/wordml/sdtformatlock" xmlns:w16se="http://schemas.microsoft.com/office/word/2015/wordml/symex" mc:Ignorable="w14 w15 w16se w16cid w16 w16cex w16sdtdh w16sdtfl w16du">
+<w:webSettings xmlns:mc="http://schemas.openxmlformats.org/markup-compatibility/2006" xmlns:r="http://schemas.openxmlformats.org/officeDocument/2006/relationships" xmlns:w="http://schemas.openxmlformats.org/wordprocessingml/2006/main" xmlns:w14="http://schemas.microsoft.com/office/word/2010/wordml" xmlns:w15="http://schemas.microsoft.com/office/word/2012/wordml" xmlns:w16cex="http://schemas.microsoft.com/office/word/2018/wordml/cex" xmlns:w16cid="http://schemas.microsoft.com/office/word/2016/wordml/cid" xmlns:w16="http://schemas.microsoft.com/office/word/2018/wordml" xmlns:w16sdtdh="http://schemas.microsoft.com/office/word/2020/wordml/sdtdatahash" xmlns:w16se="http://schemas.microsoft.com/office/word/2015/wordml/symex" mc:Ignorable="w14 w15 w16se w16cid w16 w16cex w16sdtdh">
   <w:optimizeForBrowser/>
   <w:allowPNG/>
 </w:webSettings>
@@ -13572,637 +13445,635 @@
 </a:theme>
 </file>
 
-<file path=customXml/item1.xml><?xml version="1.0" encoding="utf-8"?>
+<file path=customXml/item1.xml>��< ? x m l   v e r s i o n = " 1 . 0 "   e n c o d i n g = " u t f - 1 6 " ? > < N a v W o r d R e p o r t X m l P a r t   x m l n s = " u r n : m i c r o s o f t - d y n a m i c s - n a v / r e p o r t s / S t a n d a r d _ S a l e s _ I n v o i c e / 1 3 0 6 / " > + 
+     < H e a d e r > + 
+         < B i l l e d T o _ L b l > B i l l e d T o _ L b l < / B i l l e d T o _ L b l > + 
+         < B i l l T o C o n t a c t E m a i l > B i l l T o C o n t a c t E m a i l < / B i l l T o C o n t a c t E m a i l > + 
+         < B i l l T o C o n t a c t E m a i l L b l > B i l l T o C o n t a c t E m a i l L b l < / B i l l T o C o n t a c t E m a i l L b l > + 
+         < B i l l T o C o n t a c t M o b i l e P h o n e N o > B i l l T o C o n t a c t M o b i l e P h o n e N o < / B i l l T o C o n t a c t M o b i l e P h o n e N o > + 
+         < B i l l T o C o n t a c t M o b i l e P h o n e N o L b l > B i l l T o C o n t a c t M o b i l e P h o n e N o L b l < / B i l l T o C o n t a c t M o b i l e P h o n e N o L b l > + 
+         < B i l l T o C o n t a c t P h o n e N o > B i l l T o C o n t a c t P h o n e N o < / B i l l T o C o n t a c t P h o n e N o > + 
+         < B i l l T o C o n t a c t P h o n e N o L b l > B i l l T o C o n t a c t P h o n e N o L b l < / B i l l T o C o n t a c t P h o n e N o L b l > + 
+         < B i l l t o C u s t o m e r N o _ L b l > B i l l t o C u s t o m e r N o _ L b l < / B i l l t o C u s t o m e r N o _ L b l > + 
+         < B i l l t o C u s t u m e r N o > B i l l t o C u s t u m e r N o < / B i l l t o C u s t u m e r N o > + 
+         < C h e c k s P a y a b l e _ L b l > C h e c k s P a y a b l e _ L b l < / C h e c k s P a y a b l e _ L b l > + 
+         < C o m p a n y A d d r e s s 1 > C o m p a n y A d d r e s s 1 < / C o m p a n y A d d r e s s 1 > + 
+         < C o m p a n y A d d r e s s 2 > C o m p a n y A d d r e s s 2 < / C o m p a n y A d d r e s s 2 > + 
+         < C o m p a n y A d d r e s s 3 > C o m p a n y A d d r e s s 3 < / C o m p a n y A d d r e s s 3 > + 
+         < C o m p a n y A d d r e s s 4 > C o m p a n y A d d r e s s 4 < / C o m p a n y A d d r e s s 4 > + 
+         < C o m p a n y A d d r e s s 5 > C o m p a n y A d d r e s s 5 < / C o m p a n y A d d r e s s 5 > + 
+         < C o m p a n y A d d r e s s 6 > C o m p a n y A d d r e s s 6 < / C o m p a n y A d d r e s s 6 > + 
+         < C o m p a n y A d d r e s s 7 > C o m p a n y A d d r e s s 7 < / C o m p a n y A d d r e s s 7 > + 
+         < C o m p a n y A d d r e s s 8 > C o m p a n y A d d r e s s 8 < / C o m p a n y A d d r e s s 8 > + 
+         < C o m p a n y B a n k A c c o u n t N o > C o m p a n y B a n k A c c o u n t N o < / C o m p a n y B a n k A c c o u n t N o > + 
+         < C o m p a n y B a n k A c c o u n t N o _ L b l > C o m p a n y B a n k A c c o u n t N o _ L b l < / C o m p a n y B a n k A c c o u n t N o _ L b l > + 
+         < C o m p a n y B a n k B r a n c h N o > C o m p a n y B a n k B r a n c h N o < / C o m p a n y B a n k B r a n c h N o > + 
+         < C o m p a n y B a n k B r a n c h N o _ L b l > C o m p a n y B a n k B r a n c h N o _ L b l < / C o m p a n y B a n k B r a n c h N o _ L b l > + 
+         < C o m p a n y B a n k N a m e > C o m p a n y B a n k N a m e < / C o m p a n y B a n k N a m e > + 
+         < C o m p a n y B a n k N a m e _ L b l > C o m p a n y B a n k N a m e _ L b l < / C o m p a n y B a n k N a m e _ L b l > + 
+         < C o m p a n y C u s t o m G i r o > C o m p a n y C u s t o m G i r o < / C o m p a n y C u s t o m G i r o > + 
+         < C o m p a n y C u s t o m G i r o _ L b l > C o m p a n y C u s t o m G i r o _ L b l < / C o m p a n y C u s t o m G i r o _ L b l > + 
+         < C o m p a n y E M a i l > C o m p a n y E M a i l < / C o m p a n y E M a i l > + 
+         < C o m p a n y G i r o N o > C o m p a n y G i r o N o < / C o m p a n y G i r o N o > + 
+         < C o m p a n y G i r o N o _ L b l > C o m p a n y G i r o N o _ L b l < / C o m p a n y G i r o N o _ L b l > + 
+         < C o m p a n y H o m e P a g e > C o m p a n y H o m e P a g e < / C o m p a n y H o m e P a g e > + 
+         < C o m p a n y I B A N > C o m p a n y I B A N < / C o m p a n y I B A N > + 
+         < C o m p a n y I B A N _ L b l > C o m p a n y I B A N _ L b l < / C o m p a n y I B A N _ L b l > + 
+         < C o m p a n y L e g a l O f f i c e > C o m p a n y L e g a l O f f i c e < / C o m p a n y L e g a l O f f i c e > + 
+         < C o m p a n y L e g a l O f f i c e _ L b l > C o m p a n y L e g a l O f f i c e _ L b l < / C o m p a n y L e g a l O f f i c e _ L b l > + 
+         < C o m p a n y L e g a l S t a t e m e n t > C o m p a n y L e g a l S t a t e m e n t < / C o m p a n y L e g a l S t a t e m e n t > + 
+         < C o m p a n y L o g o P o s i t i o n > C o m p a n y L o g o P o s i t i o n < / C o m p a n y L o g o P o s i t i o n > + 
+         < C o m p a n y P h o n e N o > C o m p a n y P h o n e N o < / C o m p a n y P h o n e N o > + 
+         < C o m p a n y P h o n e N o _ L b l > C o m p a n y P h o n e N o _ L b l < / C o m p a n y P h o n e N o _ L b l > + 
+         < C o m p a n y P i c t u r e / > + 
+         < C o m p a n y R e g i s t r a t i o n N u m b e r > C o m p a n y R e g i s t r a t i o n N u m b e r < / C o m p a n y R e g i s t r a t i o n N u m b e r > + 
+         < C o m p a n y R e g i s t r a t i o n N u m b e r _ L b l > C o m p a n y R e g i s t r a t i o n N u m b e r _ L b l < / C o m p a n y R e g i s t r a t i o n N u m b e r _ L b l > + 
+         < C o m p a n y S W I F T > C o m p a n y S W I F T < / C o m p a n y S W I F T > + 
+         < C o m p a n y S W I F T _ L b l > C o m p a n y S W I F T _ L b l < / C o m p a n y S W I F T _ L b l > + 
+         < C o m p a n y V A T R e g i s t r a t i o n N o > C o m p a n y V A T R e g i s t r a t i o n N o < / C o m p a n y V A T R e g i s t r a t i o n N o > + 
+         < C o m p a n y V A T R e g i s t r a t i o n N o _ L b l > C o m p a n y V A T R e g i s t r a t i o n N o _ L b l < / C o m p a n y V A T R e g i s t r a t i o n N o _ L b l > + 
+         < C o m p a n y V A T R e g N o > C o m p a n y V A T R e g N o < / C o m p a n y V A T R e g N o > + 
+         < C o m p a n y V A T R e g N o _ L b l > C o m p a n y V A T R e g N o _ L b l < / C o m p a n y V A T R e g N o _ L b l > + 
+         < C o n t a c t _ L b l > C o n t a c t _ L b l < / C o n t a c t _ L b l > + 
+         < C o p y _ L b l > C o p y _ L b l < / C o p y _ L b l > + 
+         < C u s t o m e r A d d r e s s 1 > C u s t o m e r A d d r e s s 1 < / C u s t o m e r A d d r e s s 1 > + 
+         < C u s t o m e r A d d r e s s 2 > C u s t o m e r A d d r e s s 2 < / C u s t o m e r A d d r e s s 2 > + 
+         < C u s t o m e r A d d r e s s 3 > C u s t o m e r A d d r e s s 3 < / C u s t o m e r A d d r e s s 3 > + 
+         < C u s t o m e r A d d r e s s 4 > C u s t o m e r A d d r e s s 4 < / C u s t o m e r A d d r e s s 4 > + 
+         < C u s t o m e r A d d r e s s 5 > C u s t o m e r A d d r e s s 5 < / C u s t o m e r A d d r e s s 5 > + 
+         < C u s t o m e r A d d r e s s 6 > C u s t o m e r A d d r e s s 6 < / C u s t o m e r A d d r e s s 6 > + 
+         < C u s t o m e r A d d r e s s 7 > C u s t o m e r A d d r e s s 7 < / C u s t o m e r A d d r e s s 7 > + 
+         < C u s t o m e r A d d r e s s 8 > C u s t o m e r A d d r e s s 8 < / C u s t o m e r A d d r e s s 8 > + 
+         < C u s t o m e r P o s t a l B a r C o d e > C u s t o m e r P o s t a l B a r C o d e < / C u s t o m e r P o s t a l B a r C o d e > + 
+         < D i s p l a y A d d i t i o n a l F e e N o t e > D i s p l a y A d d i t i o n a l F e e N o t e < / D i s p l a y A d d i t i o n a l F e e N o t e > + 
+         < D o c u m e n t D a t e > D o c u m e n t D a t e < / D o c u m e n t D a t e > + 
+         < D o c u m e n t D a t e _ L b l > D o c u m e n t D a t e _ L b l < / D o c u m e n t D a t e _ L b l > + 
+         < D o c u m e n t N o > D o c u m e n t N o < / D o c u m e n t N o > + 
+         < D o c u m e n t N o _ L b l > D o c u m e n t N o _ L b l < / D o c u m e n t N o _ L b l > + 
+         < D o c u m e n t T i t l e _ L b l > D o c u m e n t T i t l e _ L b l < / D o c u m e n t T i t l e _ L b l > + 
+         < D u e D a t e > D u e D a t e < / D u e D a t e > + 
+         < D u e D a t e _ L b l > D u e D a t e _ L b l < / D u e D a t e _ L b l > + 
+         < E M a i l _ L b l > E M a i l _ L b l < / E M a i l _ L b l > + 
+         < E x c h a n g e R a t e A s T e x t > E x c h a n g e R a t e A s T e x t < / E x c h a n g e R a t e A s T e x t > + 
+         < E x t e r n a l D o c u m e n t N o > E x t e r n a l D o c u m e n t N o < / E x t e r n a l D o c u m e n t N o > + 
+         < E x t e r n a l D o c u m e n t N o _ L b l > E x t e r n a l D o c u m e n t N o _ L b l < / E x t e r n a l D o c u m e n t N o _ L b l > + 
+         < F r o m _ L b l > F r o m _ L b l < / F r o m _ L b l > + 
+         < G l o b a l L o c a t i o n N u m b e r > G l o b a l L o c a t i o n N u m b e r < / G l o b a l L o c a t i o n N u m b e r > + 
+         < G l o b a l L o c a t i o n N u m b e r _ L b l > G l o b a l L o c a t i o n N u m b e r _ L b l < / G l o b a l L o c a t i o n N u m b e r _ L b l > + 
+         < H o m e P a g _ L b l > H o m e P a g _ L b l < / H o m e P a g _ L b l > + 
+         < I n v o i c e D i s c o u n t A m o u n t _ L b l > I n v o i c e D i s c o u n t A m o u n t _ L b l < / I n v o i c e D i s c o u n t A m o u n t _ L b l > + 
+         < I n v o i c e D i s c o u n t B a s e A m o u n t _ L b l > I n v o i c e D i s c o u n t B a s e A m o u n t _ L b l < / I n v o i c e D i s c o u n t B a s e A m o u n t _ L b l > + 
+         < L e g a l E n t i t y T y p e > L e g a l E n t i t y T y p e < / L e g a l E n t i t y T y p e > + 
+         < L e g a l E n t i t y T y p e _ L b l > L e g a l E n t i t y T y p e _ L b l < / L e g a l E n t i t y T y p e _ L b l > + 
+         < L i n e A m o u n t A f t e r I n v o i c e D i s c o u n t _ L b l > L i n e A m o u n t A f t e r I n v o i c e D i s c o u n t _ L b l < / L i n e A m o u n t A f t e r I n v o i c e D i s c o u n t _ L b l > + 
+         < L o c a l C u r r e n c y _ L b l > L o c a l C u r r e n c y _ L b l < / L o c a l C u r r e n c y _ L b l > + 
+         < N _ e x p e d i c i � n > N _ e x p e d i c i � n < / N _ e x p e d i c i � n > + 
+         < O r d e r N o > O r d e r N o < / O r d e r N o > + 
+         < O r d e r N o _ L b l > O r d e r N o _ L b l < / O r d e r N o _ L b l > + 
+         < P a c k a g e T r a c k i n g N o > P a c k a g e T r a c k i n g N o < / P a c k a g e T r a c k i n g N o > + 
+         < P a c k a g e T r a c k i n g N o _ L b l > P a c k a g e T r a c k i n g N o _ L b l < / P a c k a g e T r a c k i n g N o _ L b l > + 
+         < P a g e _ L b l > P a g e _ L b l < / P a g e _ L b l > + 
+         < P a y m e n t I n s t r u c t i o n s _ T x t > P a y m e n t I n s t r u c t i o n s _ T x t < / P a y m e n t I n s t r u c t i o n s _ T x t > + 
+         < P a y m e n t M e t h o d D e s c r i p t i o n > P a y m e n t M e t h o d D e s c r i p t i o n < / P a y m e n t M e t h o d D e s c r i p t i o n > + 
+         < P a y m e n t M e t h o d D e s c r i p t i o n _ L b l > P a y m e n t M e t h o d D e s c r i p t i o n _ L b l < / P a y m e n t M e t h o d D e s c r i p t i o n _ L b l > + 
+         < P a y m e n t R e f e r e n c e > P a y m e n t R e f e r e n c e < / P a y m e n t R e f e r e n c e > + 
+         < P a y m e n t R e f e r e n c e _ L b l > P a y m e n t R e f e r e n c e _ L b l < / P a y m e n t R e f e r e n c e _ L b l > + 
+         < P a y m e n t T e r m s D e s c r i p t i o n > P a y m e n t T e r m s D e s c r i p t i o n < / P a y m e n t T e r m s D e s c r i p t i o n > + 
+         < P a y m e n t T e r m s D e s c r i p t i o n _ L b l > P a y m e n t T e r m s D e s c r i p t i o n _ L b l < / P a y m e n t T e r m s D e s c r i p t i o n _ L b l > + 
+         < P r i c e s I n c l u d i n g V A T > P r i c e s I n c l u d i n g V A T < / P r i c e s I n c l u d i n g V A T > + 
+         < P r i c e s I n c l u d i n g V A T Y e s N o > P r i c e s I n c l u d i n g V A T Y e s N o < / P r i c e s I n c l u d i n g V A T Y e s N o > + 
+         < P r i c e s I n c l u d i n g V A T _ L b l > P r i c e s I n c l u d i n g V A T _ L b l < / P r i c e s I n c l u d i n g V A T _ L b l > + 
+         < Q u e s t i o n s _ L b l > Q u e s t i o n s _ L b l < / Q u e s t i o n s _ L b l > + 
+         < R e m a i n i n g A m o u n t > R e m a i n i n g A m o u n t < / R e m a i n i n g A m o u n t > + 
+         < R e m a i n i n g A m o u n t T e x t > R e m a i n i n g A m o u n t T e x t < / R e m a i n i n g A m o u n t T e x t > + 
+         < S a l e s I n v o i c e L i n e D i s c o u n t _ L b l > S a l e s I n v o i c e L i n e D i s c o u n t _ L b l < / S a l e s I n v o i c e L i n e D i s c o u n t _ L b l > + 
+         < S a l e s P e r s o n B l a n k _ L b l > S a l e s P e r s o n B l a n k _ L b l < / S a l e s P e r s o n B l a n k _ L b l > + 
+         < S a l e s P e r s o n N a m e > S a l e s P e r s o n N a m e < / S a l e s P e r s o n N a m e > + 
+         < S a l e s P e r s o n _ L b l > S a l e s P e r s o n _ L b l < / S a l e s P e r s o n _ L b l > + 
+         < S e l l T o C o n t a c t E m a i l > S e l l T o C o n t a c t E m a i l < / S e l l T o C o n t a c t E m a i l > + 
+         < S e l l T o C o n t a c t E m a i l L b l > S e l l T o C o n t a c t E m a i l L b l < / S e l l T o C o n t a c t E m a i l L b l > + 
+         < S e l l T o C o n t a c t M o b i l e P h o n e N o > S e l l T o C o n t a c t M o b i l e P h o n e N o < / S e l l T o C o n t a c t M o b i l e P h o n e N o > + 
+         < S e l l T o C o n t a c t M o b i l e P h o n e N o L b l > S e l l T o C o n t a c t M o b i l e P h o n e N o L b l < / S e l l T o C o n t a c t M o b i l e P h o n e N o L b l > + 
+         < S e l l T o C o n t a c t P h o n e N o > S e l l T o C o n t a c t P h o n e N o < / S e l l T o C o n t a c t P h o n e N o > + 
+         < S e l l T o C o n t a c t P h o n e N o L b l > S e l l T o C o n t a c t P h o n e N o L b l < / S e l l T o C o n t a c t P h o n e N o L b l > + 
+         < S e l l t o C u s t o m e r N o > S e l l t o C u s t o m e r N o < / S e l l t o C u s t o m e r N o > + 
+         < S e l l t o C u s t o m e r N o _ L b l > S e l l t o C u s t o m e r N o _ L b l < / S e l l t o C u s t o m e r N o _ L b l > + 
+         < S e l l T o F a x N o > S e l l T o F a x N o < / S e l l T o F a x N o > + 
+         < S e l l T o P h o n e N o > S e l l T o P h o n e N o < / S e l l T o P h o n e N o > + 
+         < S h i p m e n t D a t e > S h i p m e n t D a t e < / S h i p m e n t D a t e > + 
+         < S h i p m e n t D a t e _ L b l > S h i p m e n t D a t e _ L b l < / S h i p m e n t D a t e _ L b l > + 
+         < S h i p m e n t M e t h o d D e s c r i p t i o n > S h i p m e n t M e t h o d D e s c r i p t i o n < / S h i p m e n t M e t h o d D e s c r i p t i o n > + 
+         < S h i p m e n t M e t h o d D e s c r i p t i o n _ L b l > S h i p m e n t M e t h o d D e s c r i p t i o n _ L b l < / S h i p m e n t M e t h o d D e s c r i p t i o n _ L b l > + 
+         < S h i p m e n t _ L b l > S h i p m e n t _ L b l < / S h i p m e n t _ L b l > + 
+         < S h i p p i n g A g e n t C o d e > S h i p p i n g A g e n t C o d e < / S h i p p i n g A g e n t C o d e > + 
+         < S h i p p i n g A g e n t C o d e _ L b l > S h i p p i n g A g e n t C o d e _ L b l < / S h i p p i n g A g e n t C o d e _ L b l > + 
+         < S h i p T o A d d r e s s 1 > S h i p T o A d d r e s s 1 < / S h i p T o A d d r e s s 1 > + 
+         < S h i p T o A d d r e s s 2 > S h i p T o A d d r e s s 2 < / S h i p T o A d d r e s s 2 > + 
+         < S h i p T o A d d r e s s 3 > S h i p T o A d d r e s s 3 < / S h i p T o A d d r e s s 3 > + 
+         < S h i p T o A d d r e s s 4 > S h i p T o A d d r e s s 4 < / S h i p T o A d d r e s s 4 > + 
+         < S h i p T o A d d r e s s 5 > S h i p T o A d d r e s s 5 < / S h i p T o A d d r e s s 5 > + 
+         < S h i p T o A d d r e s s 6 > S h i p T o A d d r e s s 6 < / S h i p T o A d d r e s s 6 > + 
+         < S h i p T o A d d r e s s 7 > S h i p T o A d d r e s s 7 < / S h i p T o A d d r e s s 7 > + 
+         < S h i p T o A d d r e s s 8 > S h i p T o A d d r e s s 8 < / S h i p T o A d d r e s s 8 > + 
+         < S h i p T o A d d r e s s _ L b l > S h i p T o A d d r e s s _ L b l < / S h i p T o A d d r e s s _ L b l > + 
+         < S h i p T o P h o n e N o > S h i p T o P h o n e N o < / S h i p T o P h o n e N o > + 
+         < S h o w S h i p p i n g A d d r e s s > S h o w S h i p p i n g A d d r e s s < / S h o w S h i p p i n g A d d r e s s > + 
+         < S h o w W o r k D e s c r i p t i o n > S h o w W o r k D e s c r i p t i o n < / S h o w W o r k D e s c r i p t i o n > + 
+         < S u b t o t a l _ L b l > S u b t o t a l _ L b l < / S u b t o t a l _ L b l > + 
+         < T h a n k s _ L b l > T h a n k s _ L b l < / T h a n k s _ L b l > + 
+         < T o t a l _ L b l > T o t a l _ L b l < / T o t a l _ L b l > + 
+         < V A T A m o u n t S p e c i f i c a t i o n _ L b l > V A T A m o u n t S p e c i f i c a t i o n _ L b l < / V A T A m o u n t S p e c i f i c a t i o n _ L b l > + 
+         < V A T A m o u n t _ L b l > V A T A m o u n t _ L b l < / V A T A m o u n t _ L b l > + 
+         < V A T B a s e _ L b l > V A T B a s e _ L b l < / V A T B a s e _ L b l > + 
+         < V A T C l a u s e s _ L b l > V A T C l a u s e s _ L b l < / V A T C l a u s e s _ L b l > + 
+         < V A T C l a u s e _ L b l > V A T C l a u s e _ L b l < / V A T C l a u s e _ L b l > + 
+         < V A T I d e n t i f i e r _ L b l > V A T I d e n t i f i e r _ L b l < / V A T I d e n t i f i e r _ L b l > + 
+         < V A T P e r c e n t a g e _ L b l > V A T P e r c e n t a g e _ L b l < / V A T P e r c e n t a g e _ L b l > + 
+         < V A T R e g i s t r a t i o n N o > V A T R e g i s t r a t i o n N o < / V A T R e g i s t r a t i o n N o > + 
+         < V A T R e g i s t r a t i o n N o _ L b l > V A T R e g i s t r a t i o n N o _ L b l < / V A T R e g i s t r a t i o n N o _ L b l > + 
+         < Y o u r D o c u m e n t T i t l e _ L b l > Y o u r D o c u m e n t T i t l e _ L b l < / Y o u r D o c u m e n t T i t l e _ L b l > + 
+         < Y o u r R e f e r e n c e > Y o u r R e f e r e n c e < / Y o u r R e f e r e n c e > + 
+         < Y o u r R e f e r e n c e _ L b l > Y o u r R e f e r e n c e _ L b l < / Y o u r R e f e r e n c e _ L b l > + 
+         < L i n e > + 
+             < A m o u n t E x c l u d i n g V A T _ L i n e > A m o u n t E x c l u d i n g V A T _ L i n e < / A m o u n t E x c l u d i n g V A T _ L i n e > + 
+             < A m o u n t E x c l u d i n g V A T _ L i n e _ L b l > A m o u n t E x c l u d i n g V A T _ L i n e _ L b l < / A m o u n t E x c l u d i n g V A T _ L i n e _ L b l > + 
+             < A m o u n t I n c l u d i n g V A T _ L i n e > A m o u n t I n c l u d i n g V A T _ L i n e < / A m o u n t I n c l u d i n g V A T _ L i n e > + 
+             < A m o u n t I n c l u d i n g V A T _ L i n e _ L b l > A m o u n t I n c l u d i n g V A T _ L i n e _ L b l < / A m o u n t I n c l u d i n g V A T _ L i n e _ L b l > + 
+             < D e s c r i p t i o n _ L i n e > D e s c r i p t i o n _ L i n e < / D e s c r i p t i o n _ L i n e > + 
+             < D e s c r i p t i o n _ L i n e _ L b l > D e s c r i p t i o n _ L i n e _ L b l < / D e s c r i p t i o n _ L i n e _ L b l > + 
+             < D t o _ 2 0 0 9 > D t o _ 2 0 0 9 < / D t o _ 2 0 0 9 > + 
+             < E a n > E a n < / E a n > + 
+             < I t e m N o _ L i n e > I t e m N o _ L i n e < / I t e m N o _ L i n e > + 
+             < I t e m N o _ L i n e _ L b l > I t e m N o _ L i n e _ L b l < / I t e m N o _ L i n e _ L b l > + 
+             < I t e m R e f e r e n c e N o _ L i n e > I t e m R e f e r e n c e N o _ L i n e < / I t e m R e f e r e n c e N o _ L i n e > + 
+             < I t e m R e f e r e n c e N o _ L i n e _ L b l > I t e m R e f e r e n c e N o _ L i n e _ L b l < / I t e m R e f e r e n c e N o _ L i n e _ L b l > + 
+             < J o b N o > J o b N o < / J o b N o > + 
+             < J o b N o _ L b l > J o b N o _ L b l < / J o b N o _ L b l > + 
+             < J o b T a s k D e s c r i p t i o n > J o b T a s k D e s c r i p t i o n < / J o b T a s k D e s c r i p t i o n > + 
+             < J o b T a s k D e s c _ L b l > J o b T a s k D e s c _ L b l < / J o b T a s k D e s c _ L b l > + 
+             < J o b T a s k N o > J o b T a s k N o < / J o b T a s k N o > + 
+             < J o b T a s k N o _ L b l > J o b T a s k N o _ L b l < / J o b T a s k N o _ L b l > + 
+             < L i n e A m o u n t _ L i n e > L i n e A m o u n t _ L i n e < / L i n e A m o u n t _ L i n e > + 
+             < L i n e A m o u n t _ L i n e _ L b l > L i n e A m o u n t _ L i n e _ L b l < / L i n e A m o u n t _ L i n e _ L b l > + 
+             < L i n e D i s c o u n t P e r c e n t T e x t _ L i n e > L i n e D i s c o u n t P e r c e n t T e x t _ L i n e < / L i n e D i s c o u n t P e r c e n t T e x t _ L i n e > + 
+             < L i n e D i s c o u n t P e r c e n t _ L i n e > L i n e D i s c o u n t P e r c e n t _ L i n e < / L i n e D i s c o u n t P e r c e n t _ L i n e > + 
+             < L i n e N o _ L i n e > L i n e N o _ L i n e < / L i n e N o _ L i n e > + 
+             < P r e c i o _ b a s e > P r e c i o _ b a s e < / P r e c i o _ b a s e > + 
+             < P r e c i o _ f i n a l > P r e c i o _ f i n a l < / P r e c i o _ f i n a l > + 
+             < P r i c e P e r _ L b l > P r i c e P e r _ L b l < / P r i c e P e r _ L b l > + 
+             < P r i c e _ L b l > P r i c e _ L b l < / P r i c e _ L b l > + 
+             < Q t y _ L b l > Q t y _ L b l < / Q t y _ L b l > + 
+             < Q u a n t i t y _ L i n e > Q u a n t i t y _ L i n e < / Q u a n t i t y _ L i n e > + 
+             < Q u a n t i t y _ L i n e _ L b l > Q u a n t i t y _ L i n e _ L b l < / Q u a n t i t y _ L i n e _ L b l > + 
+             < S h i p m e n t D a t e _ L i n e > S h i p m e n t D a t e _ L i n e < / S h i p m e n t D a t e _ L i n e > + 
+             < S h i p m e n t D a t e _ L i n e _ L b l > S h i p m e n t D a t e _ L i n e _ L b l < / S h i p m e n t D a t e _ L i n e _ L b l > + 
+             < T r a n s H e a d e r A m o u n t > T r a n s H e a d e r A m o u n t < / T r a n s H e a d e r A m o u n t > + 
+             < T y p e _ L i n e > T y p e _ L i n e < / T y p e _ L i n e > + 
+             < U n i t O f M e a s u r e > U n i t O f M e a s u r e < / U n i t O f M e a s u r e > + 
+             < U n i t O f M e a s u r e _ L b l > U n i t O f M e a s u r e _ L b l < / U n i t O f M e a s u r e _ L b l > + 
+             < U n i t P r i c e > U n i t P r i c e < / U n i t P r i c e > + 
+             < U n i t P r i c e _ L b l > U n i t P r i c e _ L b l < / U n i t P r i c e _ L b l > + 
+             < U n i t _ L b l > U n i t _ L b l < / U n i t _ L b l > + 
+             < V A T I d e n t i f i e r _ L i n e > V A T I d e n t i f i e r _ L i n e < / V A T I d e n t i f i e r _ L i n e > + 
+             < V A T I d e n t i f i e r _ L i n e _ L b l > V A T I d e n t i f i e r _ L i n e _ L b l < / V A T I d e n t i f i e r _ L i n e _ L b l > + 
+             < V A T P c t _ L i n e > V A T P c t _ L i n e < / V A T P c t _ L i n e > + 
+             < V A T P c t _ L i n e _ L b l > V A T P c t _ L i n e _ L b l < / V A T P c t _ L i n e _ L b l > + 
+             < S h i p m e n t L i n e > + 
+                 < D o c u m e n t N o _ S h i p m e n t L i n e > D o c u m e n t N o _ S h i p m e n t L i n e < / D o c u m e n t N o _ S h i p m e n t L i n e > + 
+                 < P o s t i n g D a t e _ S h i p m e n t L i n e > P o s t i n g D a t e _ S h i p m e n t L i n e < / P o s t i n g D a t e _ S h i p m e n t L i n e > + 
+                 < P o s t i n g D a t e _ S h i p m e n t L i n e _ L b l > P o s t i n g D a t e _ S h i p m e n t L i n e _ L b l < / P o s t i n g D a t e _ S h i p m e n t L i n e _ L b l > + 
+                 < Q u a n t i t y _ S h i p m e n t L i n e > Q u a n t i t y _ S h i p m e n t L i n e < / Q u a n t i t y _ S h i p m e n t L i n e > + 
+                 < Q u a n t i t y _ S h i p m e n t L i n e _ L b l > Q u a n t i t y _ S h i p m e n t L i n e _ L b l < / Q u a n t i t y _ S h i p m e n t L i n e _ L b l > + 
+             < / S h i p m e n t L i n e > + 
+             < A s s e m b l y L i n e > + 
+                 < D e s c r i p t i o n _ A s s e m b l y L i n e > D e s c r i p t i o n _ A s s e m b l y L i n e < / D e s c r i p t i o n _ A s s e m b l y L i n e > + 
+                 < L i n e N o _ A s s e m b l y L i n e > L i n e N o _ A s s e m b l y L i n e < / L i n e N o _ A s s e m b l y L i n e > + 
+                 < Q u a n t i t y _ A s s e m b l y L i n e > Q u a n t i t y _ A s s e m b l y L i n e < / Q u a n t i t y _ A s s e m b l y L i n e > + 
+                 < U n i t O f M e a s u r e _ A s s e m b l y L i n e > U n i t O f M e a s u r e _ A s s e m b l y L i n e < / U n i t O f M e a s u r e _ A s s e m b l y L i n e > + 
+                 < V a r i a n t C o d e _ A s s e m b l y L i n e > V a r i a n t C o d e _ A s s e m b l y L i n e < / V a r i a n t C o d e _ A s s e m b l y L i n e > + 
+             < / A s s e m b l y L i n e > + 
+         < / L i n e > + 
+         < W o r k D e s c r i p t i o n L i n e s > + 
+             < W o r k D e s c r i p t i o n L i n e > W o r k D e s c r i p t i o n L i n e < / W o r k D e s c r i p t i o n L i n e > + 
+             < W o r k D e s c r i p t i o n L i n e N u m b e r > W o r k D e s c r i p t i o n L i n e N u m b e r < / W o r k D e s c r i p t i o n L i n e N u m b e r > + 
+         < / W o r k D e s c r i p t i o n L i n e s > + 
+         < V A T A m o u n t L i n e > + 
+             < E C A m o u n t L C Y _ V a t A m o u n t L i n e > E C A m o u n t L C Y _ V a t A m o u n t L i n e < / E C A m o u n t L C Y _ V a t A m o u n t L i n e > + 
+             < E C A m o u n t L C Y _ V a t A m o u n t L i n e _ L b l > E C A m o u n t L C Y _ V a t A m o u n t L i n e _ L b l < / E C A m o u n t L C Y _ V a t A m o u n t L i n e _ L b l > + 
+             < E C A m o u n t _ V a t A m o u n t L i n e > E C A m o u n t _ V a t A m o u n t L i n e < / E C A m o u n t _ V a t A m o u n t L i n e > + 
+             < E C A m o u n t _ V a t A m o u n t L i n e _ L b l > E C A m o u n t _ V a t A m o u n t L i n e _ L b l < / E C A m o u n t _ V a t A m o u n t L i n e _ L b l > + 
+             < E C P c t _ V a t A m o u n t L i n e > E C P c t _ V a t A m o u n t L i n e < / E C P c t _ V a t A m o u n t L i n e > + 
+             < E C P c t _ V a t A m o u n t L i n e _ L b l > E C P c t _ V a t A m o u n t L i n e _ L b l < / E C P c t _ V a t A m o u n t L i n e _ L b l > + 
+             < I n v o i c e D i s c o u n t A m o u n t _ V A T A m o u n t L i n e > I n v o i c e D i s c o u n t A m o u n t _ V A T A m o u n t L i n e < / I n v o i c e D i s c o u n t A m o u n t _ V A T A m o u n t L i n e > + 
+             < I n v o i c e D i s c o u n t A m o u n t _ V A T A m o u n t L i n e _ L b l > I n v o i c e D i s c o u n t A m o u n t _ V A T A m o u n t L i n e _ L b l < / I n v o i c e D i s c o u n t A m o u n t _ V A T A m o u n t L i n e _ L b l > + 
+             < I n v o i c e D i s c o u n t B a s e A m o u n t _ V A T A m o u n t L i n e > I n v o i c e D i s c o u n t B a s e A m o u n t _ V A T A m o u n t L i n e < / I n v o i c e D i s c o u n t B a s e A m o u n t _ V A T A m o u n t L i n e > + 
+             < I n v o i c e D i s c o u n t B a s e A m o u n t _ V A T A m o u n t L i n e _ L b l > I n v o i c e D i s c o u n t B a s e A m o u n t _ V A T A m o u n t L i n e _ L b l < / I n v o i c e D i s c o u n t B a s e A m o u n t _ V A T A m o u n t L i n e _ L b l > + 
+             < L i n e A m o u n t _ V a t A m o u n t L i n e > L i n e A m o u n t _ V a t A m o u n t L i n e < / L i n e A m o u n t _ V a t A m o u n t L i n e > + 
+             < L i n e A m o u n t _ V a t A m o u n t L i n e _ L b l > L i n e A m o u n t _ V a t A m o u n t L i n e _ L b l < / L i n e A m o u n t _ V a t A m o u n t L i n e _ L b l > + 
+             < N o O f V A T I d e n t i f i e r s > N o O f V A T I d e n t i f i e r s < / N o O f V A T I d e n t i f i e r s > + 
+             < V A T A m o u n t L C Y _ V A T A m o u n t L i n e > V A T A m o u n t L C Y _ V A T A m o u n t L i n e < / V A T A m o u n t L C Y _ V A T A m o u n t L i n e > + 
+             < V A T A m o u n t L C Y _ V A T A m o u n t L i n e _ L b l > V A T A m o u n t L C Y _ V A T A m o u n t L i n e _ L b l < / V A T A m o u n t L C Y _ V A T A m o u n t L i n e _ L b l > + 
+             < V A T A m o u n t _ V a t A m o u n t L i n e > V A T A m o u n t _ V a t A m o u n t L i n e < / V A T A m o u n t _ V a t A m o u n t L i n e > + 
+             < V A T A m o u n t _ V a t A m o u n t L i n e _ L b l > V A T A m o u n t _ V a t A m o u n t L i n e _ L b l < / V A T A m o u n t _ V a t A m o u n t L i n e _ L b l > + 
+             < V A T B a s e L C Y _ V A T A m o u n t L i n e > V A T B a s e L C Y _ V A T A m o u n t L i n e < / V A T B a s e L C Y _ V A T A m o u n t L i n e > + 
+             < V A T B a s e L C Y _ V A T A m o u n t L i n e _ L b l > V A T B a s e L C Y _ V A T A m o u n t L i n e _ L b l < / V A T B a s e L C Y _ V A T A m o u n t L i n e _ L b l > + 
+             < V A T B a s e _ V a t A m o u n t L i n e > V A T B a s e _ V a t A m o u n t L i n e < / V A T B a s e _ V a t A m o u n t L i n e > + 
+             < V A T B a s e _ V a t A m o u n t L i n e _ L b l > V A T B a s e _ V a t A m o u n t L i n e _ L b l < / V A T B a s e _ V a t A m o u n t L i n e _ L b l > + 
+             < V A T I d e n t i f i e r _ V a t A m o u n t L i n e > V A T I d e n t i f i e r _ V a t A m o u n t L i n e < / V A T I d e n t i f i e r _ V a t A m o u n t L i n e > + 
+             < V A T I d e n t i f i e r _ V a t A m o u n t L i n e _ L b l > V A T I d e n t i f i e r _ V a t A m o u n t L i n e _ L b l < / V A T I d e n t i f i e r _ V a t A m o u n t L i n e _ L b l > + 
+             < V A T P c t _ V a t A m o u n t L i n e > V A T P c t _ V a t A m o u n t L i n e < / V A T P c t _ V a t A m o u n t L i n e > + 
+             < V A T P c t _ V a t A m o u n t L i n e _ L b l > V A T P c t _ V a t A m o u n t L i n e _ L b l < / V A T P c t _ V a t A m o u n t L i n e _ L b l > + 
+         < / V A T A m o u n t L i n e > + 
+         < V A T C l a u s e L i n e > + 
+             < C o d e _ V A T C l a u s e L i n e > C o d e _ V A T C l a u s e L i n e < / C o d e _ V A T C l a u s e L i n e > + 
+             < C o d e _ V A T C l a u s e L i n e _ L b l > C o d e _ V A T C l a u s e L i n e _ L b l < / C o d e _ V A T C l a u s e L i n e _ L b l > + 
+             < D e s c r i p t i o n 2 _ V A T C l a u s e L i n e > D e s c r i p t i o n 2 _ V A T C l a u s e L i n e < / D e s c r i p t i o n 2 _ V A T C l a u s e L i n e > + 
+             < D e s c r i p t i o n _ V A T C l a u s e L i n e > D e s c r i p t i o n _ V A T C l a u s e L i n e < / D e s c r i p t i o n _ V A T C l a u s e L i n e > + 
+             < N o O f V A T C l a u s e s > N o O f V A T C l a u s e s < / N o O f V A T C l a u s e s > + 
+             < V A T A m o u n t _ V A T C l a u s e L i n e > V A T A m o u n t _ V A T C l a u s e L i n e < / V A T A m o u n t _ V A T C l a u s e L i n e > + 
+             < V A T C l a u s e s H e a d e r > V A T C l a u s e s H e a d e r < / V A T C l a u s e s H e a d e r > + 
+             < V A T I d e n t i f i e r _ V A T C l a u s e L i n e > V A T I d e n t i f i e r _ V A T C l a u s e L i n e < / V A T I d e n t i f i e r _ V A T C l a u s e L i n e > + 
+         < / V A T C l a u s e L i n e > + 
+         < R e p o r t T o t a l s L i n e > + 
+             < A m o u n t F o r m a t t e d _ R e p o r t T o t a l s L i n e > A m o u n t F o r m a t t e d _ R e p o r t T o t a l s L i n e < / A m o u n t F o r m a t t e d _ R e p o r t T o t a l s L i n e > + 
+             < A m o u n t _ R e p o r t T o t a l s L i n e > A m o u n t _ R e p o r t T o t a l s L i n e < / A m o u n t _ R e p o r t T o t a l s L i n e > + 
+             < D e s c r i p t i o n _ R e p o r t T o t a l s L i n e > D e s c r i p t i o n _ R e p o r t T o t a l s L i n e < / D e s c r i p t i o n _ R e p o r t T o t a l s L i n e > + 
+             < F o n t B o l d _ R e p o r t T o t a l s L i n e > F o n t B o l d _ R e p o r t T o t a l s L i n e < / F o n t B o l d _ R e p o r t T o t a l s L i n e > + 
+             < F o n t U n d e r l i n e _ R e p o r t T o t a l s L i n e > F o n t U n d e r l i n e _ R e p o r t T o t a l s L i n e < / F o n t U n d e r l i n e _ R e p o r t T o t a l s L i n e > + 
+         < / R e p o r t T o t a l s L i n e > + 
+         < L i n e F e e > + 
+             < L i n e F e e C a p t i o n T e x t > L i n e F e e C a p t i o n T e x t < / L i n e F e e C a p t i o n T e x t > + 
+         < / L i n e F e e > + 
+         < P a y m e n t R e p o r t i n g A r g u m e n t > + 
+             < P a y m e n t S e r v i c e L o g o / > + 
+             < P a y m e n t S e r v i c e L o g o _ U r l > P a y m e n t S e r v i c e L o g o _ U r l < / P a y m e n t S e r v i c e L o g o _ U r l > + 
+             < P a y m e n t S e r v i c e L o g o _ U r l T e x t > P a y m e n t S e r v i c e L o g o _ U r l T e x t < / P a y m e n t S e r v i c e L o g o _ U r l T e x t > + 
+             < P a y m e n t S e r v i c e T e x t _ U r l > P a y m e n t S e r v i c e T e x t _ U r l < / P a y m e n t S e r v i c e T e x t _ U r l > + 
+             < P a y m e n t S e r v i c e T e x t _ U r l T e x t > P a y m e n t S e r v i c e T e x t _ U r l T e x t < / P a y m e n t S e r v i c e T e x t _ U r l T e x t > + 
+         < / P a y m e n t R e p o r t i n g A r g u m e n t > + 
+         < L e f t H e a d e r > + 
+             < L e f t H e a d e r N a m e > L e f t H e a d e r N a m e < / L e f t H e a d e r N a m e > + 
+             < L e f t H e a d e r V a l u e > L e f t H e a d e r V a l u e < / L e f t H e a d e r V a l u e > + 
+         < / L e f t H e a d e r > + 
+         < R i g h t H e a d e r > + 
+             < R i g h t H e a d e r N a m e > R i g h t H e a d e r N a m e < / R i g h t H e a d e r N a m e > + 
+             < R i g h t H e a d e r V a l u e > R i g h t H e a d e r V a l u e < / R i g h t H e a d e r V a l u e > + 
+         < / R i g h t H e a d e r > + 
+         < L e t t e r T e x t > + 
+             < B o d y T e x t > B o d y T e x t < / B o d y T e x t > + 
+             < C l o s i n g T e x t > C l o s i n g T e x t < / C l o s i n g T e x t > + 
+             < G r e e t i n g T e x t > G r e e t i n g T e x t < / G r e e t i n g T e x t > + 
+             < P m t D i s c T e x t > P m t D i s c T e x t < / P m t D i s c T e x t > + 
+         < / L e t t e r T e x t > + 
+         < T o t a l s > + 
+             < C u r r e n c y C o d e > C u r r e n c y C o d e < / C u r r e n c y C o d e > + 
+             < C u r r e n c y S y m b o l > C u r r e n c y S y m b o l < / C u r r e n c y S y m b o l > + 
+             < T o t a l A m o u n t E x c l I n c l V A T > T o t a l A m o u n t E x c l I n c l V A T < / T o t a l A m o u n t E x c l I n c l V A T > + 
+             < T o t a l A m o u n t E x c l I n c l V A T T e x t > T o t a l A m o u n t E x c l I n c l V A T T e x t < / T o t a l A m o u n t E x c l I n c l V A T T e x t > + 
+             < T o t a l A m o u n t I n c l u d i n g V A T > T o t a l A m o u n t I n c l u d i n g V A T < / T o t a l A m o u n t I n c l u d i n g V A T > + 
+             < T o t a l E C A m o u n t > T o t a l E C A m o u n t < / T o t a l E C A m o u n t > + 
+             < T o t a l E C A m o u n t L C Y > T o t a l E C A m o u n t L C Y < / T o t a l E C A m o u n t L C Y > + 
+             < T o t a l E x c l u d i n g V A T T e x t > T o t a l E x c l u d i n g V A T T e x t < / T o t a l E x c l u d i n g V A T T e x t > + 
+             < T o t a l I n c l u d i n g V A T T e x t > T o t a l I n c l u d i n g V A T T e x t < / T o t a l I n c l u d i n g V A T T e x t > + 
+             < T o t a l I n v o i c e D i s c o u n t A m o u n t > T o t a l I n v o i c e D i s c o u n t A m o u n t < / T o t a l I n v o i c e D i s c o u n t A m o u n t > + 
+             < T o t a l N e t A m o u n t > T o t a l N e t A m o u n t < / T o t a l N e t A m o u n t > + 
+             < T o t a l P a y m e n t D i s c o u n t O n V A T > T o t a l P a y m e n t D i s c o u n t O n V A T < / T o t a l P a y m e n t D i s c o u n t O n V A T > + 
+             < T o t a l S u b T o t a l > T o t a l S u b T o t a l < / T o t a l S u b T o t a l > + 
+             < T o t a l S u b T o t a l M i n u s I n v o i c e D i s c o u n t > T o t a l S u b T o t a l M i n u s I n v o i c e D i s c o u n t < / T o t a l S u b T o t a l M i n u s I n v o i c e D i s c o u n t > + 
+             < T o t a l T e x t > T o t a l T e x t < / T o t a l T e x t > + 
+             < T o t a l V A T A m o u n t > T o t a l V A T A m o u n t < / T o t a l V A T A m o u n t > + 
+             < T o t a l V A T A m o u n t L C Y > T o t a l V A T A m o u n t L C Y < / T o t a l V A T A m o u n t L C Y > + 
+             < T o t a l V A T A m o u n t O n V A T A m t L i n e > T o t a l V A T A m o u n t O n V A T A m t L i n e < / T o t a l V A T A m o u n t O n V A T A m t L i n e > + 
+             < T o t a l V A T A m o u n t T e x t > T o t a l V A T A m o u n t T e x t < / T o t a l V A T A m o u n t T e x t > + 
+             < T o t a l V A T B a s e L C Y > T o t a l V A T B a s e L C Y < / T o t a l V A T B a s e L C Y > + 
+             < T o t a l V A T B a s e O n V A T A m t L i n e > T o t a l V A T B a s e O n V A T A m t L i n e < / T o t a l V A T B a s e O n V A T A m t L i n e > + 
+             < T o t a l V a t M i n u s E C A m o u n t > T o t a l V a t M i n u s E C A m o u n t < / T o t a l V a t M i n u s E C A m o u n t > + 
+         < / T o t a l s > + 
+     < / H e a d e r > + 
+ < / N a v W o r d R e p o r t X m l P a r t > 
+</file>
+
+<file path=customXml/item2.xml><?xml version="1.0" encoding="utf-8"?>
 <b:Sources xmlns:b="http://schemas.openxmlformats.org/officeDocument/2006/bibliography" xmlns="http://schemas.openxmlformats.org/officeDocument/2006/bibliography" SelectedStyle="\APASixthEditionOfficeOnline.xsl" StyleName="APA" Version="6"/>
 </file>
 
-<file path=customXml/item2.xml>��< ? x m l   v e r s i o n = " 1 . 0 "   e n c o d i n g = " u t f - 1 6 " ? > - 
- < N a v W o r d R e p o r t X m l P a r t   x m l n s = " u r n : m i c r o s o f t - d y n a m i c s - n a v / r e p o r t s / S t a n d a r d _ S a l e s _ I n v o i c e / 1 3 0 6 / " > - 
-     < H e a d e r > - 
-         < B i l l e d T o _ L b l > B i l l e d T o _ L b l < / B i l l e d T o _ L b l > - 
-         < B i l l T o C o n t a c t E m a i l > B i l l T o C o n t a c t E m a i l < / B i l l T o C o n t a c t E m a i l > - 
-         < B i l l T o C o n t a c t E m a i l L b l > B i l l T o C o n t a c t E m a i l L b l < / B i l l T o C o n t a c t E m a i l L b l > - 
-         < B i l l T o C o n t a c t M o b i l e P h o n e N o > B i l l T o C o n t a c t M o b i l e P h o n e N o < / B i l l T o C o n t a c t M o b i l e P h o n e N o > - 
-         < B i l l T o C o n t a c t M o b i l e P h o n e N o L b l > B i l l T o C o n t a c t M o b i l e P h o n e N o L b l < / B i l l T o C o n t a c t M o b i l e P h o n e N o L b l > - 
-         < B i l l T o C o n t a c t P h o n e N o > B i l l T o C o n t a c t P h o n e N o < / B i l l T o C o n t a c t P h o n e N o > - 
-         < B i l l T o C o n t a c t P h o n e N o L b l > B i l l T o C o n t a c t P h o n e N o L b l < / B i l l T o C o n t a c t P h o n e N o L b l > - 
-         < B i l l t o C u s t o m e r N o _ L b l > B i l l t o C u s t o m e r N o _ L b l < / B i l l t o C u s t o m e r N o _ L b l > - 
-         < B i l l t o C u s t u m e r N o > B i l l t o C u s t u m e r N o < / B i l l t o C u s t u m e r N o > - 
-         < C h e c k s P a y a b l e _ L b l > C h e c k s P a y a b l e _ L b l < / C h e c k s P a y a b l e _ L b l > - 
-         < C o m p a n y A d d r e s s 1 > C o m p a n y A d d r e s s 1 < / C o m p a n y A d d r e s s 1 > - 
-         < C o m p a n y A d d r e s s 2 > C o m p a n y A d d r e s s 2 < / C o m p a n y A d d r e s s 2 > - 
-         < C o m p a n y A d d r e s s 3 > C o m p a n y A d d r e s s 3 < / C o m p a n y A d d r e s s 3 > - 
-         < C o m p a n y A d d r e s s 4 > C o m p a n y A d d r e s s 4 < / C o m p a n y A d d r e s s 4 > - 
-         < C o m p a n y A d d r e s s 5 > C o m p a n y A d d r e s s 5 < / C o m p a n y A d d r e s s 5 > - 
-         < C o m p a n y A d d r e s s 6 > C o m p a n y A d d r e s s 6 < / C o m p a n y A d d r e s s 6 > - 
-         < C o m p a n y A d d r e s s 7 > C o m p a n y A d d r e s s 7 < / C o m p a n y A d d r e s s 7 > - 
-         < C o m p a n y A d d r e s s 8 > C o m p a n y A d d r e s s 8 < / C o m p a n y A d d r e s s 8 > - 
-         < C o m p a n y B a n k A c c o u n t N o > C o m p a n y B a n k A c c o u n t N o < / C o m p a n y B a n k A c c o u n t N o > - 
-         < C o m p a n y B a n k A c c o u n t N o _ L b l > C o m p a n y B a n k A c c o u n t N o _ L b l < / C o m p a n y B a n k A c c o u n t N o _ L b l > - 
-         < C o m p a n y B a n k B r a n c h N o > C o m p a n y B a n k B r a n c h N o < / C o m p a n y B a n k B r a n c h N o > - 
-         < C o m p a n y B a n k B r a n c h N o _ L b l > C o m p a n y B a n k B r a n c h N o _ L b l < / C o m p a n y B a n k B r a n c h N o _ L b l > - 
-         < C o m p a n y B a n k N a m e > C o m p a n y B a n k N a m e < / C o m p a n y B a n k N a m e > - 
-         < C o m p a n y B a n k N a m e _ L b l > C o m p a n y B a n k N a m e _ L b l < / C o m p a n y B a n k N a m e _ L b l > - 
-         < C o m p a n y C u s t o m G i r o > C o m p a n y C u s t o m G i r o < / C o m p a n y C u s t o m G i r o > - 
-         < C o m p a n y C u s t o m G i r o _ L b l > C o m p a n y C u s t o m G i r o _ L b l < / C o m p a n y C u s t o m G i r o _ L b l > - 
-         < C o m p a n y E M a i l > C o m p a n y E M a i l < / C o m p a n y E M a i l > - 
-         < C o m p a n y G i r o N o > C o m p a n y G i r o N o < / C o m p a n y G i r o N o > - 
-         < C o m p a n y G i r o N o _ L b l > C o m p a n y G i r o N o _ L b l < / C o m p a n y G i r o N o _ L b l > - 
-         < C o m p a n y H o m e P a g e > C o m p a n y H o m e P a g e < / C o m p a n y H o m e P a g e > - 
-         < C o m p a n y I B A N > C o m p a n y I B A N < / C o m p a n y I B A N > - 
-         < C o m p a n y I B A N _ L b l > C o m p a n y I B A N _ L b l < / C o m p a n y I B A N _ L b l > - 
-         < C o m p a n y L e g a l O f f i c e > C o m p a n y L e g a l O f f i c e < / C o m p a n y L e g a l O f f i c e > - 
-         < C o m p a n y L e g a l O f f i c e _ L b l > C o m p a n y L e g a l O f f i c e _ L b l < / C o m p a n y L e g a l O f f i c e _ L b l > - 
-         < C o m p a n y L e g a l S t a t e m e n t > C o m p a n y L e g a l S t a t e m e n t < / C o m p a n y L e g a l S t a t e m e n t > - 
-         < C o m p a n y L o g o P o s i t i o n > C o m p a n y L o g o P o s i t i o n < / C o m p a n y L o g o P o s i t i o n > - 
-         < C o m p a n y P h o n e N o > C o m p a n y P h o n e N o < / C o m p a n y P h o n e N o > - 
-         < C o m p a n y P h o n e N o _ L b l > C o m p a n y P h o n e N o _ L b l < / C o m p a n y P h o n e N o _ L b l > - 
-         < C o m p a n y P i c t u r e   / > - 
-         < C o m p a n y R e g i s t r a t i o n N u m b e r > C o m p a n y R e g i s t r a t i o n N u m b e r < / C o m p a n y R e g i s t r a t i o n N u m b e r > - 
-         < C o m p a n y R e g i s t r a t i o n N u m b e r _ L b l > C o m p a n y R e g i s t r a t i o n N u m b e r _ L b l < / C o m p a n y R e g i s t r a t i o n N u m b e r _ L b l > - 
-         < C o m p a n y S W I F T > C o m p a n y S W I F T < / C o m p a n y S W I F T > - 
-         < C o m p a n y S W I F T _ L b l > C o m p a n y S W I F T _ L b l < / C o m p a n y S W I F T _ L b l > - 
-         < C o m p a n y V A T R e g i s t r a t i o n N o > C o m p a n y V A T R e g i s t r a t i o n N o < / C o m p a n y V A T R e g i s t r a t i o n N o > - 
-         < C o m p a n y V A T R e g i s t r a t i o n N o _ L b l > C o m p a n y V A T R e g i s t r a t i o n N o _ L b l < / C o m p a n y V A T R e g i s t r a t i o n N o _ L b l > - 
-         < C o m p a n y V A T R e g N o > C o m p a n y V A T R e g N o < / C o m p a n y V A T R e g N o > - 
-         < C o m p a n y V A T R e g N o _ L b l > C o m p a n y V A T R e g N o _ L b l < / C o m p a n y V A T R e g N o _ L b l > - 
-         < C o n t a c t _ L b l > C o n t a c t _ L b l < / C o n t a c t _ L b l > - 
-         < C o p y _ L b l > C o p y _ L b l < / C o p y _ L b l > - 
-         < C u s t o m e r A d d r e s s 1 > C u s t o m e r A d d r e s s 1 < / C u s t o m e r A d d r e s s 1 > - 
-         < C u s t o m e r A d d r e s s 2 > C u s t o m e r A d d r e s s 2 < / C u s t o m e r A d d r e s s 2 > - 
-         < C u s t o m e r A d d r e s s 3 > C u s t o m e r A d d r e s s 3 < / C u s t o m e r A d d r e s s 3 > - 
-         < C u s t o m e r A d d r e s s 4 > C u s t o m e r A d d r e s s 4 < / C u s t o m e r A d d r e s s 4 > - 
-         < C u s t o m e r A d d r e s s 5 > C u s t o m e r A d d r e s s 5 < / C u s t o m e r A d d r e s s 5 > - 
-         < C u s t o m e r A d d r e s s 6 > C u s t o m e r A d d r e s s 6 < / C u s t o m e r A d d r e s s 6 > - 
-         < C u s t o m e r A d d r e s s 7 > C u s t o m e r A d d r e s s 7 < / C u s t o m e r A d d r e s s 7 > - 
-         < C u s t o m e r A d d r e s s 8 > C u s t o m e r A d d r e s s 8 < / C u s t o m e r A d d r e s s 8 > - 
-         < C u s t o m e r P o s t a l B a r C o d e > C u s t o m e r P o s t a l B a r C o d e < / C u s t o m e r P o s t a l B a r C o d e > - 
-         < D i s p l a y A d d i t i o n a l F e e N o t e > D i s p l a y A d d i t i o n a l F e e N o t e < / D i s p l a y A d d i t i o n a l F e e N o t e > - 
-         < D o c u m e n t D a t e > D o c u m e n t D a t e < / D o c u m e n t D a t e > - 
-         < D o c u m e n t D a t e _ L b l > D o c u m e n t D a t e _ L b l < / D o c u m e n t D a t e _ L b l > - 
-         < D o c u m e n t N o > D o c u m e n t N o < / D o c u m e n t N o > - 
-         < D o c u m e n t N o _ L b l > D o c u m e n t N o _ L b l < / D o c u m e n t N o _ L b l > - 
-         < D o c u m e n t T i t l e _ L b l > D o c u m e n t T i t l e _ L b l < / D o c u m e n t T i t l e _ L b l > - 
-         < D u e D a t e > D u e D a t e < / D u e D a t e > - 
-         < D u e D a t e _ L b l > D u e D a t e _ L b l < / D u e D a t e _ L b l > - 
-         < E M a i l _ L b l > E M a i l _ L b l < / E M a i l _ L b l > - 
-         < E x c h a n g e R a t e A s T e x t > E x c h a n g e R a t e A s T e x t < / E x c h a n g e R a t e A s T e x t > - 
-         < E x t e r n a l D o c u m e n t N o > E x t e r n a l D o c u m e n t N o < / E x t e r n a l D o c u m e n t N o > - 
-         < E x t e r n a l D o c u m e n t N o _ L b l > E x t e r n a l D o c u m e n t N o _ L b l < / E x t e r n a l D o c u m e n t N o _ L b l > - 
-         < F r o m _ L b l > F r o m _ L b l < / F r o m _ L b l > - 
-         < G l o b a l L o c a t i o n N u m b e r > G l o b a l L o c a t i o n N u m b e r < / G l o b a l L o c a t i o n N u m b e r > - 
-         < G l o b a l L o c a t i o n N u m b e r _ L b l > G l o b a l L o c a t i o n N u m b e r _ L b l < / G l o b a l L o c a t i o n N u m b e r _ L b l > - 
-         < H o m e P a g _ L b l > H o m e P a g _ L b l < / H o m e P a g _ L b l > - 
-         < I n v o i c e D i s c o u n t A m o u n t _ L b l > I n v o i c e D i s c o u n t A m o u n t _ L b l < / I n v o i c e D i s c o u n t A m o u n t _ L b l > - 
-         < I n v o i c e D i s c o u n t B a s e A m o u n t _ L b l > I n v o i c e D i s c o u n t B a s e A m o u n t _ L b l < / I n v o i c e D i s c o u n t B a s e A m o u n t _ L b l > - 
-         < L e g a l E n t i t y T y p e > L e g a l E n t i t y T y p e < / L e g a l E n t i t y T y p e > - 
-         < L e g a l E n t i t y T y p e _ L b l > L e g a l E n t i t y T y p e _ L b l < / L e g a l E n t i t y T y p e _ L b l > - 
-         < L i n e A m o u n t A f t e r I n v o i c e D i s c o u n t _ L b l > L i n e A m o u n t A f t e r I n v o i c e D i s c o u n t _ L b l < / L i n e A m o u n t A f t e r I n v o i c e D i s c o u n t _ L b l > - 
-         < L o c a l C u r r e n c y _ L b l > L o c a l C u r r e n c y _ L b l < / L o c a l C u r r e n c y _ L b l > - 
-         < N _ e x p e d i c i � n > N _ e x p e d i c i � n < / N _ e x p e d i c i � n > - 
-         < O r d e r N o > O r d e r N o < / O r d e r N o > - 
-         < O r d e r N o _ L b l > O r d e r N o _ L b l < / O r d e r N o _ L b l > - 
-         < P a c k a g e T r a c k i n g N o > P a c k a g e T r a c k i n g N o < / P a c k a g e T r a c k i n g N o > - 
-         < P a c k a g e T r a c k i n g N o _ L b l > P a c k a g e T r a c k i n g N o _ L b l < / P a c k a g e T r a c k i n g N o _ L b l > - 
-         < P a g e _ L b l > P a g e _ L b l < / P a g e _ L b l > - 
-         < P a y m e n t I n s t r u c t i o n s _ T x t > P a y m e n t I n s t r u c t i o n s _ T x t < / P a y m e n t I n s t r u c t i o n s _ T x t > - 
-         < P a y m e n t M e t h o d D e s c r i p t i o n > P a y m e n t M e t h o d D e s c r i p t i o n < / P a y m e n t M e t h o d D e s c r i p t i o n > - 
-         < P a y m e n t M e t h o d D e s c r i p t i o n _ L b l > P a y m e n t M e t h o d D e s c r i p t i o n _ L b l < / P a y m e n t M e t h o d D e s c r i p t i o n _ L b l > - 
-         < P a y m e n t R e f e r e n c e > P a y m e n t R e f e r e n c e < / P a y m e n t R e f e r e n c e > - 
-         < P a y m e n t R e f e r e n c e _ L b l > P a y m e n t R e f e r e n c e _ L b l < / P a y m e n t R e f e r e n c e _ L b l > - 
-         < P a y m e n t T e r m s D e s c r i p t i o n > P a y m e n t T e r m s D e s c r i p t i o n < / P a y m e n t T e r m s D e s c r i p t i o n > - 
-         < P a y m e n t T e r m s D e s c r i p t i o n _ L b l > P a y m e n t T e r m s D e s c r i p t i o n _ L b l < / P a y m e n t T e r m s D e s c r i p t i o n _ L b l > - 
-         < P r i c e s I n c l u d i n g V A T > P r i c e s I n c l u d i n g V A T < / P r i c e s I n c l u d i n g V A T > - 
-         < P r i c e s I n c l u d i n g V A T Y e s N o > P r i c e s I n c l u d i n g V A T Y e s N o < / P r i c e s I n c l u d i n g V A T Y e s N o > - 
-         < P r i c e s I n c l u d i n g V A T _ L b l > P r i c e s I n c l u d i n g V A T _ L b l < / P r i c e s I n c l u d i n g V A T _ L b l > - 
-         < Q u e s t i o n s _ L b l > Q u e s t i o n s _ L b l < / Q u e s t i o n s _ L b l > - 
-         < R e m a i n i n g A m o u n t > R e m a i n i n g A m o u n t < / R e m a i n i n g A m o u n t > - 
-         < R e m a i n i n g A m o u n t T e x t > R e m a i n i n g A m o u n t T e x t < / R e m a i n i n g A m o u n t T e x t > - 
-         < S a l e s I n v o i c e L i n e D i s c o u n t _ L b l > S a l e s I n v o i c e L i n e D i s c o u n t _ L b l < / S a l e s I n v o i c e L i n e D i s c o u n t _ L b l > - 
-         < S a l e s P e r s o n B l a n k _ L b l > S a l e s P e r s o n B l a n k _ L b l < / S a l e s P e r s o n B l a n k _ L b l > - 
-         < S a l e s P e r s o n N a m e > S a l e s P e r s o n N a m e < / S a l e s P e r s o n N a m e > - 
-         < S a l e s P e r s o n _ L b l > S a l e s P e r s o n _ L b l < / S a l e s P e r s o n _ L b l > - 
-         < S e l l T o C o n t a c t E m a i l > S e l l T o C o n t a c t E m a i l < / S e l l T o C o n t a c t E m a i l > - 
-         < S e l l T o C o n t a c t E m a i l L b l > S e l l T o C o n t a c t E m a i l L b l < / S e l l T o C o n t a c t E m a i l L b l > - 
-         < S e l l T o C o n t a c t M o b i l e P h o n e N o > S e l l T o C o n t a c t M o b i l e P h o n e N o < / S e l l T o C o n t a c t M o b i l e P h o n e N o > - 
-         < S e l l T o C o n t a c t M o b i l e P h o n e N o L b l > S e l l T o C o n t a c t M o b i l e P h o n e N o L b l < / S e l l T o C o n t a c t M o b i l e P h o n e N o L b l > - 
-         < S e l l T o C o n t a c t P h o n e N o > S e l l T o C o n t a c t P h o n e N o < / S e l l T o C o n t a c t P h o n e N o > - 
-         < S e l l T o C o n t a c t P h o n e N o L b l > S e l l T o C o n t a c t P h o n e N o L b l < / S e l l T o C o n t a c t P h o n e N o L b l > - 
-         < S e l l t o C u s t o m e r N o > S e l l t o C u s t o m e r N o < / S e l l t o C u s t o m e r N o > - 
-         < S e l l t o C u s t o m e r N o _ L b l > S e l l t o C u s t o m e r N o _ L b l < / S e l l t o C u s t o m e r N o _ L b l > - 
-         < S e l l T o F a x N o > S e l l T o F a x N o < / S e l l T o F a x N o > - 
-         < S e l l T o P h o n e N o > S e l l T o P h o n e N o < / S e l l T o P h o n e N o > - 
-         < S h i p m e n t D a t e > S h i p m e n t D a t e < / S h i p m e n t D a t e > - 
-         < S h i p m e n t D a t e _ L b l > S h i p m e n t D a t e _ L b l < / S h i p m e n t D a t e _ L b l > - 
-         < S h i p m e n t M e t h o d D e s c r i p t i o n > S h i p m e n t M e t h o d D e s c r i p t i o n < / S h i p m e n t M e t h o d D e s c r i p t i o n > - 
-         < S h i p m e n t M e t h o d D e s c r i p t i o n _ L b l > S h i p m e n t M e t h o d D e s c r i p t i o n _ L b l < / S h i p m e n t M e t h o d D e s c r i p t i o n _ L b l > - 
-         < S h i p m e n t _ L b l > S h i p m e n t _ L b l < / S h i p m e n t _ L b l > - 
-         < S h i p p i n g A g e n t C o d e > S h i p p i n g A g e n t C o d e < / S h i p p i n g A g e n t C o d e > - 
-         < S h i p p i n g A g e n t C o d e _ L b l > S h i p p i n g A g e n t C o d e _ L b l < / S h i p p i n g A g e n t C o d e _ L b l > - 
-         < S h i p T o A d d r e s s 1 > S h i p T o A d d r e s s 1 < / S h i p T o A d d r e s s 1 > - 
-         < S h i p T o A d d r e s s 2 > S h i p T o A d d r e s s 2 < / S h i p T o A d d r e s s 2 > - 
-         < S h i p T o A d d r e s s 3 > S h i p T o A d d r e s s 3 < / S h i p T o A d d r e s s 3 > - 
-         < S h i p T o A d d r e s s 4 > S h i p T o A d d r e s s 4 < / S h i p T o A d d r e s s 4 > - 
-         < S h i p T o A d d r e s s 5 > S h i p T o A d d r e s s 5 < / S h i p T o A d d r e s s 5 > - 
-         < S h i p T o A d d r e s s 6 > S h i p T o A d d r e s s 6 < / S h i p T o A d d r e s s 6 > - 
-         < S h i p T o A d d r e s s 7 > S h i p T o A d d r e s s 7 < / S h i p T o A d d r e s s 7 > - 
-         < S h i p T o A d d r e s s 8 > S h i p T o A d d r e s s 8 < / S h i p T o A d d r e s s 8 > - 
-         < S h i p T o A d d r e s s _ L b l > S h i p T o A d d r e s s _ L b l < / S h i p T o A d d r e s s _ L b l > - 
-         < S h i p T o P h o n e N o > S h i p T o P h o n e N o < / S h i p T o P h o n e N o > - 
-         < S h o w S h i p p i n g A d d r e s s > S h o w S h i p p i n g A d d r e s s < / S h o w S h i p p i n g A d d r e s s > - 
-         < S h o w W o r k D e s c r i p t i o n > S h o w W o r k D e s c r i p t i o n < / S h o w W o r k D e s c r i p t i o n > - 
-         < S u b t o t a l _ L b l > S u b t o t a l _ L b l < / S u b t o t a l _ L b l > - 
-         < T h a n k s _ L b l > T h a n k s _ L b l < / T h a n k s _ L b l > - 
-         < T o t a l _ L b l > T o t a l _ L b l < / T o t a l _ L b l > - 
-         < V A T A m o u n t S p e c i f i c a t i o n _ L b l > V A T A m o u n t S p e c i f i c a t i o n _ L b l < / V A T A m o u n t S p e c i f i c a t i o n _ L b l > - 
-         < V A T A m o u n t _ L b l > V A T A m o u n t _ L b l < / V A T A m o u n t _ L b l > - 
-         < V A T B a s e _ L b l > V A T B a s e _ L b l < / V A T B a s e _ L b l > - 
-         < V A T C l a u s e s _ L b l > V A T C l a u s e s _ L b l < / V A T C l a u s e s _ L b l > - 
-         < V A T C l a u s e _ L b l > V A T C l a u s e _ L b l < / V A T C l a u s e _ L b l > - 
-         < V A T I d e n t i f i e r _ L b l > V A T I d e n t i f i e r _ L b l < / V A T I d e n t i f i e r _ L b l > - 
-         < V A T P e r c e n t a g e _ L b l > V A T P e r c e n t a g e _ L b l < / V A T P e r c e n t a g e _ L b l > - 
-         < V A T R e g i s t r a t i o n N o > V A T R e g i s t r a t i o n N o < / V A T R e g i s t r a t i o n N o > - 
-         < V A T R e g i s t r a t i o n N o _ L b l > V A T R e g i s t r a t i o n N o _ L b l < / V A T R e g i s t r a t i o n N o _ L b l > - 
-         < Y o u r D o c u m e n t T i t l e _ L b l > Y o u r D o c u m e n t T i t l e _ L b l < / Y o u r D o c u m e n t T i t l e _ L b l > - 
-         < Y o u r R e f e r e n c e > Y o u r R e f e r e n c e < / Y o u r R e f e r e n c e > - 
-         < Y o u r R e f e r e n c e _ L b l > Y o u r R e f e r e n c e _ L b l < / Y o u r R e f e r e n c e _ L b l > - 
-         < L i n e > - 
-             < A m o u n t E x c l u d i n g V A T _ L i n e > A m o u n t E x c l u d i n g V A T _ L i n e < / A m o u n t E x c l u d i n g V A T _ L i n e > - 
-             < A m o u n t E x c l u d i n g V A T _ L i n e _ L b l > A m o u n t E x c l u d i n g V A T _ L i n e _ L b l < / A m o u n t E x c l u d i n g V A T _ L i n e _ L b l > - 
-             < A m o u n t I n c l u d i n g V A T _ L i n e > A m o u n t I n c l u d i n g V A T _ L i n e < / A m o u n t I n c l u d i n g V A T _ L i n e > - 
-             < A m o u n t I n c l u d i n g V A T _ L i n e _ L b l > A m o u n t I n c l u d i n g V A T _ L i n e _ L b l < / A m o u n t I n c l u d i n g V A T _ L i n e _ L b l > - 
-             < D e s c r i p t i o n _ L i n e > D e s c r i p t i o n _ L i n e < / D e s c r i p t i o n _ L i n e > - 
-             < D e s c r i p t i o n _ L i n e _ L b l > D e s c r i p t i o n _ L i n e _ L b l < / D e s c r i p t i o n _ L i n e _ L b l > - 
-             < D t o _ 2 0 0 9 > D t o _ 2 0 0 9 < / D t o _ 2 0 0 9 > - 
-             < E a n > E a n < / E a n > - 
-             < I t e m N o _ L i n e > I t e m N o _ L i n e < / I t e m N o _ L i n e > - 
-             < I t e m N o _ L i n e _ L b l > I t e m N o _ L i n e _ L b l < / I t e m N o _ L i n e _ L b l > - 
-             < I t e m R e f e r e n c e N o _ L i n e > I t e m R e f e r e n c e N o _ L i n e < / I t e m R e f e r e n c e N o _ L i n e > - 
-             < I t e m R e f e r e n c e N o _ L i n e _ L b l > I t e m R e f e r e n c e N o _ L i n e _ L b l < / I t e m R e f e r e n c e N o _ L i n e _ L b l > - 
-             < J o b N o > J o b N o < / J o b N o > - 
-             < J o b N o _ L b l > J o b N o _ L b l < / J o b N o _ L b l > - 
-             < J o b T a s k D e s c r i p t i o n > J o b T a s k D e s c r i p t i o n < / J o b T a s k D e s c r i p t i o n > - 
-             < J o b T a s k D e s c _ L b l > J o b T a s k D e s c _ L b l < / J o b T a s k D e s c _ L b l > - 
-             < J o b T a s k N o > J o b T a s k N o < / J o b T a s k N o > - 
-             < J o b T a s k N o _ L b l > J o b T a s k N o _ L b l < / J o b T a s k N o _ L b l > - 
-             < L i n e A m o u n t _ L i n e > L i n e A m o u n t _ L i n e < / L i n e A m o u n t _ L i n e > - 
-             < L i n e A m o u n t _ L i n e _ L b l > L i n e A m o u n t _ L i n e _ L b l < / L i n e A m o u n t _ L i n e _ L b l > - 
-             < L i n e D i s c o u n t P e r c e n t T e x t _ L i n e > L i n e D i s c o u n t P e r c e n t T e x t _ L i n e < / L i n e D i s c o u n t P e r c e n t T e x t _ L i n e > - 
-             < L i n e D i s c o u n t P e r c e n t _ L i n e > L i n e D i s c o u n t P e r c e n t _ L i n e < / L i n e D i s c o u n t P e r c e n t _ L i n e > - 
-             < L i n e N o _ L i n e > L i n e N o _ L i n e < / L i n e N o _ L i n e > - 
-             < P r e c i o _ b a s e > P r e c i o _ b a s e < / P r e c i o _ b a s e > - 
-             < P r e c i o _ f i n a l > P r e c i o _ f i n a l < / P r e c i o _ f i n a l > - 
-             < P r i c e P e r _ L b l > P r i c e P e r _ L b l < / P r i c e P e r _ L b l > - 
-             < P r i c e _ L b l > P r i c e _ L b l < / P r i c e _ L b l > - 
-             < Q t y _ L b l > Q t y _ L b l < / Q t y _ L b l > - 
-             < Q u a n t i t y _ L i n e > Q u a n t i t y _ L i n e < / Q u a n t i t y _ L i n e > - 
-             < Q u a n t i t y _ L i n e _ L b l > Q u a n t i t y _ L i n e _ L b l < / Q u a n t i t y _ L i n e _ L b l > - 
-             < S h i p m e n t D a t e _ L i n e > S h i p m e n t D a t e _ L i n e < / S h i p m e n t D a t e _ L i n e > - 
-             < S h i p m e n t D a t e _ L i n e _ L b l > S h i p m e n t D a t e _ L i n e _ L b l < / S h i p m e n t D a t e _ L i n e _ L b l > - 
-             < T r a n s H e a d e r A m o u n t > T r a n s H e a d e r A m o u n t < / T r a n s H e a d e r A m o u n t > - 
-             < T y p e _ L i n e > T y p e _ L i n e < / T y p e _ L i n e > - 
-             < U n i t O f M e a s u r e > U n i t O f M e a s u r e < / U n i t O f M e a s u r e > - 
-             < U n i t O f M e a s u r e _ L b l > U n i t O f M e a s u r e _ L b l < / U n i t O f M e a s u r e _ L b l > - 
-             < U n i t P r i c e > U n i t P r i c e < / U n i t P r i c e > - 
-             < U n i t P r i c e _ L b l > U n i t P r i c e _ L b l < / U n i t P r i c e _ L b l > - 
-             < U n i t _ L b l > U n i t _ L b l < / U n i t _ L b l > - 
-             < V A T I d e n t i f i e r _ L i n e > V A T I d e n t i f i e r _ L i n e < / V A T I d e n t i f i e r _ L i n e > - 
-             < V A T I d e n t i f i e r _ L i n e _ L b l > V A T I d e n t i f i e r _ L i n e _ L b l < / V A T I d e n t i f i e r _ L i n e _ L b l > - 
-             < V A T P c t _ L i n e > V A T P c t _ L i n e < / V A T P c t _ L i n e > - 
-             < V A T P c t _ L i n e _ L b l > V A T P c t _ L i n e _ L b l < / V A T P c t _ L i n e _ L b l > - 
-             < S h i p m e n t L i n e > - 
-                 < D o c u m e n t N o _ S h i p m e n t L i n e > D o c u m e n t N o _ S h i p m e n t L i n e < / D o c u m e n t N o _ S h i p m e n t L i n e > - 
-                 < P o s t i n g D a t e _ S h i p m e n t L i n e > P o s t i n g D a t e _ S h i p m e n t L i n e < / P o s t i n g D a t e _ S h i p m e n t L i n e > - 
-                 < P o s t i n g D a t e _ S h i p m e n t L i n e _ L b l > P o s t i n g D a t e _ S h i p m e n t L i n e _ L b l < / P o s t i n g D a t e _ S h i p m e n t L i n e _ L b l > - 
-                 < Q u a n t i t y _ S h i p m e n t L i n e > Q u a n t i t y _ S h i p m e n t L i n e < / Q u a n t i t y _ S h i p m e n t L i n e > - 
-                 < Q u a n t i t y _ S h i p m e n t L i n e _ L b l > Q u a n t i t y _ S h i p m e n t L i n e _ L b l < / Q u a n t i t y _ S h i p m e n t L i n e _ L b l > - 
-             < / S h i p m e n t L i n e > - 
-             < A s s e m b l y L i n e > - 
-                 < D e s c r i p t i o n _ A s s e m b l y L i n e > D e s c r i p t i o n _ A s s e m b l y L i n e < / D e s c r i p t i o n _ A s s e m b l y L i n e > - 
-                 < L i n e N o _ A s s e m b l y L i n e > L i n e N o _ A s s e m b l y L i n e < / L i n e N o _ A s s e m b l y L i n e > - 
-                 < Q u a n t i t y _ A s s e m b l y L i n e > Q u a n t i t y _ A s s e m b l y L i n e < / Q u a n t i t y _ A s s e m b l y L i n e > - 
-                 < U n i t O f M e a s u r e _ A s s e m b l y L i n e > U n i t O f M e a s u r e _ A s s e m b l y L i n e < / U n i t O f M e a s u r e _ A s s e m b l y L i n e > - 
-                 < V a r i a n t C o d e _ A s s e m b l y L i n e > V a r i a n t C o d e _ A s s e m b l y L i n e < / V a r i a n t C o d e _ A s s e m b l y L i n e > - 
-             < / A s s e m b l y L i n e > - 
-         < / L i n e > - 
-         < W o r k D e s c r i p t i o n L i n e s > - 
-             < W o r k D e s c r i p t i o n L i n e > W o r k D e s c r i p t i o n L i n e < / W o r k D e s c r i p t i o n L i n e > - 
-             < W o r k D e s c r i p t i o n L i n e N u m b e r > W o r k D e s c r i p t i o n L i n e N u m b e r < / W o r k D e s c r i p t i o n L i n e N u m b e r > - 
-         < / W o r k D e s c r i p t i o n L i n e s > - 
-         < V A T A m o u n t L i n e > - 
-             < E C A m o u n t L C Y _ V a t A m o u n t L i n e > E C A m o u n t L C Y _ V a t A m o u n t L i n e < / E C A m o u n t L C Y _ V a t A m o u n t L i n e > - 
-             < E C A m o u n t L C Y _ V a t A m o u n t L i n e _ L b l > E C A m o u n t L C Y _ V a t A m o u n t L i n e _ L b l < / E C A m o u n t L C Y _ V a t A m o u n t L i n e _ L b l > - 
-             < E C A m o u n t _ V a t A m o u n t L i n e > E C A m o u n t _ V a t A m o u n t L i n e < / E C A m o u n t _ V a t A m o u n t L i n e > - 
-             < E C A m o u n t _ V a t A m o u n t L i n e _ L b l > E C A m o u n t _ V a t A m o u n t L i n e _ L b l < / E C A m o u n t _ V a t A m o u n t L i n e _ L b l > - 
-             < E C P c t _ V a t A m o u n t L i n e > E C P c t _ V a t A m o u n t L i n e < / E C P c t _ V a t A m o u n t L i n e > - 
-             < E C P c t _ V a t A m o u n t L i n e _ L b l > E C P c t _ V a t A m o u n t L i n e _ L b l < / E C P c t _ V a t A m o u n t L i n e _ L b l > - 
-             < I n v o i c e D i s c o u n t A m o u n t _ V A T A m o u n t L i n e > I n v o i c e D i s c o u n t A m o u n t _ V A T A m o u n t L i n e < / I n v o i c e D i s c o u n t A m o u n t _ V A T A m o u n t L i n e > - 
-             < I n v o i c e D i s c o u n t A m o u n t _ V A T A m o u n t L i n e _ L b l > I n v o i c e D i s c o u n t A m o u n t _ V A T A m o u n t L i n e _ L b l < / I n v o i c e D i s c o u n t A m o u n t _ V A T A m o u n t L i n e _ L b l > - 
-             < I n v o i c e D i s c o u n t B a s e A m o u n t _ V A T A m o u n t L i n e > I n v o i c e D i s c o u n t B a s e A m o u n t _ V A T A m o u n t L i n e < / I n v o i c e D i s c o u n t B a s e A m o u n t _ V A T A m o u n t L i n e > - 
-             < I n v o i c e D i s c o u n t B a s e A m o u n t _ V A T A m o u n t L i n e _ L b l > I n v o i c e D i s c o u n t B a s e A m o u n t _ V A T A m o u n t L i n e _ L b l < / I n v o i c e D i s c o u n t B a s e A m o u n t _ V A T A m o u n t L i n e _ L b l > - 
-             < L i n e A m o u n t _ V a t A m o u n t L i n e > L i n e A m o u n t _ V a t A m o u n t L i n e < / L i n e A m o u n t _ V a t A m o u n t L i n e > - 
-             < L i n e A m o u n t _ V a t A m o u n t L i n e _ L b l > L i n e A m o u n t _ V a t A m o u n t L i n e _ L b l < / L i n e A m o u n t _ V a t A m o u n t L i n e _ L b l > - 
-             < N o O f V A T I d e n t i f i e r s > N o O f V A T I d e n t i f i e r s < / N o O f V A T I d e n t i f i e r s > - 
-             < V A T A m o u n t L C Y _ V A T A m o u n t L i n e > V A T A m o u n t L C Y _ V A T A m o u n t L i n e < / V A T A m o u n t L C Y _ V A T A m o u n t L i n e > - 
-             < V A T A m o u n t L C Y _ V A T A m o u n t L i n e _ L b l > V A T A m o u n t L C Y _ V A T A m o u n t L i n e _ L b l < / V A T A m o u n t L C Y _ V A T A m o u n t L i n e _ L b l > - 
-             < V A T A m o u n t _ V a t A m o u n t L i n e > V A T A m o u n t _ V a t A m o u n t L i n e < / V A T A m o u n t _ V a t A m o u n t L i n e > - 
-             < V A T A m o u n t _ V a t A m o u n t L i n e _ L b l > V A T A m o u n t _ V a t A m o u n t L i n e _ L b l < / V A T A m o u n t _ V a t A m o u n t L i n e _ L b l > - 
-             < V A T B a s e L C Y _ V A T A m o u n t L i n e > V A T B a s e L C Y _ V A T A m o u n t L i n e < / V A T B a s e L C Y _ V A T A m o u n t L i n e > - 
-             < V A T B a s e L C Y _ V A T A m o u n t L i n e _ L b l > V A T B a s e L C Y _ V A T A m o u n t L i n e _ L b l < / V A T B a s e L C Y _ V A T A m o u n t L i n e _ L b l > - 
-             < V A T B a s e _ V a t A m o u n t L i n e > V A T B a s e _ V a t A m o u n t L i n e < / V A T B a s e _ V a t A m o u n t L i n e > - 
-             < V A T B a s e _ V a t A m o u n t L i n e _ L b l > V A T B a s e _ V a t A m o u n t L i n e _ L b l < / V A T B a s e _ V a t A m o u n t L i n e _ L b l > - 
-             < V A T I d e n t i f i e r _ V a t A m o u n t L i n e > V A T I d e n t i f i e r _ V a t A m o u n t L i n e < / V A T I d e n t i f i e r _ V a t A m o u n t L i n e > - 
-             < V A T I d e n t i f i e r _ V a t A m o u n t L i n e _ L b l > V A T I d e n t i f i e r _ V a t A m o u n t L i n e _ L b l < / V A T I d e n t i f i e r _ V a t A m o u n t L i n e _ L b l > - 
-             < V A T P c t _ V a t A m o u n t L i n e > V A T P c t _ V a t A m o u n t L i n e < / V A T P c t _ V a t A m o u n t L i n e > - 
-             < V A T P c t _ V a t A m o u n t L i n e _ L b l > V A T P c t _ V a t A m o u n t L i n e _ L b l < / V A T P c t _ V a t A m o u n t L i n e _ L b l > - 
-         < / V A T A m o u n t L i n e > - 
-         < V A T C l a u s e L i n e > - 
-             < C o d e _ V A T C l a u s e L i n e > C o d e _ V A T C l a u s e L i n e < / C o d e _ V A T C l a u s e L i n e > - 
-             < C o d e _ V A T C l a u s e L i n e _ L b l > C o d e _ V A T C l a u s e L i n e _ L b l < / C o d e _ V A T C l a u s e L i n e _ L b l > - 
-             < D e s c r i p t i o n 2 _ V A T C l a u s e L i n e > D e s c r i p t i o n 2 _ V A T C l a u s e L i n e < / D e s c r i p t i o n 2 _ V A T C l a u s e L i n e > - 
-             < D e s c r i p t i o n _ V A T C l a u s e L i n e > D e s c r i p t i o n _ V A T C l a u s e L i n e < / D e s c r i p t i o n _ V A T C l a u s e L i n e > - 
-             < N o O f V A T C l a u s e s > N o O f V A T C l a u s e s < / N o O f V A T C l a u s e s > - 
-             < V A T A m o u n t _ V A T C l a u s e L i n e > V A T A m o u n t _ V A T C l a u s e L i n e < / V A T A m o u n t _ V A T C l a u s e L i n e > - 
-             < V A T C l a u s e s H e a d e r > V A T C l a u s e s H e a d e r < / V A T C l a u s e s H e a d e r > - 
-             < V A T I d e n t i f i e r _ V A T C l a u s e L i n e > V A T I d e n t i f i e r _ V A T C l a u s e L i n e < / V A T I d e n t i f i e r _ V A T C l a u s e L i n e > - 
-         < / V A T C l a u s e L i n e > - 
-         < R e p o r t T o t a l s L i n e > - 
-             < A m o u n t F o r m a t t e d _ R e p o r t T o t a l s L i n e > A m o u n t F o r m a t t e d _ R e p o r t T o t a l s L i n e < / A m o u n t F o r m a t t e d _ R e p o r t T o t a l s L i n e > - 
-             < A m o u n t _ R e p o r t T o t a l s L i n e > A m o u n t _ R e p o r t T o t a l s L i n e < / A m o u n t _ R e p o r t T o t a l s L i n e > - 
-             < D e s c r i p t i o n _ R e p o r t T o t a l s L i n e > D e s c r i p t i o n _ R e p o r t T o t a l s L i n e < / D e s c r i p t i o n _ R e p o r t T o t a l s L i n e > - 
-             < F o n t B o l d _ R e p o r t T o t a l s L i n e > F o n t B o l d _ R e p o r t T o t a l s L i n e < / F o n t B o l d _ R e p o r t T o t a l s L i n e > - 
-             < F o n t U n d e r l i n e _ R e p o r t T o t a l s L i n e > F o n t U n d e r l i n e _ R e p o r t T o t a l s L i n e < / F o n t U n d e r l i n e _ R e p o r t T o t a l s L i n e > - 
-         < / R e p o r t T o t a l s L i n e > - 
-         < L i n e F e e > - 
-             < L i n e F e e C a p t i o n T e x t > L i n e F e e C a p t i o n T e x t < / L i n e F e e C a p t i o n T e x t > - 
-         < / L i n e F e e > - 
-         < P a y m e n t R e p o r t i n g A r g u m e n t > - 
-             < P a y m e n t S e r v i c e L o g o   / > - 
-             < P a y m e n t S e r v i c e L o g o _ U r l > P a y m e n t S e r v i c e L o g o _ U r l < / P a y m e n t S e r v i c e L o g o _ U r l > - 
-             < P a y m e n t S e r v i c e L o g o _ U r l T e x t > P a y m e n t S e r v i c e L o g o _ U r l T e x t < / P a y m e n t S e r v i c e L o g o _ U r l T e x t > - 
-             < P a y m e n t S e r v i c e T e x t _ U r l > P a y m e n t S e r v i c e T e x t _ U r l < / P a y m e n t S e r v i c e T e x t _ U r l > - 
-             < P a y m e n t S e r v i c e T e x t _ U r l T e x t > P a y m e n t S e r v i c e T e x t _ U r l T e x t < / P a y m e n t S e r v i c e T e x t _ U r l T e x t > - 
-         < / P a y m e n t R e p o r t i n g A r g u m e n t > - 
-         < L e f t H e a d e r > - 
-             < L e f t H e a d e r N a m e > L e f t H e a d e r N a m e < / L e f t H e a d e r N a m e > - 
-             < L e f t H e a d e r V a l u e > L e f t H e a d e r V a l u e < / L e f t H e a d e r V a l u e > - 
-         < / L e f t H e a d e r > - 
-         < R i g h t H e a d e r > - 
-             < R i g h t H e a d e r N a m e > R i g h t H e a d e r N a m e < / R i g h t H e a d e r N a m e > - 
-             < R i g h t H e a d e r V a l u e > R i g h t H e a d e r V a l u e < / R i g h t H e a d e r V a l u e > - 
-         < / R i g h t H e a d e r > - 
-         < L e t t e r T e x t > - 
-             < B o d y T e x t > B o d y T e x t < / B o d y T e x t > - 
-             < C l o s i n g T e x t > C l o s i n g T e x t < / C l o s i n g T e x t > - 
-             < G r e e t i n g T e x t > G r e e t i n g T e x t < / G r e e t i n g T e x t > - 
-             < P m t D i s c T e x t > P m t D i s c T e x t < / P m t D i s c T e x t > - 
-         < / L e t t e r T e x t > - 
-         < T o t a l s > - 
-             < C u r r e n c y C o d e > C u r r e n c y C o d e < / C u r r e n c y C o d e > - 
-             < C u r r e n c y S y m b o l > C u r r e n c y S y m b o l < / C u r r e n c y S y m b o l > - 
-             < T o t a l A m o u n t E x c l I n c l V A T > T o t a l A m o u n t E x c l I n c l V A T < / T o t a l A m o u n t E x c l I n c l V A T > - 
-             < T o t a l A m o u n t E x c l I n c l V A T T e x t > T o t a l A m o u n t E x c l I n c l V A T T e x t < / T o t a l A m o u n t E x c l I n c l V A T T e x t > - 
-             < T o t a l A m o u n t I n c l u d i n g V A T > T o t a l A m o u n t I n c l u d i n g V A T < / T o t a l A m o u n t I n c l u d i n g V A T > - 
-             < T o t a l E C A m o u n t > T o t a l E C A m o u n t < / T o t a l E C A m o u n t > - 
-             < T o t a l E C A m o u n t L C Y > T o t a l E C A m o u n t L C Y < / T o t a l E C A m o u n t L C Y > - 
-             < T o t a l E x c l u d i n g V A T T e x t > T o t a l E x c l u d i n g V A T T e x t < / T o t a l E x c l u d i n g V A T T e x t > - 
-             < T o t a l I n c l u d i n g V A T T e x t > T o t a l I n c l u d i n g V A T T e x t < / T o t a l I n c l u d i n g V A T T e x t > - 
-             < T o t a l I n v o i c e D i s c o u n t A m o u n t > T o t a l I n v o i c e D i s c o u n t A m o u n t < / T o t a l I n v o i c e D i s c o u n t A m o u n t > - 
-             < T o t a l N e t A m o u n t > T o t a l N e t A m o u n t < / T o t a l N e t A m o u n t > - 
-             < T o t a l P a y m e n t D i s c o u n t O n V A T > T o t a l P a y m e n t D i s c o u n t O n V A T < / T o t a l P a y m e n t D i s c o u n t O n V A T > - 
-             < T o t a l S u b T o t a l > T o t a l S u b T o t a l < / T o t a l S u b T o t a l > - 
-             < T o t a l S u b T o t a l M i n u s I n v o i c e D i s c o u n t > T o t a l S u b T o t a l M i n u s I n v o i c e D i s c o u n t < / T o t a l S u b T o t a l M i n u s I n v o i c e D i s c o u n t > - 
-             < T o t a l T e x t > T o t a l T e x t < / T o t a l T e x t > - 
-             < T o t a l V A T A m o u n t > T o t a l V A T A m o u n t < / T o t a l V A T A m o u n t > - 
-             < T o t a l V A T A m o u n t L C Y > T o t a l V A T A m o u n t L C Y < / T o t a l V A T A m o u n t L C Y > - 
-             < T o t a l V A T A m o u n t O n V A T A m t L i n e > T o t a l V A T A m o u n t O n V A T A m t L i n e < / T o t a l V A T A m o u n t O n V A T A m t L i n e > - 
-             < T o t a l V A T A m o u n t T e x t > T o t a l V A T A m o u n t T e x t < / T o t a l V A T A m o u n t T e x t > - 
-             < T o t a l V A T B a s e L C Y > T o t a l V A T B a s e L C Y < / T o t a l V A T B a s e L C Y > - 
-             < T o t a l V A T B a s e O n V A T A m t L i n e > T o t a l V A T B a s e O n V A T A m t L i n e < / T o t a l V A T B a s e O n V A T A m t L i n e > - 
-             < T o t a l V a t M i n u s E C A m o u n t > T o t a l V a t M i n u s E C A m o u n t < / T o t a l V a t M i n u s E C A m o u n t > - 
-         < / T o t a l s > - 
-     < / H e a d e r > - 
- < / N a v W o r d R e p o r t X m l P a r t > 
-</file>
-
 <file path=customXml/itemProps1.xml><?xml version="1.0" encoding="utf-8"?>
-<ds:datastoreItem xmlns:ds="http://schemas.openxmlformats.org/officeDocument/2006/customXml" ds:itemID="{89DB96BF-8133-438A-AAD3-A3C21079AEB1}">
+<ds:datastoreItem xmlns:ds="http://schemas.openxmlformats.org/officeDocument/2006/customXml" ds:itemID="{AF7A6226-6056-400F-ADDA-E1ADA7C08250}">
   <ds:schemaRefs>
-    <ds:schemaRef ds:uri="http://schemas.openxmlformats.org/officeDocument/2006/bibliography"/>
+    <ds:schemaRef ds:uri="urn:microsoft-dynamics-nav/reports/Standard_Sales_Invoice/1306/"/>
   </ds:schemaRefs>
 </ds:datastoreItem>
 </file>
 
 <file path=customXml/itemProps2.xml><?xml version="1.0" encoding="utf-8"?>
-<ds:datastoreItem xmlns:ds="http://schemas.openxmlformats.org/officeDocument/2006/customXml" ds:itemID="{AF7A6226-6056-400F-ADDA-E1ADA7C08250}">
+<ds:datastoreItem xmlns:ds="http://schemas.openxmlformats.org/officeDocument/2006/customXml" ds:itemID="{89DB96BF-8133-438A-AAD3-A3C21079AEB1}">
   <ds:schemaRefs>
-    <ds:schemaRef ds:uri="urn:microsoft-dynamics-nav/reports/Standard_Sales_Invoice/1306/"/>
+    <ds:schemaRef ds:uri="http://schemas.openxmlformats.org/officeDocument/2006/bibliography"/>
   </ds:schemaRefs>
 </ds:datastoreItem>
 </file>

--- a/src/reportextension/Layouts/OK Nueva Factura Venta.docx
+++ b/src/reportextension/Layouts/OK Nueva Factura Venta.docx
@@ -58,7 +58,7 @@
               <w:tcPr>
                 <w:tcW w:w="1043" w:type="dxa"/>
                 <w:tcBorders>
-                  <w:bottom w:val="single" w:sz="12" w:space="0" w:color="auto"/>
+                  <w:bottom w:val="single" w:color="auto" w:sz="12" w:space="0"/>
                 </w:tcBorders>
                 <w:vAlign w:val="bottom"/>
               </w:tcPr>
@@ -104,7 +104,7 @@
                 <w:tcW w:w="3855" w:type="dxa"/>
                 <w:gridSpan w:val="4"/>
                 <w:tcBorders>
-                  <w:bottom w:val="single" w:sz="12" w:space="0" w:color="auto"/>
+                  <w:bottom w:val="single" w:color="auto" w:sz="12" w:space="0"/>
                 </w:tcBorders>
                 <w:vAlign w:val="bottom"/>
               </w:tcPr>
@@ -133,7 +133,7 @@
             <w:tcW w:w="1077" w:type="dxa"/>
             <w:gridSpan w:val="3"/>
             <w:tcBorders>
-              <w:bottom w:val="single" w:sz="12" w:space="0" w:color="auto"/>
+              <w:bottom w:val="single" w:color="auto" w:sz="12" w:space="0"/>
             </w:tcBorders>
           </w:tcPr>
           <w:p>
@@ -176,7 +176,7 @@
               <w:tcPr>
                 <w:tcW w:w="560" w:type="dxa"/>
                 <w:tcBorders>
-                  <w:bottom w:val="single" w:sz="12" w:space="0" w:color="auto"/>
+                  <w:bottom w:val="single" w:color="auto" w:sz="12" w:space="0"/>
                 </w:tcBorders>
                 <w:vAlign w:val="bottom"/>
               </w:tcPr>
@@ -205,7 +205,7 @@
           <w:tcPr>
             <w:tcW w:w="567" w:type="dxa"/>
             <w:tcBorders>
-              <w:bottom w:val="single" w:sz="12" w:space="0" w:color="auto"/>
+              <w:bottom w:val="single" w:color="auto" w:sz="12" w:space="0"/>
             </w:tcBorders>
             <w:vAlign w:val="bottom"/>
           </w:tcPr>
@@ -232,7 +232,7 @@
           <w:tcPr>
             <w:tcW w:w="624" w:type="dxa"/>
             <w:tcBorders>
-              <w:bottom w:val="single" w:sz="12" w:space="0" w:color="auto"/>
+              <w:bottom w:val="single" w:color="auto" w:sz="12" w:space="0"/>
             </w:tcBorders>
             <w:vAlign w:val="bottom"/>
           </w:tcPr>
@@ -258,7 +258,7 @@
           <w:tcPr>
             <w:tcW w:w="567" w:type="dxa"/>
             <w:tcBorders>
-              <w:bottom w:val="single" w:sz="12" w:space="0" w:color="auto"/>
+              <w:bottom w:val="single" w:color="auto" w:sz="12" w:space="0"/>
             </w:tcBorders>
             <w:vAlign w:val="bottom"/>
           </w:tcPr>
@@ -285,7 +285,7 @@
             <w:tcW w:w="833" w:type="dxa"/>
             <w:gridSpan w:val="2"/>
             <w:tcBorders>
-              <w:bottom w:val="single" w:sz="12" w:space="0" w:color="auto"/>
+              <w:bottom w:val="single" w:color="auto" w:sz="12" w:space="0"/>
             </w:tcBorders>
             <w:vAlign w:val="bottom"/>
           </w:tcPr>
@@ -313,7 +313,7 @@
             <w:tcW w:w="1134" w:type="dxa"/>
             <w:gridSpan w:val="2"/>
             <w:tcBorders>
-              <w:bottom w:val="single" w:sz="12" w:space="0" w:color="auto"/>
+              <w:bottom w:val="single" w:color="auto" w:sz="12" w:space="0"/>
             </w:tcBorders>
             <w:tcMar>
               <w:right w:w="0" w:type="dxa"/>
@@ -349,7 +349,7 @@
           <w:tcPr>
             <w:tcW w:w="1043" w:type="dxa"/>
             <w:tcBorders>
-              <w:top w:val="single" w:sz="12" w:space="0" w:color="auto"/>
+              <w:top w:val="single" w:color="auto" w:sz="12" w:space="0"/>
             </w:tcBorders>
           </w:tcPr>
           <w:p>
@@ -368,7 +368,7 @@
             <w:tcW w:w="3855" w:type="dxa"/>
             <w:gridSpan w:val="4"/>
             <w:tcBorders>
-              <w:top w:val="single" w:sz="12" w:space="0" w:color="auto"/>
+              <w:top w:val="single" w:color="auto" w:sz="12" w:space="0"/>
             </w:tcBorders>
           </w:tcPr>
           <w:p>
@@ -387,7 +387,7 @@
             <w:tcW w:w="1077" w:type="dxa"/>
             <w:gridSpan w:val="3"/>
             <w:tcBorders>
-              <w:top w:val="single" w:sz="12" w:space="0" w:color="auto"/>
+              <w:top w:val="single" w:color="auto" w:sz="12" w:space="0"/>
             </w:tcBorders>
           </w:tcPr>
           <w:p>
@@ -406,7 +406,7 @@
           <w:tcPr>
             <w:tcW w:w="560" w:type="dxa"/>
             <w:tcBorders>
-              <w:top w:val="single" w:sz="12" w:space="0" w:color="auto"/>
+              <w:top w:val="single" w:color="auto" w:sz="12" w:space="0"/>
             </w:tcBorders>
           </w:tcPr>
           <w:p>
@@ -425,7 +425,7 @@
           <w:tcPr>
             <w:tcW w:w="567" w:type="dxa"/>
             <w:tcBorders>
-              <w:top w:val="single" w:sz="12" w:space="0" w:color="auto"/>
+              <w:top w:val="single" w:color="auto" w:sz="12" w:space="0"/>
             </w:tcBorders>
           </w:tcPr>
           <w:p>
@@ -444,7 +444,7 @@
           <w:tcPr>
             <w:tcW w:w="624" w:type="dxa"/>
             <w:tcBorders>
-              <w:top w:val="single" w:sz="12" w:space="0" w:color="auto"/>
+              <w:top w:val="single" w:color="auto" w:sz="12" w:space="0"/>
             </w:tcBorders>
           </w:tcPr>
           <w:p>
@@ -463,7 +463,7 @@
           <w:tcPr>
             <w:tcW w:w="567" w:type="dxa"/>
             <w:tcBorders>
-              <w:top w:val="single" w:sz="12" w:space="0" w:color="auto"/>
+              <w:top w:val="single" w:color="auto" w:sz="12" w:space="0"/>
             </w:tcBorders>
           </w:tcPr>
           <w:p>
@@ -483,7 +483,7 @@
             <w:tcW w:w="833" w:type="dxa"/>
             <w:gridSpan w:val="2"/>
             <w:tcBorders>
-              <w:top w:val="single" w:sz="12" w:space="0" w:color="auto"/>
+              <w:top w:val="single" w:color="auto" w:sz="12" w:space="0"/>
             </w:tcBorders>
           </w:tcPr>
           <w:p>
@@ -503,7 +503,7 @@
             <w:tcW w:w="1134" w:type="dxa"/>
             <w:gridSpan w:val="2"/>
             <w:tcBorders>
-              <w:top w:val="single" w:sz="12" w:space="0" w:color="auto"/>
+              <w:top w:val="single" w:color="auto" w:sz="12" w:space="0"/>
             </w:tcBorders>
             <w:tcMar>
               <w:right w:w="0" w:type="dxa"/>
@@ -937,6 +937,8 @@
                       <w:docPart w:val="DefaultPlaceholder_-1854013440"/>
                     </w:placeholder>
                     <w15:dataBinding w:prefixMappings="xmlns:ns0='urn:microsoft-dynamics-nav/reports/Standard_Sales_Invoice/1306/' " w:xpath="/ns0:NavWordReportXmlPart[1]/ns0:Header[1]/ns0:Line[1]/ns0:AmountExcludingVAT_Line[1]" w:storeItemID="{AF7A6226-6056-400F-ADDA-E1ADA7C08250}" w16sdtdh:storeItemChecksum="xMUPtg=="/>
+                    <w:alias w:val="#Nav: /Header/Line/AmountExcludingVAT_Line"/>
+                    <w:tag w:val="#Nav: Standard_Sales_Invoice/1306"/>
                   </w:sdtPr>
                   <w:sdtContent>
                     <w:tc>
@@ -1596,12 +1598,12 @@
         <w:tblStyle w:val="Tablaconcuadrcula"/>
         <w:tblW w:w="10170" w:type="dxa"/>
         <w:tblBorders>
-          <w:top w:val="none" w:sz="0" w:space="0" w:color="auto"/>
-          <w:left w:val="none" w:sz="0" w:space="0" w:color="auto"/>
-          <w:bottom w:val="none" w:sz="0" w:space="0" w:color="auto"/>
-          <w:right w:val="none" w:sz="0" w:space="0" w:color="auto"/>
-          <w:insideH w:val="none" w:sz="0" w:space="0" w:color="auto"/>
-          <w:insideV w:val="none" w:sz="0" w:space="0" w:color="auto"/>
+          <w:top w:val="none" w:color="auto" w:sz="0" w:space="0"/>
+          <w:left w:val="none" w:color="auto" w:sz="0" w:space="0"/>
+          <w:bottom w:val="none" w:color="auto" w:sz="0" w:space="0"/>
+          <w:right w:val="none" w:color="auto" w:sz="0" w:space="0"/>
+          <w:insideH w:val="none" w:color="auto" w:sz="0" w:space="0"/>
+          <w:insideV w:val="none" w:color="auto" w:sz="0" w:space="0"/>
         </w:tblBorders>
         <w:tblLayout w:type="fixed"/>
         <w:tblLook w:val="04A0" w:firstRow="1" w:lastRow="0" w:firstColumn="1" w:lastColumn="0" w:noHBand="0" w:noVBand="1"/>
@@ -1698,7 +1700,7 @@
               <w:tcPr>
                 <w:tcW w:w="1695" w:type="dxa"/>
                 <w:tcBorders>
-                  <w:bottom w:val="single" w:sz="12" w:space="0" w:color="auto"/>
+                  <w:bottom w:val="single" w:color="auto" w:sz="12" w:space="0"/>
                 </w:tcBorders>
               </w:tcPr>
               <w:p>
@@ -1752,7 +1754,7 @@
               <w:tcPr>
                 <w:tcW w:w="1365" w:type="dxa"/>
                 <w:tcBorders>
-                  <w:bottom w:val="single" w:sz="12" w:space="0" w:color="auto"/>
+                  <w:bottom w:val="single" w:color="auto" w:sz="12" w:space="0"/>
                 </w:tcBorders>
               </w:tcPr>
               <w:p>
@@ -1806,7 +1808,7 @@
               <w:tcPr>
                 <w:tcW w:w="1800" w:type="dxa"/>
                 <w:tcBorders>
-                  <w:bottom w:val="single" w:sz="12" w:space="0" w:color="auto"/>
+                  <w:bottom w:val="single" w:color="auto" w:sz="12" w:space="0"/>
                 </w:tcBorders>
               </w:tcPr>
               <w:p>
@@ -1860,7 +1862,7 @@
               <w:tcPr>
                 <w:tcW w:w="1800" w:type="dxa"/>
                 <w:tcBorders>
-                  <w:bottom w:val="single" w:sz="12" w:space="0" w:color="auto"/>
+                  <w:bottom w:val="single" w:color="auto" w:sz="12" w:space="0"/>
                 </w:tcBorders>
               </w:tcPr>
               <w:p>
@@ -1914,7 +1916,7 @@
               <w:tcPr>
                 <w:tcW w:w="1710" w:type="dxa"/>
                 <w:tcBorders>
-                  <w:bottom w:val="single" w:sz="12" w:space="0" w:color="auto"/>
+                  <w:bottom w:val="single" w:color="auto" w:sz="12" w:space="0"/>
                 </w:tcBorders>
               </w:tcPr>
               <w:p>
@@ -1968,7 +1970,7 @@
               <w:tcPr>
                 <w:tcW w:w="1800" w:type="dxa"/>
                 <w:tcBorders>
-                  <w:bottom w:val="single" w:sz="12" w:space="0" w:color="auto"/>
+                  <w:bottom w:val="single" w:color="auto" w:sz="12" w:space="0"/>
                 </w:tcBorders>
               </w:tcPr>
               <w:p>
@@ -2055,7 +2057,7 @@
                       <w:tcPr>
                         <w:tcW w:w="1695" w:type="dxa"/>
                         <w:tcBorders>
-                          <w:top w:val="single" w:sz="12" w:space="0" w:color="auto"/>
+                          <w:top w:val="single" w:color="auto" w:sz="12" w:space="0"/>
                         </w:tcBorders>
                       </w:tcPr>
                       <w:p>
@@ -2101,7 +2103,7 @@
                       <w:tcPr>
                         <w:tcW w:w="1365" w:type="dxa"/>
                         <w:tcBorders>
-                          <w:top w:val="single" w:sz="12" w:space="0" w:color="auto"/>
+                          <w:top w:val="single" w:color="auto" w:sz="12" w:space="0"/>
                         </w:tcBorders>
                       </w:tcPr>
                       <w:p>
@@ -2147,8 +2149,8 @@
                       <w:tcPr>
                         <w:tcW w:w="1800" w:type="dxa"/>
                         <w:tcBorders>
-                          <w:top w:val="single" w:sz="12" w:space="0" w:color="auto"/>
-                          <w:bottom w:val="single" w:sz="12" w:space="0" w:color="auto"/>
+                          <w:top w:val="single" w:color="auto" w:sz="12" w:space="0"/>
+                          <w:bottom w:val="single" w:color="auto" w:sz="12" w:space="0"/>
                         </w:tcBorders>
                       </w:tcPr>
                       <w:p>
@@ -2194,8 +2196,8 @@
                       <w:tcPr>
                         <w:tcW w:w="1800" w:type="dxa"/>
                         <w:tcBorders>
-                          <w:top w:val="single" w:sz="12" w:space="0" w:color="auto"/>
-                          <w:bottom w:val="single" w:sz="12" w:space="0" w:color="auto"/>
+                          <w:top w:val="single" w:color="auto" w:sz="12" w:space="0"/>
+                          <w:bottom w:val="single" w:color="auto" w:sz="12" w:space="0"/>
                         </w:tcBorders>
                       </w:tcPr>
                       <w:p>
@@ -2241,8 +2243,8 @@
                       <w:tcPr>
                         <w:tcW w:w="1710" w:type="dxa"/>
                         <w:tcBorders>
-                          <w:top w:val="single" w:sz="12" w:space="0" w:color="auto"/>
-                          <w:bottom w:val="single" w:sz="12" w:space="0" w:color="auto"/>
+                          <w:top w:val="single" w:color="auto" w:sz="12" w:space="0"/>
+                          <w:bottom w:val="single" w:color="auto" w:sz="12" w:space="0"/>
                         </w:tcBorders>
                       </w:tcPr>
                       <w:p>
@@ -2288,8 +2290,8 @@
                       <w:tcPr>
                         <w:tcW w:w="1800" w:type="dxa"/>
                         <w:tcBorders>
-                          <w:top w:val="single" w:sz="12" w:space="0" w:color="auto"/>
-                          <w:bottom w:val="single" w:sz="12" w:space="0" w:color="auto"/>
+                          <w:top w:val="single" w:color="auto" w:sz="12" w:space="0"/>
+                          <w:bottom w:val="single" w:color="auto" w:sz="12" w:space="0"/>
                         </w:tcBorders>
                       </w:tcPr>
                       <w:p>
@@ -2393,7 +2395,7 @@
               <w:tcPr>
                 <w:tcW w:w="1800" w:type="dxa"/>
                 <w:tcBorders>
-                  <w:top w:val="single" w:sz="12" w:space="0" w:color="auto"/>
+                  <w:top w:val="single" w:color="auto" w:sz="12" w:space="0"/>
                 </w:tcBorders>
               </w:tcPr>
               <w:p>
@@ -2447,7 +2449,7 @@
               <w:tcPr>
                 <w:tcW w:w="1800" w:type="dxa"/>
                 <w:tcBorders>
-                  <w:top w:val="single" w:sz="12" w:space="0" w:color="auto"/>
+                  <w:top w:val="single" w:color="auto" w:sz="12" w:space="0"/>
                 </w:tcBorders>
               </w:tcPr>
               <w:p>
@@ -2481,7 +2483,7 @@
           <w:tcPr>
             <w:tcW w:w="1710" w:type="dxa"/>
             <w:tcBorders>
-              <w:top w:val="single" w:sz="12" w:space="0" w:color="auto"/>
+              <w:top w:val="single" w:color="auto" w:sz="12" w:space="0"/>
             </w:tcBorders>
           </w:tcPr>
           <w:p>
@@ -2522,7 +2524,7 @@
               <w:tcPr>
                 <w:tcW w:w="1800" w:type="dxa"/>
                 <w:tcBorders>
-                  <w:top w:val="single" w:sz="12" w:space="0" w:color="auto"/>
+                  <w:top w:val="single" w:color="auto" w:sz="12" w:space="0"/>
                 </w:tcBorders>
               </w:tcPr>
               <w:p>
@@ -2604,19 +2606,19 @@
 </file>
 
 <file path=word/footer1.xml><?xml version="1.0" encoding="utf-8"?>
-<w:ftr xmlns:wpc="http://schemas.microsoft.com/office/word/2010/wordprocessingCanvas" xmlns:cx="http://schemas.microsoft.com/office/drawing/2014/chartex" xmlns:cx1="http://schemas.microsoft.com/office/drawing/2015/9/8/chartex" xmlns:cx2="http://schemas.microsoft.com/office/drawing/2015/10/21/chartex" xmlns:cx3="http://schemas.microsoft.com/office/drawing/2016/5/9/chartex" xmlns:cx4="http://schemas.microsoft.com/office/drawing/2016/5/10/chartex" xmlns:cx5="http://schemas.microsoft.com/office/drawing/2016/5/11/chartex" xmlns:cx6="http://schemas.microsoft.com/office/drawing/2016/5/12/chartex" xmlns:cx7="http://schemas.microsoft.com/office/drawing/2016/5/13/chartex" xmlns:cx8="http://schemas.microsoft.com/office/drawing/2016/5/14/chartex" xmlns:mc="http://schemas.openxmlformats.org/markup-compatibility/2006" xmlns:aink="http://schemas.microsoft.com/office/drawing/2016/ink" xmlns:am3d="http://schemas.microsoft.com/office/drawing/2017/model3d" xmlns:o="urn:schemas-microsoft-com:office:office" xmlns:oel="http://schemas.microsoft.com/office/2019/extlst" xmlns:r="http://schemas.openxmlformats.org/officeDocument/2006/relationships" xmlns:m="http://schemas.openxmlformats.org/officeDocument/2006/math" xmlns:v="urn:schemas-microsoft-com:vml" xmlns:wp14="http://schemas.microsoft.com/office/word/2010/wordprocessingDrawing" xmlns:wp="http://schemas.openxmlformats.org/drawingml/2006/wordprocessingDrawing" xmlns:w10="urn:schemas-microsoft-com:office:word" xmlns:w="http://schemas.openxmlformats.org/wordprocessingml/2006/main" xmlns:w14="http://schemas.microsoft.com/office/word/2010/wordml" xmlns:w15="http://schemas.microsoft.com/office/word/2012/wordml" xmlns:w16cex="http://schemas.microsoft.com/office/word/2018/wordml/cex" xmlns:w16cid="http://schemas.microsoft.com/office/word/2016/wordml/cid" xmlns:w16="http://schemas.microsoft.com/office/word/2018/wordml" xmlns:w16sdtdh="http://schemas.microsoft.com/office/word/2020/wordml/sdtdatahash" xmlns:w16se="http://schemas.microsoft.com/office/word/2015/wordml/symex" xmlns:wpg="http://schemas.microsoft.com/office/word/2010/wordprocessingGroup" xmlns:wpi="http://schemas.microsoft.com/office/word/2010/wordprocessingInk" xmlns:wne="http://schemas.microsoft.com/office/word/2006/wordml" xmlns:wps="http://schemas.microsoft.com/office/word/2010/wordprocessingShape" mc:Ignorable="w14 w15 w16se w16cid w16 w16cex w16sdtdh wp14">
+<w:ftr xmlns:a="http://schemas.openxmlformats.org/drawingml/2006/main" xmlns:pic="http://schemas.openxmlformats.org/drawingml/2006/picture" xmlns:a14="http://schemas.microsoft.com/office/drawing/2010/main" xmlns:wpc="http://schemas.microsoft.com/office/word/2010/wordprocessingCanvas" xmlns:cx="http://schemas.microsoft.com/office/drawing/2014/chartex" xmlns:cx1="http://schemas.microsoft.com/office/drawing/2015/9/8/chartex" xmlns:cx2="http://schemas.microsoft.com/office/drawing/2015/10/21/chartex" xmlns:cx3="http://schemas.microsoft.com/office/drawing/2016/5/9/chartex" xmlns:cx4="http://schemas.microsoft.com/office/drawing/2016/5/10/chartex" xmlns:cx5="http://schemas.microsoft.com/office/drawing/2016/5/11/chartex" xmlns:cx6="http://schemas.microsoft.com/office/drawing/2016/5/12/chartex" xmlns:cx7="http://schemas.microsoft.com/office/drawing/2016/5/13/chartex" xmlns:cx8="http://schemas.microsoft.com/office/drawing/2016/5/14/chartex" xmlns:mc="http://schemas.openxmlformats.org/markup-compatibility/2006" xmlns:aink="http://schemas.microsoft.com/office/drawing/2016/ink" xmlns:am3d="http://schemas.microsoft.com/office/drawing/2017/model3d" xmlns:o="urn:schemas-microsoft-com:office:office" xmlns:oel="http://schemas.microsoft.com/office/2019/extlst" xmlns:r="http://schemas.openxmlformats.org/officeDocument/2006/relationships" xmlns:m="http://schemas.openxmlformats.org/officeDocument/2006/math" xmlns:v="urn:schemas-microsoft-com:vml" xmlns:wp14="http://schemas.microsoft.com/office/word/2010/wordprocessingDrawing" xmlns:wp="http://schemas.openxmlformats.org/drawingml/2006/wordprocessingDrawing" xmlns:w10="urn:schemas-microsoft-com:office:word" xmlns:w="http://schemas.openxmlformats.org/wordprocessingml/2006/main" xmlns:w14="http://schemas.microsoft.com/office/word/2010/wordml" xmlns:w15="http://schemas.microsoft.com/office/word/2012/wordml" xmlns:w16cex="http://schemas.microsoft.com/office/word/2018/wordml/cex" xmlns:w16cid="http://schemas.microsoft.com/office/word/2016/wordml/cid" xmlns:w16="http://schemas.microsoft.com/office/word/2018/wordml" xmlns:w16sdtdh="http://schemas.microsoft.com/office/word/2020/wordml/sdtdatahash" xmlns:w16se="http://schemas.microsoft.com/office/word/2015/wordml/symex" xmlns:wpg="http://schemas.microsoft.com/office/word/2010/wordprocessingGroup" xmlns:wpi="http://schemas.microsoft.com/office/word/2010/wordprocessingInk" xmlns:wne="http://schemas.microsoft.com/office/word/2006/wordml" xmlns:wps="http://schemas.microsoft.com/office/word/2010/wordprocessingShape" mc:Ignorable="w14 w15 w16se w16cid w16 w16cex w16sdtdh wp14">
   <w:tbl>
     <w:tblPr>
       <w:tblStyle w:val="Tablaconcuadrcula"/>
       <w:tblW w:w="5000" w:type="pct"/>
       <w:tblCellSpacing w:w="11" w:type="dxa"/>
       <w:tblBorders>
-        <w:top w:val="none" w:sz="0" w:space="0" w:color="auto"/>
-        <w:left w:val="none" w:sz="0" w:space="0" w:color="auto"/>
-        <w:bottom w:val="none" w:sz="0" w:space="0" w:color="auto"/>
-        <w:right w:val="none" w:sz="0" w:space="0" w:color="auto"/>
-        <w:insideH w:val="none" w:sz="0" w:space="0" w:color="auto"/>
-        <w:insideV w:val="none" w:sz="0" w:space="0" w:color="auto"/>
+        <w:top w:val="none" w:color="auto" w:sz="0" w:space="0"/>
+        <w:left w:val="none" w:color="auto" w:sz="0" w:space="0"/>
+        <w:bottom w:val="none" w:color="auto" w:sz="0" w:space="0"/>
+        <w:right w:val="none" w:color="auto" w:sz="0" w:space="0"/>
+        <w:insideH w:val="none" w:color="auto" w:sz="0" w:space="0"/>
+        <w:insideV w:val="none" w:color="auto" w:sz="0" w:space="0"/>
       </w:tblBorders>
       <w:tblCellMar>
         <w:left w:w="0" w:type="dxa"/>
@@ -2709,7 +2711,7 @@
 </file>
 
 <file path=word/footer2.xml><?xml version="1.0" encoding="utf-8"?>
-<w:ftr xmlns:wpc="http://schemas.microsoft.com/office/word/2010/wordprocessingCanvas" xmlns:cx="http://schemas.microsoft.com/office/drawing/2014/chartex" xmlns:cx1="http://schemas.microsoft.com/office/drawing/2015/9/8/chartex" xmlns:cx2="http://schemas.microsoft.com/office/drawing/2015/10/21/chartex" xmlns:cx3="http://schemas.microsoft.com/office/drawing/2016/5/9/chartex" xmlns:cx4="http://schemas.microsoft.com/office/drawing/2016/5/10/chartex" xmlns:cx5="http://schemas.microsoft.com/office/drawing/2016/5/11/chartex" xmlns:cx6="http://schemas.microsoft.com/office/drawing/2016/5/12/chartex" xmlns:cx7="http://schemas.microsoft.com/office/drawing/2016/5/13/chartex" xmlns:cx8="http://schemas.microsoft.com/office/drawing/2016/5/14/chartex" xmlns:mc="http://schemas.openxmlformats.org/markup-compatibility/2006" xmlns:aink="http://schemas.microsoft.com/office/drawing/2016/ink" xmlns:am3d="http://schemas.microsoft.com/office/drawing/2017/model3d" xmlns:o="urn:schemas-microsoft-com:office:office" xmlns:oel="http://schemas.microsoft.com/office/2019/extlst" xmlns:r="http://schemas.openxmlformats.org/officeDocument/2006/relationships" xmlns:m="http://schemas.openxmlformats.org/officeDocument/2006/math" xmlns:v="urn:schemas-microsoft-com:vml" xmlns:wp14="http://schemas.microsoft.com/office/word/2010/wordprocessingDrawing" xmlns:wp="http://schemas.openxmlformats.org/drawingml/2006/wordprocessingDrawing" xmlns:w10="urn:schemas-microsoft-com:office:word" xmlns:w="http://schemas.openxmlformats.org/wordprocessingml/2006/main" xmlns:w14="http://schemas.microsoft.com/office/word/2010/wordml" xmlns:w15="http://schemas.microsoft.com/office/word/2012/wordml" xmlns:w16cex="http://schemas.microsoft.com/office/word/2018/wordml/cex" xmlns:w16cid="http://schemas.microsoft.com/office/word/2016/wordml/cid" xmlns:w16="http://schemas.microsoft.com/office/word/2018/wordml" xmlns:w16sdtdh="http://schemas.microsoft.com/office/word/2020/wordml/sdtdatahash" xmlns:w16se="http://schemas.microsoft.com/office/word/2015/wordml/symex" xmlns:wpg="http://schemas.microsoft.com/office/word/2010/wordprocessingGroup" xmlns:wpi="http://schemas.microsoft.com/office/word/2010/wordprocessingInk" xmlns:wne="http://schemas.microsoft.com/office/word/2006/wordml" xmlns:wps="http://schemas.microsoft.com/office/word/2010/wordprocessingShape" mc:Ignorable="w14 w15 w16se w16cid w16 w16cex w16sdtdh wp14">
+<w:ftr xmlns:a="http://schemas.openxmlformats.org/drawingml/2006/main" xmlns:pic="http://schemas.openxmlformats.org/drawingml/2006/picture" xmlns:a14="http://schemas.microsoft.com/office/drawing/2010/main" xmlns:wpc="http://schemas.microsoft.com/office/word/2010/wordprocessingCanvas" xmlns:cx="http://schemas.microsoft.com/office/drawing/2014/chartex" xmlns:cx1="http://schemas.microsoft.com/office/drawing/2015/9/8/chartex" xmlns:cx2="http://schemas.microsoft.com/office/drawing/2015/10/21/chartex" xmlns:cx3="http://schemas.microsoft.com/office/drawing/2016/5/9/chartex" xmlns:cx4="http://schemas.microsoft.com/office/drawing/2016/5/10/chartex" xmlns:cx5="http://schemas.microsoft.com/office/drawing/2016/5/11/chartex" xmlns:cx6="http://schemas.microsoft.com/office/drawing/2016/5/12/chartex" xmlns:cx7="http://schemas.microsoft.com/office/drawing/2016/5/13/chartex" xmlns:cx8="http://schemas.microsoft.com/office/drawing/2016/5/14/chartex" xmlns:mc="http://schemas.openxmlformats.org/markup-compatibility/2006" xmlns:aink="http://schemas.microsoft.com/office/drawing/2016/ink" xmlns:am3d="http://schemas.microsoft.com/office/drawing/2017/model3d" xmlns:o="urn:schemas-microsoft-com:office:office" xmlns:oel="http://schemas.microsoft.com/office/2019/extlst" xmlns:r="http://schemas.openxmlformats.org/officeDocument/2006/relationships" xmlns:m="http://schemas.openxmlformats.org/officeDocument/2006/math" xmlns:v="urn:schemas-microsoft-com:vml" xmlns:wp14="http://schemas.microsoft.com/office/word/2010/wordprocessingDrawing" xmlns:wp="http://schemas.openxmlformats.org/drawingml/2006/wordprocessingDrawing" xmlns:w10="urn:schemas-microsoft-com:office:word" xmlns:w="http://schemas.openxmlformats.org/wordprocessingml/2006/main" xmlns:w14="http://schemas.microsoft.com/office/word/2010/wordml" xmlns:w15="http://schemas.microsoft.com/office/word/2012/wordml" xmlns:w16cex="http://schemas.microsoft.com/office/word/2018/wordml/cex" xmlns:w16cid="http://schemas.microsoft.com/office/word/2016/wordml/cid" xmlns:w16="http://schemas.microsoft.com/office/word/2018/wordml" xmlns:w16sdtdh="http://schemas.microsoft.com/office/word/2020/wordml/sdtdatahash" xmlns:w16se="http://schemas.microsoft.com/office/word/2015/wordml/symex" xmlns:wpg="http://schemas.microsoft.com/office/word/2010/wordprocessingGroup" xmlns:wpi="http://schemas.microsoft.com/office/word/2010/wordprocessingInk" xmlns:wne="http://schemas.microsoft.com/office/word/2006/wordml" xmlns:wps="http://schemas.microsoft.com/office/word/2010/wordprocessingShape" mc:Ignorable="w14 w15 w16se w16cid w16 w16cex w16sdtdh wp14">
   <w:p>
     <w:pPr>
       <w:pStyle w:val="Piedepgina"/>
@@ -2804,14 +2806,14 @@
 </file>
 
 <file path=word/header1.xml><?xml version="1.0" encoding="utf-8"?>
-<w:hdr xmlns:wpc="http://schemas.microsoft.com/office/word/2010/wordprocessingCanvas" xmlns:cx="http://schemas.microsoft.com/office/drawing/2014/chartex" xmlns:cx1="http://schemas.microsoft.com/office/drawing/2015/9/8/chartex" xmlns:cx2="http://schemas.microsoft.com/office/drawing/2015/10/21/chartex" xmlns:cx3="http://schemas.microsoft.com/office/drawing/2016/5/9/chartex" xmlns:cx4="http://schemas.microsoft.com/office/drawing/2016/5/10/chartex" xmlns:cx5="http://schemas.microsoft.com/office/drawing/2016/5/11/chartex" xmlns:cx6="http://schemas.microsoft.com/office/drawing/2016/5/12/chartex" xmlns:cx7="http://schemas.microsoft.com/office/drawing/2016/5/13/chartex" xmlns:cx8="http://schemas.microsoft.com/office/drawing/2016/5/14/chartex" xmlns:mc="http://schemas.openxmlformats.org/markup-compatibility/2006" xmlns:aink="http://schemas.microsoft.com/office/drawing/2016/ink" xmlns:am3d="http://schemas.microsoft.com/office/drawing/2017/model3d" xmlns:o="urn:schemas-microsoft-com:office:office" xmlns:oel="http://schemas.microsoft.com/office/2019/extlst" xmlns:r="http://schemas.openxmlformats.org/officeDocument/2006/relationships" xmlns:m="http://schemas.openxmlformats.org/officeDocument/2006/math" xmlns:v="urn:schemas-microsoft-com:vml" xmlns:wp14="http://schemas.microsoft.com/office/word/2010/wordprocessingDrawing" xmlns:wp="http://schemas.openxmlformats.org/drawingml/2006/wordprocessingDrawing" xmlns:w10="urn:schemas-microsoft-com:office:word" xmlns:w="http://schemas.openxmlformats.org/wordprocessingml/2006/main" xmlns:w14="http://schemas.microsoft.com/office/word/2010/wordml" xmlns:w15="http://schemas.microsoft.com/office/word/2012/wordml" xmlns:w16cex="http://schemas.microsoft.com/office/word/2018/wordml/cex" xmlns:w16cid="http://schemas.microsoft.com/office/word/2016/wordml/cid" xmlns:w16="http://schemas.microsoft.com/office/word/2018/wordml" xmlns:w16sdtdh="http://schemas.microsoft.com/office/word/2020/wordml/sdtdatahash" xmlns:w16se="http://schemas.microsoft.com/office/word/2015/wordml/symex" xmlns:wpg="http://schemas.microsoft.com/office/word/2010/wordprocessingGroup" xmlns:wpi="http://schemas.microsoft.com/office/word/2010/wordprocessingInk" xmlns:wne="http://schemas.microsoft.com/office/word/2006/wordml" xmlns:wps="http://schemas.microsoft.com/office/word/2010/wordprocessingShape" mc:Ignorable="w14 w15 w16se w16cid w16 w16cex w16sdtdh wp14">
+<w:hdr xmlns:a="http://schemas.openxmlformats.org/drawingml/2006/main" xmlns:pic="http://schemas.openxmlformats.org/drawingml/2006/picture" xmlns:a14="http://schemas.microsoft.com/office/drawing/2010/main" xmlns:wpc="http://schemas.microsoft.com/office/word/2010/wordprocessingCanvas" xmlns:cx="http://schemas.microsoft.com/office/drawing/2014/chartex" xmlns:cx1="http://schemas.microsoft.com/office/drawing/2015/9/8/chartex" xmlns:cx2="http://schemas.microsoft.com/office/drawing/2015/10/21/chartex" xmlns:cx3="http://schemas.microsoft.com/office/drawing/2016/5/9/chartex" xmlns:cx4="http://schemas.microsoft.com/office/drawing/2016/5/10/chartex" xmlns:cx5="http://schemas.microsoft.com/office/drawing/2016/5/11/chartex" xmlns:cx6="http://schemas.microsoft.com/office/drawing/2016/5/12/chartex" xmlns:cx7="http://schemas.microsoft.com/office/drawing/2016/5/13/chartex" xmlns:cx8="http://schemas.microsoft.com/office/drawing/2016/5/14/chartex" xmlns:mc="http://schemas.openxmlformats.org/markup-compatibility/2006" xmlns:aink="http://schemas.microsoft.com/office/drawing/2016/ink" xmlns:am3d="http://schemas.microsoft.com/office/drawing/2017/model3d" xmlns:o="urn:schemas-microsoft-com:office:office" xmlns:oel="http://schemas.microsoft.com/office/2019/extlst" xmlns:r="http://schemas.openxmlformats.org/officeDocument/2006/relationships" xmlns:m="http://schemas.openxmlformats.org/officeDocument/2006/math" xmlns:v="urn:schemas-microsoft-com:vml" xmlns:wp14="http://schemas.microsoft.com/office/word/2010/wordprocessingDrawing" xmlns:wp="http://schemas.openxmlformats.org/drawingml/2006/wordprocessingDrawing" xmlns:w10="urn:schemas-microsoft-com:office:word" xmlns:w="http://schemas.openxmlformats.org/wordprocessingml/2006/main" xmlns:w14="http://schemas.microsoft.com/office/word/2010/wordml" xmlns:w15="http://schemas.microsoft.com/office/word/2012/wordml" xmlns:w16cex="http://schemas.microsoft.com/office/word/2018/wordml/cex" xmlns:w16cid="http://schemas.microsoft.com/office/word/2016/wordml/cid" xmlns:w16="http://schemas.microsoft.com/office/word/2018/wordml" xmlns:w16sdtdh="http://schemas.microsoft.com/office/word/2020/wordml/sdtdatahash" xmlns:w16se="http://schemas.microsoft.com/office/word/2015/wordml/symex" xmlns:wpg="http://schemas.microsoft.com/office/word/2010/wordprocessingGroup" xmlns:wpi="http://schemas.microsoft.com/office/word/2010/wordprocessingInk" xmlns:wne="http://schemas.microsoft.com/office/word/2006/wordml" xmlns:wps="http://schemas.microsoft.com/office/word/2010/wordprocessingShape" mc:Ignorable="w14 w15 w16se w16cid w16 w16cex w16sdtdh wp14">
   <w:p>
     <w:r>
       <w:rPr>
         <w:noProof/>
       </w:rPr>
       <w:drawing>
-        <wp:anchor distT="0" distB="0" distL="114300" distR="114300" simplePos="0" relativeHeight="251661312" behindDoc="0" locked="0" layoutInCell="1" allowOverlap="1" wp14:anchorId="70525AA2" wp14:editId="226BFAA1">
+        <wp:anchor distT="0" distB="0" distL="114300" distR="114300" simplePos="0" relativeHeight="251661312" behindDoc="0" locked="0" layoutInCell="1" allowOverlap="1" wp14:editId="226BFAA1" wp14:anchorId="70525AA2">
           <wp:simplePos x="0" y="0"/>
           <wp:positionH relativeFrom="margin">
             <wp:align>right</wp:align>
@@ -2927,12 +2929,12 @@
       <w:tblStyle w:val="Tablaconcuadrcula"/>
       <w:tblW w:w="0" w:type="auto"/>
       <w:tblBorders>
-        <w:top w:val="none" w:sz="0" w:space="0" w:color="auto"/>
-        <w:left w:val="none" w:sz="0" w:space="0" w:color="auto"/>
-        <w:bottom w:val="none" w:sz="0" w:space="0" w:color="auto"/>
-        <w:right w:val="none" w:sz="0" w:space="0" w:color="auto"/>
-        <w:insideH w:val="none" w:sz="0" w:space="0" w:color="auto"/>
-        <w:insideV w:val="none" w:sz="0" w:space="0" w:color="auto"/>
+        <w:top w:val="none" w:color="auto" w:sz="0" w:space="0"/>
+        <w:left w:val="none" w:color="auto" w:sz="0" w:space="0"/>
+        <w:bottom w:val="none" w:color="auto" w:sz="0" w:space="0"/>
+        <w:right w:val="none" w:color="auto" w:sz="0" w:space="0"/>
+        <w:insideH w:val="none" w:color="auto" w:sz="0" w:space="0"/>
+        <w:insideV w:val="none" w:color="auto" w:sz="0" w:space="0"/>
       </w:tblBorders>
       <w:tblLook w:val="04A0" w:firstRow="1" w:lastRow="0" w:firstColumn="1" w:lastColumn="0" w:noHBand="0" w:noVBand="1"/>
     </w:tblPr>
@@ -5877,14 +5879,14 @@
 </file>
 
 <file path=word/header2.xml><?xml version="1.0" encoding="utf-8"?>
-<w:hdr xmlns:wpc="http://schemas.microsoft.com/office/word/2010/wordprocessingCanvas" xmlns:cx="http://schemas.microsoft.com/office/drawing/2014/chartex" xmlns:cx1="http://schemas.microsoft.com/office/drawing/2015/9/8/chartex" xmlns:cx2="http://schemas.microsoft.com/office/drawing/2015/10/21/chartex" xmlns:cx3="http://schemas.microsoft.com/office/drawing/2016/5/9/chartex" xmlns:cx4="http://schemas.microsoft.com/office/drawing/2016/5/10/chartex" xmlns:cx5="http://schemas.microsoft.com/office/drawing/2016/5/11/chartex" xmlns:cx6="http://schemas.microsoft.com/office/drawing/2016/5/12/chartex" xmlns:cx7="http://schemas.microsoft.com/office/drawing/2016/5/13/chartex" xmlns:cx8="http://schemas.microsoft.com/office/drawing/2016/5/14/chartex" xmlns:mc="http://schemas.openxmlformats.org/markup-compatibility/2006" xmlns:aink="http://schemas.microsoft.com/office/drawing/2016/ink" xmlns:am3d="http://schemas.microsoft.com/office/drawing/2017/model3d" xmlns:o="urn:schemas-microsoft-com:office:office" xmlns:oel="http://schemas.microsoft.com/office/2019/extlst" xmlns:r="http://schemas.openxmlformats.org/officeDocument/2006/relationships" xmlns:m="http://schemas.openxmlformats.org/officeDocument/2006/math" xmlns:v="urn:schemas-microsoft-com:vml" xmlns:wp14="http://schemas.microsoft.com/office/word/2010/wordprocessingDrawing" xmlns:wp="http://schemas.openxmlformats.org/drawingml/2006/wordprocessingDrawing" xmlns:w10="urn:schemas-microsoft-com:office:word" xmlns:w="http://schemas.openxmlformats.org/wordprocessingml/2006/main" xmlns:w14="http://schemas.microsoft.com/office/word/2010/wordml" xmlns:w15="http://schemas.microsoft.com/office/word/2012/wordml" xmlns:w16cex="http://schemas.microsoft.com/office/word/2018/wordml/cex" xmlns:w16cid="http://schemas.microsoft.com/office/word/2016/wordml/cid" xmlns:w16="http://schemas.microsoft.com/office/word/2018/wordml" xmlns:w16sdtdh="http://schemas.microsoft.com/office/word/2020/wordml/sdtdatahash" xmlns:w16se="http://schemas.microsoft.com/office/word/2015/wordml/symex" xmlns:wpg="http://schemas.microsoft.com/office/word/2010/wordprocessingGroup" xmlns:wpi="http://schemas.microsoft.com/office/word/2010/wordprocessingInk" xmlns:wne="http://schemas.microsoft.com/office/word/2006/wordml" xmlns:wps="http://schemas.microsoft.com/office/word/2010/wordprocessingShape" mc:Ignorable="w14 w15 w16se w16cid w16 w16cex w16sdtdh wp14">
+<w:hdr xmlns:a="http://schemas.openxmlformats.org/drawingml/2006/main" xmlns:pic="http://schemas.openxmlformats.org/drawingml/2006/picture" xmlns:a14="http://schemas.microsoft.com/office/drawing/2010/main" xmlns:wpc="http://schemas.microsoft.com/office/word/2010/wordprocessingCanvas" xmlns:cx="http://schemas.microsoft.com/office/drawing/2014/chartex" xmlns:cx1="http://schemas.microsoft.com/office/drawing/2015/9/8/chartex" xmlns:cx2="http://schemas.microsoft.com/office/drawing/2015/10/21/chartex" xmlns:cx3="http://schemas.microsoft.com/office/drawing/2016/5/9/chartex" xmlns:cx4="http://schemas.microsoft.com/office/drawing/2016/5/10/chartex" xmlns:cx5="http://schemas.microsoft.com/office/drawing/2016/5/11/chartex" xmlns:cx6="http://schemas.microsoft.com/office/drawing/2016/5/12/chartex" xmlns:cx7="http://schemas.microsoft.com/office/drawing/2016/5/13/chartex" xmlns:cx8="http://schemas.microsoft.com/office/drawing/2016/5/14/chartex" xmlns:mc="http://schemas.openxmlformats.org/markup-compatibility/2006" xmlns:aink="http://schemas.microsoft.com/office/drawing/2016/ink" xmlns:am3d="http://schemas.microsoft.com/office/drawing/2017/model3d" xmlns:o="urn:schemas-microsoft-com:office:office" xmlns:oel="http://schemas.microsoft.com/office/2019/extlst" xmlns:r="http://schemas.openxmlformats.org/officeDocument/2006/relationships" xmlns:m="http://schemas.openxmlformats.org/officeDocument/2006/math" xmlns:v="urn:schemas-microsoft-com:vml" xmlns:wp14="http://schemas.microsoft.com/office/word/2010/wordprocessingDrawing" xmlns:wp="http://schemas.openxmlformats.org/drawingml/2006/wordprocessingDrawing" xmlns:w10="urn:schemas-microsoft-com:office:word" xmlns:w="http://schemas.openxmlformats.org/wordprocessingml/2006/main" xmlns:w14="http://schemas.microsoft.com/office/word/2010/wordml" xmlns:w15="http://schemas.microsoft.com/office/word/2012/wordml" xmlns:w16cex="http://schemas.microsoft.com/office/word/2018/wordml/cex" xmlns:w16cid="http://schemas.microsoft.com/office/word/2016/wordml/cid" xmlns:w16="http://schemas.microsoft.com/office/word/2018/wordml" xmlns:w16sdtdh="http://schemas.microsoft.com/office/word/2020/wordml/sdtdatahash" xmlns:w16se="http://schemas.microsoft.com/office/word/2015/wordml/symex" xmlns:wpg="http://schemas.microsoft.com/office/word/2010/wordprocessingGroup" xmlns:wpi="http://schemas.microsoft.com/office/word/2010/wordprocessingInk" xmlns:wne="http://schemas.microsoft.com/office/word/2006/wordml" xmlns:wps="http://schemas.microsoft.com/office/word/2010/wordprocessingShape" mc:Ignorable="w14 w15 w16se w16cid w16 w16cex w16sdtdh wp14">
   <w:p>
     <w:r>
       <w:rPr>
         <w:noProof/>
       </w:rPr>
       <w:drawing>
-        <wp:anchor distT="0" distB="0" distL="114300" distR="114300" simplePos="0" relativeHeight="251659264" behindDoc="0" locked="0" layoutInCell="1" allowOverlap="1" wp14:anchorId="5E5AA2BF" wp14:editId="7F7E38A3">
+        <wp:anchor distT="0" distB="0" distL="114300" distR="114300" simplePos="0" relativeHeight="251659264" behindDoc="0" locked="0" layoutInCell="1" allowOverlap="1" wp14:editId="7F7E38A3" wp14:anchorId="5E5AA2BF">
           <wp:simplePos x="0" y="0"/>
           <wp:positionH relativeFrom="margin">
             <wp:align>right</wp:align>
@@ -6000,12 +6002,12 @@
       <w:tblStyle w:val="Tablaconcuadrcula"/>
       <w:tblW w:w="0" w:type="auto"/>
       <w:tblBorders>
-        <w:top w:val="none" w:sz="0" w:space="0" w:color="auto"/>
-        <w:left w:val="none" w:sz="0" w:space="0" w:color="auto"/>
-        <w:bottom w:val="none" w:sz="0" w:space="0" w:color="auto"/>
-        <w:right w:val="none" w:sz="0" w:space="0" w:color="auto"/>
-        <w:insideH w:val="none" w:sz="0" w:space="0" w:color="auto"/>
-        <w:insideV w:val="none" w:sz="0" w:space="0" w:color="auto"/>
+        <w:top w:val="none" w:color="auto" w:sz="0" w:space="0"/>
+        <w:left w:val="none" w:color="auto" w:sz="0" w:space="0"/>
+        <w:bottom w:val="none" w:color="auto" w:sz="0" w:space="0"/>
+        <w:right w:val="none" w:color="auto" w:sz="0" w:space="0"/>
+        <w:insideH w:val="none" w:color="auto" w:sz="0" w:space="0"/>
+        <w:insideV w:val="none" w:color="auto" w:sz="0" w:space="0"/>
       </w:tblBorders>
       <w:tblLook w:val="04A0" w:firstRow="1" w:lastRow="0" w:firstColumn="1" w:lastColumn="0" w:noHBand="0" w:noVBand="1"/>
     </w:tblPr>
@@ -13445,7 +13447,9 @@
 </a:theme>
 </file>
 
-<file path=customXml/item1.xml>��< ? x m l   v e r s i o n = " 1 . 0 "   e n c o d i n g = " u t f - 1 6 " ? > < N a v W o r d R e p o r t X m l P a r t   x m l n s = " u r n : m i c r o s o f t - d y n a m i c s - n a v / r e p o r t s / S t a n d a r d _ S a l e s _ I n v o i c e / 1 3 0 6 / " > +<file path=customXml/item1.xml>��< ? x m l   v e r s i o n = " 1 . 0 "   e n c o d i n g = " u t f - 1 6 " ? > + 
+ < N a v W o r d R e p o r t X m l P a r t   x m l n s = " u r n : m i c r o s o f t - d y n a m i c s - n a v / r e p o r t s / S t a n d a r d _ S a l e s _ I n v o i c e / 1 3 0 6 / " >   
      < H e a d e r >   
@@ -13525,7 +13529,7 @@
  
          < C o m p a n y P h o n e N o _ L b l > C o m p a n y P h o n e N o _ L b l < / C o m p a n y P h o n e N o _ L b l >   
-         < C o m p a n y P i c t u r e / > +         < C o m p a n y P i c t u r e   / >   
          < C o m p a n y R e g i s t r a t i o n N u m b e r > C o m p a n y R e g i s t r a t i o n N u m b e r < / C o m p a n y R e g i s t r a t i o n N u m b e r >   
@@ -13965,7 +13969,7 @@
  
          < P a y m e n t R e p o r t i n g A r g u m e n t >   
-             < P a y m e n t S e r v i c e L o g o / > +             < P a y m e n t S e r v i c e L o g o   / >   
              < P a y m e n t S e r v i c e L o g o _ U r l > P a y m e n t S e r v i c e L o g o _ U r l < / P a y m e n t S e r v i c e L o g o _ U r l >   

--- a/src/reportextension/Layouts/OK Nueva Factura Venta.docx
+++ b/src/reportextension/Layouts/OK Nueva Factura Venta.docx
@@ -13451,6 +13451,70 @@
  
  < N a v W o r d R e p o r t X m l P a r t   x m l n s = " u r n : m i c r o s o f t - d y n a m i c s - n a v / r e p o r t s / S t a n d a r d _ S a l e s _ I n v o i c e / 1 3 0 6 / " >   
+     < B C R e p o r t I n f o r m a t i o n > + 
+         < R e p o r t M e t a d a t a > + 
+             < E x t e n s i o n I d > E x t e n s i o n   I D < / E x t e n s i o n I d > + 
+             < E x t e n s i o n N a m e > E x t e n s i o n   N a m e < / E x t e n s i o n N a m e > + 
+             < E x t e n s i o n P u b l i s h e r > E x t e n s i o n   P u b l i s h e r < / E x t e n s i o n P u b l i s h e r > + 
+             < E x t e n s i o n V e r s i o n > E x t e n s i o n   V e r s i o n < / E x t e n s i o n V e r s i o n > + 
+             < R e p o r t I d > R e p o r t   I D < / R e p o r t I d > + 
+             < R e p o r t N a m e > R e p o r t   N a m e < / R e p o r t N a m e > + 
+             < A b o u t T h i s R e p o r t T i t l e > A b o u t   T h i s   R e p o r t   T i t l e < / A b o u t T h i s R e p o r t T i t l e > + 
+             < A b o u t T h i s R e p o r t T e x t > A b o u t   T h i s   R e p o r t   T e x t < / A b o u t T h i s R e p o r t T e x t > + 
+             < R e p o r t H e l p L i n k > R e p o r t   H e l p   L i n k < / R e p o r t H e l p L i n k > + 
+         < / R e p o r t M e t a d a t a > + 
+         < R e p o r t R e q u e s t > + 
+             < T e n a n t E n t r a I d > T e n a n t   E n t r a   I d < / T e n a n t E n t r a I d > + 
+             < E n v i r o n m e n t N a m e > E n v i r o n m e n t   N a m e < / E n v i r o n m e n t N a m e > + 
+             < E n v i r o n m e n t T y p e > E n v i r o n m e n t   T y p e < / E n v i r o n m e n t T y p e > + 
+             < C o m p a n y N a m e > C o m p a n y   N a m e < / C o m p a n y N a m e > + 
+             < C o m p a n y D i s p l a y N a m e > C o m p a n y   D i s p l a y   N a m e < / C o m p a n y D i s p l a y N a m e > + 
+             < C o m p a n y I d > C o m p a n y   I D < / C o m p a n y I d > + 
+             < U s e r N a m e > U s e r   N a m e < / U s e r N a m e > + 
+             < D a t e A n d T i m e > D a t e   a n d   T i m e < / D a t e A n d T i m e > + 
+             < L a n g u a g e > L a n g u a g e < / L a n g u a g e > + 
+             < F o r m a t R e g i o n > F o r m a t   R e g i o n < / F o r m a t R e g i o n > + 
+             < D a t e T i m e V a l u e s > + 
+                 < Y e a r > Y e a r < / Y e a r > + 
+                 < M o n t h N u m b e r > M o n t h   N u m b e r < / M o n t h N u m b e r > + 
+                 < D a y N u m b e r > D a y   N u m b e r < / D a y N u m b e r > + 
+                 < H o u r > H o u r < / H o u r > + 
+                 < M i n u t e > M i n u t e < / M i n u t e > + 
+             < / D a t e T i m e V a l u e s > + 
+         < / R e p o r t R e q u e s t > + 
+     < / B C R e p o r t I n f o r m a t i o n > + 
      < H e a d e r >   
          < B i l l e d T o _ L b l > B i l l e d T o _ L b l < / B i l l e d T o _ L b l > 